--- a/doc/SuperSQLInjectionV2 使用手册.docx
+++ b/doc/SuperSQLInjectionV2 使用手册.docx
@@ -1828,7 +1828,7 @@
           <w:b/>
           <w:i w:val="0"/>
         </w:rPr>
-        <w:t>Hash 读取 / 权限角色 / 读取文件 / 命令执行 / 自定义 SQL</w:t>
+        <w:t>Hash 读取 / 权限角色 / 文件操作 / 命令执行 / 自定义 SQL</w:t>
       </w:r>
       <w:r>
         <w:rPr>
@@ -4443,7 +4443,7 @@
           <w:b w:val="0"/>
           <w:i w:val="0"/>
         </w:rPr>
-        <w:t>6.6 读取文件</w:t>
+        <w:t>6.6 文件操作（读取 / 写入 / 二进制传输）</w:t>
       </w:r>
     </w:p>
     <w:p>
@@ -4452,7 +4452,7 @@
           <w:b w:val="0"/>
           <w:i w:val="0"/>
         </w:rPr>
-        <w:t>按数据库类型自动选择文件读取通道，输入远程路径即可读取内容。操作方式通过下拉框选择通道，结果显示支持从首行展示、复制与导出。</w:t>
+        <w:t>文件操作页集成了读取文件、写文件与二进制上传/下载三类能力，按数据库类型自动选择文件读取通道，输入远程路径即可读取内容。操作方式通过下拉框选择通道，结果显示支持从首行展示、复制与导出。</w:t>
       </w:r>
     </w:p>
     <w:tbl>

--- a/doc/SuperSQLInjectionV2 使用手册.docx
+++ b/doc/SuperSQLInjectionV2 使用手册.docx
@@ -181,6 +181,435 @@
           <w:i w:val="0"/>
         </w:rPr>
         <w:t>第 8 章 防护绕过</w:t>
+      </w:r>
+    </w:p>
+    <w:p>
+      <w:pPr>
+        <w:pStyle w:val="Heading3"/>
+      </w:pPr>
+      <w:r>
+        <w:rPr>
+          <w:b w:val="0"/>
+        </w:rPr>
+        <w:t>8.1 规则库目录（config/rules/，规则与状态分离）</w:t>
+      </w:r>
+    </w:p>
+    <w:p>
+      <w:r>
+        <w:rPr>
+          <w:b w:val="0"/>
+        </w:rPr>
+        <w:t xml:space="preserve">界面状态与基础配置存 </w:t>
+      </w:r>
+      <w:r>
+        <w:rPr>
+          <w:rFonts w:ascii="Consolas" w:hAnsi="Consolas"/>
+          <w:b w:val="0"/>
+          <w:color w:val="C7254E"/>
+          <w:sz w:val="20"/>
+        </w:rPr>
+        <w:t>config/lastconfig.json</w:t>
+      </w:r>
+      <w:r>
+        <w:rPr>
+          <w:b w:val="0"/>
+        </w:rPr>
+        <w:t xml:space="preserve">；五类规则独立存 </w:t>
+      </w:r>
+      <w:r>
+        <w:rPr>
+          <w:rFonts w:ascii="Consolas" w:hAnsi="Consolas"/>
+          <w:b w:val="0"/>
+          <w:color w:val="C7254E"/>
+          <w:sz w:val="20"/>
+        </w:rPr>
+        <w:t>config/rules/</w:t>
+      </w:r>
+      <w:r>
+        <w:rPr>
+          <w:b w:val="0"/>
+        </w:rPr>
+        <w:t>，GUI 与 CLI 启动时自动加载、退出时回写，可用任意编辑器直接维护：</w:t>
+      </w:r>
+    </w:p>
+    <w:p>
+      <w:pPr>
+        <w:pBdr>
+          <w:top w:val="single" w:sz="2" w:space="3" w:color="D8DDE6"/>
+          <w:left w:val="single" w:sz="2" w:space="3" w:color="D8DDE6"/>
+          <w:bottom w:val="single" w:sz="2" w:space="3" w:color="D8DDE6"/>
+          <w:right w:val="single" w:sz="2" w:space="3" w:color="D8DDE6"/>
+        </w:pBdr>
+        <w:shd w:val="clear" w:fill="F5F6F8"/>
+        <w:spacing w:after="0" w:before="0" w:line="276" w:lineRule="auto"/>
+        <w:ind w:left="227"/>
+      </w:pPr>
+      <w:r>
+        <w:rPr>
+          <w:rFonts w:ascii="Consolas" w:hAnsi="Consolas"/>
+          <w:color w:val="333333"/>
+          <w:sz w:val="18"/>
+        </w:rPr>
+        <w:t>config/rules/</w:t>
+      </w:r>
+    </w:p>
+    <w:p>
+      <w:pPr>
+        <w:pBdr>
+          <w:top w:val="single" w:sz="2" w:space="3" w:color="D8DDE6"/>
+          <w:left w:val="single" w:sz="2" w:space="3" w:color="D8DDE6"/>
+          <w:bottom w:val="single" w:sz="2" w:space="3" w:color="D8DDE6"/>
+          <w:right w:val="single" w:sz="2" w:space="3" w:color="D8DDE6"/>
+        </w:pBdr>
+        <w:shd w:val="clear" w:fill="F5F6F8"/>
+        <w:spacing w:after="0" w:before="0" w:line="276" w:lineRule="auto"/>
+        <w:ind w:left="227"/>
+      </w:pPr>
+      <w:r>
+        <w:t xml:space="preserve"> ├─ tampers/            编码工具链（内置/自定义分两个文件持久化）</w:t>
+      </w:r>
+    </w:p>
+    <w:p>
+      <w:pPr>
+        <w:pBdr>
+          <w:top w:val="single" w:sz="2" w:space="3" w:color="D8DDE6"/>
+          <w:left w:val="single" w:sz="2" w:space="3" w:color="D8DDE6"/>
+          <w:bottom w:val="single" w:sz="2" w:space="3" w:color="D8DDE6"/>
+          <w:right w:val="single" w:sz="2" w:space="3" w:color="D8DDE6"/>
+        </w:pBdr>
+        <w:shd w:val="clear" w:fill="F5F6F8"/>
+        <w:spacing w:after="0" w:before="0" w:line="276" w:lineRule="auto"/>
+        <w:ind w:left="227"/>
+      </w:pPr>
+      <w:r>
+        <w:t xml:space="preserve"> │   ├─ builtin.json    内置编码工具链（启停/参数/Order 顺序）</w:t>
+      </w:r>
+    </w:p>
+    <w:p>
+      <w:pPr>
+        <w:pBdr>
+          <w:top w:val="single" w:sz="2" w:space="3" w:color="D8DDE6"/>
+          <w:left w:val="single" w:sz="2" w:space="3" w:color="D8DDE6"/>
+          <w:bottom w:val="single" w:sz="2" w:space="3" w:color="D8DDE6"/>
+          <w:right w:val="single" w:sz="2" w:space="3" w:color="D8DDE6"/>
+        </w:pBdr>
+        <w:shd w:val="clear" w:fill="F5F6F8"/>
+        <w:spacing w:after="0" w:before="0" w:line="276" w:lineRule="auto"/>
+        <w:ind w:left="227"/>
+      </w:pPr>
+      <w:r>
+        <w:t xml:space="preserve"> │   ├─ custom.json     自定义脚本链（脚本文件名/启停/Order 顺序）</w:t>
+      </w:r>
+    </w:p>
+    <w:p>
+      <w:pPr>
+        <w:pBdr>
+          <w:top w:val="single" w:sz="2" w:space="3" w:color="D8DDE6"/>
+          <w:left w:val="single" w:sz="2" w:space="3" w:color="D8DDE6"/>
+          <w:bottom w:val="single" w:sz="2" w:space="3" w:color="D8DDE6"/>
+          <w:right w:val="single" w:sz="2" w:space="3" w:color="D8DDE6"/>
+        </w:pBdr>
+        <w:shd w:val="clear" w:fill="F5F6F8"/>
+        <w:spacing w:after="0" w:before="0" w:line="276" w:lineRule="auto"/>
+        <w:ind w:left="227"/>
+      </w:pPr>
+      <w:r>
+        <w:t xml:space="preserve"> │   └─ 签名脚本.js     一脚本一文件（前置 //@ 元数据头 + JS 代码正文）</w:t>
+      </w:r>
+    </w:p>
+    <w:p>
+      <w:pPr>
+        <w:pBdr>
+          <w:top w:val="single" w:sz="2" w:space="3" w:color="D8DDE6"/>
+          <w:left w:val="single" w:sz="2" w:space="3" w:color="D8DDE6"/>
+          <w:bottom w:val="single" w:sz="2" w:space="3" w:color="D8DDE6"/>
+          <w:right w:val="single" w:sz="2" w:space="3" w:color="D8DDE6"/>
+        </w:pBdr>
+        <w:shd w:val="clear" w:fill="F5F6F8"/>
+        <w:spacing w:after="0" w:before="0" w:line="276" w:lineRule="auto"/>
+        <w:ind w:left="227"/>
+      </w:pPr>
+      <w:r>
+        <w:rPr>
+          <w:rFonts w:ascii="Consolas" w:hAnsi="Consolas"/>
+          <w:color w:val="333333"/>
+          <w:sz w:val="18"/>
+        </w:rPr>
+        <w:t xml:space="preserve"> ├─ token-scripts/      动态值脚本（同构：chain.json + *.js）</w:t>
+      </w:r>
+    </w:p>
+    <w:p>
+      <w:pPr>
+        <w:pBdr>
+          <w:top w:val="single" w:sz="2" w:space="3" w:color="D8DDE6"/>
+          <w:left w:val="single" w:sz="2" w:space="3" w:color="D8DDE6"/>
+          <w:bottom w:val="single" w:sz="2" w:space="3" w:color="D8DDE6"/>
+          <w:right w:val="single" w:sz="2" w:space="3" w:color="D8DDE6"/>
+        </w:pBdr>
+        <w:shd w:val="clear" w:fill="F5F6F8"/>
+        <w:spacing w:after="0" w:before="0" w:line="276" w:lineRule="auto"/>
+        <w:ind w:left="227"/>
+      </w:pPr>
+      <w:r>
+        <w:rPr>
+          <w:rFonts w:ascii="Consolas" w:hAnsi="Consolas"/>
+          <w:color w:val="333333"/>
+          <w:sz w:val="18"/>
+        </w:rPr>
+        <w:t xml:space="preserve"> ├─ dynamic-rules.json  动态规则（DRule / 二次注入）</w:t>
+      </w:r>
+    </w:p>
+    <w:p>
+      <w:pPr>
+        <w:pBdr>
+          <w:top w:val="single" w:sz="2" w:space="3" w:color="D8DDE6"/>
+          <w:left w:val="single" w:sz="2" w:space="3" w:color="D8DDE6"/>
+          <w:bottom w:val="single" w:sz="2" w:space="3" w:color="D8DDE6"/>
+          <w:right w:val="single" w:sz="2" w:space="3" w:color="D8DDE6"/>
+        </w:pBdr>
+        <w:shd w:val="clear" w:fill="F5F6F8"/>
+        <w:spacing w:after="0" w:before="0" w:line="276" w:lineRule="auto"/>
+        <w:ind w:left="227"/>
+      </w:pPr>
+      <w:r>
+        <w:rPr>
+          <w:rFonts w:ascii="Consolas" w:hAnsi="Consolas"/>
+          <w:color w:val="333333"/>
+          <w:sz w:val="18"/>
+        </w:rPr>
+        <w:t xml:space="preserve"> ├─ replace-rules.json  字符替换规则</w:t>
+      </w:r>
+    </w:p>
+    <w:p>
+      <w:pPr>
+        <w:pBdr>
+          <w:top w:val="single" w:sz="2" w:space="3" w:color="D8DDE6"/>
+          <w:left w:val="single" w:sz="2" w:space="3" w:color="D8DDE6"/>
+          <w:bottom w:val="single" w:sz="2" w:space="3" w:color="D8DDE6"/>
+          <w:right w:val="single" w:sz="2" w:space="3" w:color="D8DDE6"/>
+        </w:pBdr>
+        <w:shd w:val="clear" w:fill="F5F6F8"/>
+        <w:spacing w:after="0" w:before="0" w:line="276" w:lineRule="auto"/>
+        <w:ind w:left="227"/>
+      </w:pPr>
+      <w:r>
+        <w:rPr>
+          <w:rFonts w:ascii="Consolas" w:hAnsi="Consolas"/>
+          <w:color w:val="333333"/>
+          <w:sz w:val="18"/>
+        </w:rPr>
+        <w:t xml:space="preserve"> └─ proxies.json        代理池</w:t>
+      </w:r>
+    </w:p>
+    <w:p>
+      <w:pPr>
+        <w:pStyle w:val="ListBullet"/>
+      </w:pPr>
+      <w:r>
+        <w:t>默认数据生成：启动加载时若磁盘无内置规则数据（全新安装、builtin.json 被删或被清空、旧版空链迁移），自动按内置注册表生成全量默认项（39 个，默认停用、固定 Payload 级）并落盘——编码处理页打开即是完整策略清单，按需勾选启用；磁盘已有数据则原样加载（启停/顺序保留）。内置规则不可修改/删除（操作列按钮禁用），不想用某项请关闭其开关。</w:t>
+      </w:r>
+    </w:p>
+    <w:p>
+      <w:pPr>
+        <w:pStyle w:val="ListBullet"/>
+      </w:pPr>
+      <w:r>
+        <w:t>添加自定义 tamper：往 tampers/ 目录丢一个 .js 文件即自动发现入链（无需改 JSON）；内置项启停集中在 builtin.json，自定义链集中在 custom.json，两个文件的 Order 字段共同维护混排执行顺序；删除规则删除对应文件即可。</w:t>
+      </w:r>
+    </w:p>
+    <w:p>
+      <w:pPr>
+        <w:pStyle w:val="ListBullet"/>
+      </w:pPr>
+      <w:r>
+        <w:rPr>
+          <w:b/>
+        </w:rPr>
+        <w:t>脚本元数据头</w:t>
+      </w:r>
+      <w:r>
+        <w:rPr>
+          <w:b w:val="0"/>
+        </w:rPr>
+        <w:t xml:space="preserve">：文件头部用 </w:t>
+      </w:r>
+      <w:r>
+        <w:rPr>
+          <w:rFonts w:ascii="Consolas" w:hAnsi="Consolas"/>
+          <w:b w:val="0"/>
+          <w:color w:val="C7254E"/>
+          <w:sz w:val="20"/>
+        </w:rPr>
+        <w:t>//@key: value</w:t>
+      </w:r>
+      <w:r>
+        <w:rPr>
+          <w:b w:val="0"/>
+        </w:rPr>
+        <w:t xml:space="preserve"> 行声明属性，正文为无转义的 JS 代码：</w:t>
+      </w:r>
+    </w:p>
+    <w:p>
+      <w:pPr>
+        <w:pBdr>
+          <w:top w:val="single" w:sz="2" w:space="3" w:color="D8DDE6"/>
+          <w:left w:val="single" w:sz="2" w:space="3" w:color="D8DDE6"/>
+          <w:bottom w:val="single" w:sz="2" w:space="3" w:color="D8DDE6"/>
+          <w:right w:val="single" w:sz="2" w:space="3" w:color="D8DDE6"/>
+        </w:pBdr>
+        <w:shd w:val="clear" w:fill="F5F6F8"/>
+        <w:spacing w:after="0" w:before="0" w:line="276" w:lineRule="auto"/>
+        <w:ind w:left="227"/>
+      </w:pPr>
+      <w:r>
+        <w:rPr>
+          <w:rFonts w:ascii="Consolas" w:hAnsi="Consolas"/>
+          <w:color w:val="333333"/>
+          <w:sz w:val="18"/>
+        </w:rPr>
+        <w:t>//@name: 签名脚本</w:t>
+      </w:r>
+    </w:p>
+    <w:p>
+      <w:pPr>
+        <w:pBdr>
+          <w:top w:val="single" w:sz="2" w:space="3" w:color="D8DDE6"/>
+          <w:left w:val="single" w:sz="2" w:space="3" w:color="D8DDE6"/>
+          <w:bottom w:val="single" w:sz="2" w:space="3" w:color="D8DDE6"/>
+          <w:right w:val="single" w:sz="2" w:space="3" w:color="D8DDE6"/>
+        </w:pBdr>
+        <w:shd w:val="clear" w:fill="F5F6F8"/>
+        <w:spacing w:after="0" w:before="0" w:line="276" w:lineRule="auto"/>
+        <w:ind w:left="227"/>
+      </w:pPr>
+      <w:r>
+        <w:rPr>
+          <w:rFonts w:ascii="Consolas" w:hAnsi="Consolas"/>
+          <w:color w:val="333333"/>
+          <w:sz w:val="18"/>
+        </w:rPr>
+        <w:t>//@enable: true</w:t>
+      </w:r>
+    </w:p>
+    <w:p>
+      <w:pPr>
+        <w:pBdr>
+          <w:top w:val="single" w:sz="2" w:space="3" w:color="D8DDE6"/>
+          <w:left w:val="single" w:sz="2" w:space="3" w:color="D8DDE6"/>
+          <w:bottom w:val="single" w:sz="2" w:space="3" w:color="D8DDE6"/>
+          <w:right w:val="single" w:sz="2" w:space="3" w:color="D8DDE6"/>
+        </w:pBdr>
+        <w:shd w:val="clear" w:fill="F5F6F8"/>
+        <w:spacing w:after="0" w:before="0" w:line="276" w:lineRule="auto"/>
+        <w:ind w:left="227"/>
+      </w:pPr>
+      <w:r>
+        <w:rPr>
+          <w:rFonts w:ascii="Consolas" w:hAnsi="Consolas"/>
+          <w:color w:val="333333"/>
+          <w:sz w:val="18"/>
+        </w:rPr>
+        <w:t>//@scope: payload</w:t>
+      </w:r>
+    </w:p>
+    <w:p>
+      <w:pPr>
+        <w:pBdr>
+          <w:top w:val="single" w:sz="2" w:space="3" w:color="D8DDE6"/>
+          <w:left w:val="single" w:sz="2" w:space="3" w:color="D8DDE6"/>
+          <w:bottom w:val="single" w:sz="2" w:space="3" w:color="D8DDE6"/>
+          <w:right w:val="single" w:sz="2" w:space="3" w:color="D8DDE6"/>
+        </w:pBdr>
+        <w:shd w:val="clear" w:fill="F5F6F8"/>
+        <w:spacing w:after="0" w:before="0" w:line="276" w:lineRule="auto"/>
+        <w:ind w:left="227"/>
+      </w:pPr>
+      <w:r>
+        <w:rPr>
+          <w:rFonts w:ascii="Consolas" w:hAnsi="Consolas"/>
+          <w:color w:val="333333"/>
+          <w:sz w:val="18"/>
+        </w:rPr>
+        <w:t>function tamper(payload) { return payload + '&amp;sign=1'; }</w:t>
+      </w:r>
+    </w:p>
+    <w:p>
+      <w:pPr>
+        <w:pStyle w:val="ListBullet"/>
+      </w:pPr>
+      <w:r>
+        <w:rPr>
+          <w:b/>
+        </w:rPr>
+        <w:t>动态值脚本</w:t>
+      </w:r>
+      <w:r>
+        <w:rPr>
+          <w:b w:val="0"/>
+        </w:rPr>
+        <w:t xml:space="preserve">：用 </w:t>
+      </w:r>
+      <w:r>
+        <w:rPr>
+          <w:rFonts w:ascii="Consolas" w:hAnsi="Consolas"/>
+          <w:b w:val="0"/>
+          <w:color w:val="C7254E"/>
+          <w:sz w:val="20"/>
+        </w:rPr>
+        <w:t>//@kind</w:t>
+      </w:r>
+      <w:r>
+        <w:rPr>
+          <w:b w:val="0"/>
+        </w:rPr>
+        <w:t xml:space="preserve"> 区分类型（0=请求抓取，1=自主生成）。</w:t>
+      </w:r>
+    </w:p>
+    <w:p>
+      <w:pPr>
+        <w:pStyle w:val="ListBullet"/>
+      </w:pPr>
+      <w:r>
+        <w:rPr>
+          <w:b/>
+        </w:rPr>
+        <w:t>CLI 共用</w:t>
+      </w:r>
+      <w:r>
+        <w:rPr>
+          <w:b w:val="0"/>
+        </w:rPr>
+        <w:t>：命令行默认加载同一目录，</w:t>
+      </w:r>
+      <w:r>
+        <w:rPr>
+          <w:rFonts w:ascii="Consolas" w:hAnsi="Consolas"/>
+          <w:b w:val="0"/>
+          <w:color w:val="C7254E"/>
+          <w:sz w:val="20"/>
+        </w:rPr>
+        <w:t>--rules-dir=DIR</w:t>
+      </w:r>
+      <w:r>
+        <w:rPr>
+          <w:b w:val="0"/>
+        </w:rPr>
+        <w:t xml:space="preserve"> 可指定其他规则库；</w:t>
+      </w:r>
+      <w:r>
+        <w:rPr>
+          <w:rFonts w:ascii="Consolas" w:hAnsi="Consolas"/>
+          <w:b w:val="0"/>
+          <w:color w:val="C7254E"/>
+          <w:sz w:val="20"/>
+        </w:rPr>
+        <w:t>--tamper</w:t>
+      </w:r>
+      <w:r>
+        <w:rPr>
+          <w:b w:val="0"/>
+        </w:rPr>
+        <w:t xml:space="preserve"> 同时识别内置工具名与自定义脚本名。</w:t>
       </w:r>
     </w:p>
     <w:p>
@@ -1648,21 +2077,7 @@
           <w:b w:val="0"/>
           <w:i w:val="0"/>
         </w:rPr>
-        <w:t xml:space="preserve">需部署到具有公网 IP 的 VPS，详见 </w:t>
-      </w:r>
-      <w:r>
-        <w:rPr>
-          <w:b w:val="0"/>
-          <w:i w:val="0"/>
-        </w:rPr>
-        <w:t>第 11 章</w:t>
-      </w:r>
-      <w:r>
-        <w:rPr>
-          <w:b w:val="0"/>
-          <w:i w:val="0"/>
-        </w:rPr>
-        <w:t>。</w:t>
+        <w:t>需部署到具有公网 IP 的 VPS，详见 第 11 章。</w:t>
       </w:r>
     </w:p>
     <w:p>
@@ -2870,27 +3285,35 @@
     <w:p>
       <w:pPr>
         <w:pStyle w:val="ListBullet"/>
-        <w:spacing w:after="40"/>
       </w:pPr>
       <w:r>
         <w:rPr>
+          <w:b/>
+        </w:rPr>
+        <w:t>多参数并行（GUI「多参数并行」开关 / --parallel）：</w:t>
+      </w:r>
+      <w:r>
+        <w:rPr>
           <w:b w:val="0"/>
-          <w:i w:val="0"/>
-        </w:rPr>
-      </w:r>
+        </w:rPr>
+        <w:t>多参数目标（表单/JSON/XML/Cookie 等）按线程数并发检测（上限 10），N 个参数约 N 倍提速；参数间检测上下文（页面模板/相似度基线/库候选）各自独立互不影响，默认关闭（串行逐个检测）。</w:t>
+      </w:r>
+    </w:p>
+    <w:p>
+      <w:pPr>
+        <w:pStyle w:val="ListBullet"/>
+      </w:pPr>
       <w:r>
         <w:rPr>
           <w:b/>
-          <w:i w:val="0"/>
-        </w:rPr>
-        <w:t>网页相似度抗噪</w:t>
+        </w:rPr>
+        <w:t>WAF 拦截反馈：</w:t>
       </w:r>
       <w:r>
         <w:rPr>
           <w:b w:val="0"/>
-          <w:i w:val="0"/>
-        </w:rPr>
-        <w:t>：对每次响应计算与基准页面的相似度，自动识别"软 404"、WAF 拦截页、动态噪声（广告位、时间戳），Bool 盲注判断以相似度为主、关键字为辅，显著降低误报。</w:t>
+        </w:rPr>
+        <w:t>某种检测技术发出的请求全部被拦截（HTTP 401/403/406/429/501）时，日志明确提示“疑似 WAF 防护拦截而非不存在注入”，并引导到防护绕过页配置随机 UA/随机源 IP/代理/延时/tamper 后重测——避免把“被拦”误判为“无注入”。</w:t>
       </w:r>
     </w:p>
     <w:p>
@@ -2909,64 +3332,14 @@
           <w:b/>
           <w:i w:val="0"/>
         </w:rPr>
-        <w:t>报错指纹库</w:t>
+        <w:t>网页相似度抗噪</w:t>
       </w:r>
       <w:r>
         <w:rPr>
           <w:b w:val="0"/>
           <w:i w:val="0"/>
         </w:rPr>
-        <w:t xml:space="preserve">：报错注入识别基于独立维护的指纹库 </w:t>
-      </w:r>
-      <w:r>
-        <w:rPr>
-          <w:rFonts w:ascii="Consolas" w:hAnsi="Consolas"/>
-          <w:color w:val="C7254E"/>
-          <w:sz w:val="20"/>
-        </w:rPr>
-        <w:t>config/injection/errors.xml</w:t>
-      </w:r>
-      <w:r>
-        <w:rPr>
-          <w:b w:val="0"/>
-          <w:i w:val="0"/>
-        </w:rPr>
-        <w:t>，在「检测用例」页的</w:t>
-      </w:r>
-      <w:r>
-        <w:rPr>
-          <w:b/>
-          <w:i w:val="0"/>
-        </w:rPr>
-        <w:t>报错指纹</w:t>
-      </w:r>
-      <w:r>
-        <w:rPr>
-          <w:b w:val="0"/>
-          <w:i w:val="0"/>
-        </w:rPr>
-        <w:t>选项卡中可视化管理（分页浏览 / 新增 / 编辑 / 删除），可按数据库类型归类。</w:t>
-      </w:r>
-    </w:p>
-    <w:p>
-      <w:pPr>
-        <w:pStyle w:val="Heading3"/>
-      </w:pPr>
-      <w:r>
-        <w:rPr>
-          <w:b w:val="0"/>
-          <w:i w:val="0"/>
-        </w:rPr>
-        <w:t>4.4 检测用例管理</w:t>
-      </w:r>
-    </w:p>
-    <w:p>
-      <w:r>
-        <w:rPr>
-          <w:b w:val="0"/>
-          <w:i w:val="0"/>
-        </w:rPr>
-        <w:t>「检测用例」页管理全部检测 payload（按数据库 × 注入类型 × Level/Risk 组织）：</w:t>
+        <w:t>：对每次响应计算与基准页面的相似度，自动识别"软 404"、WAF 拦截页、动态噪声（广告位、时间戳），Bool 盲注判断以相似度为主、关键字为辅，显著降低误报。</w:t>
       </w:r>
     </w:p>
     <w:p>
@@ -2979,7 +3352,70 @@
           <w:b w:val="0"/>
           <w:i w:val="0"/>
         </w:rPr>
-        <w:t>支持查看 / 新增 / 编辑 / 删除用例，修改即时生效；</w:t>
+      </w:r>
+      <w:r>
+        <w:rPr>
+          <w:b/>
+          <w:i w:val="0"/>
+        </w:rPr>
+        <w:t>报错指纹库</w:t>
+      </w:r>
+      <w:r>
+        <w:rPr>
+          <w:b w:val="0"/>
+          <w:i w:val="0"/>
+        </w:rPr>
+        <w:t xml:space="preserve">：报错注入识别基于独立维护的指纹库 </w:t>
+      </w:r>
+      <w:r>
+        <w:rPr>
+          <w:rFonts w:ascii="Consolas" w:hAnsi="Consolas"/>
+          <w:color w:val="C7254E"/>
+          <w:sz w:val="20"/>
+        </w:rPr>
+        <w:t>config/injection/errors.xml</w:t>
+      </w:r>
+      <w:r>
+        <w:rPr>
+          <w:b w:val="0"/>
+          <w:i w:val="0"/>
+        </w:rPr>
+        <w:t>，在「检测用例」页的</w:t>
+      </w:r>
+      <w:r>
+        <w:rPr>
+          <w:b/>
+          <w:i w:val="0"/>
+        </w:rPr>
+        <w:t>报错指纹</w:t>
+      </w:r>
+      <w:r>
+        <w:rPr>
+          <w:b w:val="0"/>
+          <w:i w:val="0"/>
+        </w:rPr>
+        <w:t>选项卡中可视化管理（分页浏览 / 新增 / 编辑 / 删除），可按数据库类型归类。</w:t>
+      </w:r>
+    </w:p>
+    <w:p>
+      <w:pPr>
+        <w:pStyle w:val="Heading3"/>
+      </w:pPr>
+      <w:r>
+        <w:rPr>
+          <w:b w:val="0"/>
+          <w:i w:val="0"/>
+        </w:rPr>
+        <w:t>4.4 检测用例管理</w:t>
+      </w:r>
+    </w:p>
+    <w:p>
+      <w:r>
+        <w:rPr>
+          <w:b w:val="0"/>
+          <w:i w:val="0"/>
+        </w:rPr>
+        <w:t>「检测用例」页管理全部检测 payload（按数据库 × 注入类型 × Level/Risk 组织）：</w:t>
       </w:r>
     </w:p>
     <w:p>
@@ -2992,7 +3428,7 @@
           <w:b w:val="0"/>
           <w:i w:val="0"/>
         </w:rPr>
-        <w:t>报错指纹独立分页管理，与用例分离；</w:t>
+        <w:t>支持查看 / 新增 / 编辑 / 删除用例，修改即时生效；</w:t>
       </w:r>
     </w:p>
     <w:p>
@@ -3005,34 +3441,7 @@
           <w:b w:val="0"/>
           <w:i w:val="0"/>
         </w:rPr>
-        <w:t xml:space="preserve">用例文件位于 </w:t>
-      </w:r>
-      <w:r>
-        <w:rPr>
-          <w:rFonts w:ascii="Consolas" w:hAnsi="Consolas"/>
-          <w:color w:val="C7254E"/>
-          <w:sz w:val="20"/>
-        </w:rPr>
-        <w:t>config/injection/</w:t>
-      </w:r>
-      <w:r>
-        <w:rPr>
-          <w:b w:val="0"/>
-          <w:i w:val="0"/>
-        </w:rPr>
-        <w:t xml:space="preserve"> 目录，可直接备份或迁移。</w:t>
-      </w:r>
-    </w:p>
-    <w:p>
-      <w:pPr>
-        <w:pStyle w:val="Heading3"/>
-      </w:pPr>
-      <w:r>
-        <w:rPr>
-          <w:b w:val="0"/>
-          <w:i w:val="0"/>
-        </w:rPr>
-        <w:t>4.5 检测预览与日志</w:t>
+        <w:t>报错指纹独立分页管理，与用例分离；</w:t>
       </w:r>
     </w:p>
     <w:p>
@@ -3045,20 +3454,34 @@
           <w:b w:val="0"/>
           <w:i w:val="0"/>
         </w:rPr>
-      </w:r>
-      <w:r>
-        <w:rPr>
-          <w:b/>
-          <w:i w:val="0"/>
-        </w:rPr>
-        <w:t>检测概览</w:t>
+        <w:t xml:space="preserve">用例文件位于 </w:t>
+      </w:r>
+      <w:r>
+        <w:rPr>
+          <w:rFonts w:ascii="Consolas" w:hAnsi="Consolas"/>
+          <w:color w:val="C7254E"/>
+          <w:sz w:val="20"/>
+        </w:rPr>
+        <w:t>config/injection/</w:t>
       </w:r>
       <w:r>
         <w:rPr>
           <w:b w:val="0"/>
           <w:i w:val="0"/>
         </w:rPr>
-        <w:t>：实时显示当前测试的注入类型、数据库、已发请求数、命中状态；</w:t>
+        <w:t xml:space="preserve"> 目录，可直接备份或迁移。</w:t>
+      </w:r>
+    </w:p>
+    <w:p>
+      <w:pPr>
+        <w:pStyle w:val="Heading3"/>
+      </w:pPr>
+      <w:r>
+        <w:rPr>
+          <w:b w:val="0"/>
+          <w:i w:val="0"/>
+        </w:rPr>
+        <w:t>4.5 检测预览与日志</w:t>
       </w:r>
     </w:p>
     <w:p>
@@ -3077,14 +3500,14 @@
           <w:b/>
           <w:i w:val="0"/>
         </w:rPr>
-        <w:t>检测日志</w:t>
+        <w:t>检测概览</w:t>
       </w:r>
       <w:r>
         <w:rPr>
           <w:b w:val="0"/>
           <w:i w:val="0"/>
         </w:rPr>
-        <w:t>：完整记录每次请求 / 响应（可在请求日志页回放）；</w:t>
+        <w:t>：实时显示当前测试的注入类型、数据库、已发请求数、命中状态；</w:t>
       </w:r>
     </w:p>
     <w:p>
@@ -3097,6 +3520,32 @@
           <w:b w:val="0"/>
           <w:i w:val="0"/>
         </w:rPr>
+      </w:r>
+      <w:r>
+        <w:rPr>
+          <w:b/>
+          <w:i w:val="0"/>
+        </w:rPr>
+        <w:t>检测日志</w:t>
+      </w:r>
+      <w:r>
+        <w:rPr>
+          <w:b w:val="0"/>
+          <w:i w:val="0"/>
+        </w:rPr>
+        <w:t>：完整记录每次请求 / 响应（可在请求日志页回放）；</w:t>
+      </w:r>
+    </w:p>
+    <w:p>
+      <w:pPr>
+        <w:pStyle w:val="ListBullet"/>
+        <w:spacing w:after="40"/>
+      </w:pPr>
+      <w:r>
+        <w:rPr>
+          <w:b w:val="0"/>
+          <w:i w:val="0"/>
+        </w:rPr>
         <w:t>检测到时间盲注时，记录中同时保存</w:t>
       </w:r>
       <w:r>
@@ -3825,21 +4274,7 @@
           <w:b/>
           <w:i w:val="0"/>
         </w:rPr>
-        <w:t>右键菜单"插入动态值"</w:t>
-      </w:r>
-      <w:r>
-        <w:rPr>
-          <w:b/>
-          <w:i w:val="0"/>
-        </w:rPr>
-        <w:t>列出全部动态值规则（无选中态，数据管理工具栏"动态值"按钮同源），</w:t>
-      </w:r>
-      <w:r>
-        <w:rPr>
-          <w:b/>
-          <w:i w:val="0"/>
-        </w:rPr>
-        <w:t xml:space="preserve">点击规则即启用它并在报文中插入 </w:t>
+        <w:t xml:space="preserve">右键菜单"插入动态值"列出全部动态值规则（无选中态，数据管理工具栏"动态值"按钮同源），点击规则即启用它并在报文中插入 </w:t>
       </w:r>
       <w:r>
         <w:rPr>
@@ -3891,28 +4326,14 @@
           <w:b w:val="0"/>
           <w:i w:val="0"/>
         </w:rPr>
-        <w:t>；规则的启停统一在 防护绕过-动态规则 页管理（动态值可多条同时启用）。右键菜单</w:t>
-      </w:r>
-      <w:r>
-        <w:rPr>
-          <w:b w:val="0"/>
-          <w:i w:val="0"/>
-        </w:rPr>
-        <w:t>"二次注入（单选）"</w:t>
+        <w:t>；规则的启停统一在 防护绕过-动态规则 页管理（动态值可多条同时启用）。右键菜单"二次注入（单选）"</w:t>
       </w:r>
       <w:r>
         <w:rPr>
           <w:b/>
           <w:i w:val="0"/>
         </w:rPr>
-        <w:t>以单选按钮列出全部二次注入规则，</w:t>
-      </w:r>
-      <w:r>
-        <w:rPr>
-          <w:b/>
-          <w:i w:val="0"/>
-        </w:rPr>
-        <w:t>选中一条启用并自动关闭其余</w:t>
+        <w:t>以单选按钮列出全部二次注入规则，选中一条启用并自动关闭其余</w:t>
       </w:r>
       <w:r>
         <w:rPr>
@@ -3934,21 +4355,7 @@
           <w:b w:val="0"/>
           <w:i w:val="0"/>
         </w:rPr>
-        <w:t xml:space="preserve"> 关联</w:t>
-      </w:r>
-      <w:r>
-        <w:rPr>
-          <w:b w:val="0"/>
-          <w:i w:val="0"/>
-        </w:rPr>
-        <w:t>第一条启用的动态值规则</w:t>
-      </w:r>
-      <w:r>
-        <w:rPr>
-          <w:b w:val="0"/>
-          <w:i w:val="0"/>
-        </w:rPr>
-        <w:t xml:space="preserve">，多条动态值规则并存时通过标记名精确指定由哪条规则取值；二次注入同理可写 </w:t>
+        <w:t xml:space="preserve"> 关联第一条启用的动态值规则，多条动态值规则并存时通过标记名精确指定由哪条规则取值；二次注入同理可写 </w:t>
       </w:r>
       <w:r>
         <w:rPr>
@@ -4040,42 +4447,14 @@
           <w:b/>
           <w:i w:val="0"/>
         </w:rPr>
-        <w:t>URL + 请求方式（GET/POST）</w:t>
-      </w:r>
-      <w:r>
-        <w:rPr>
-          <w:b/>
-          <w:i w:val="0"/>
-        </w:rPr>
-        <w:t>抓取、</w:t>
-      </w:r>
-      <w:r>
-        <w:rPr>
-          <w:b/>
-          <w:i w:val="0"/>
-        </w:rPr>
-        <w:t>脚本生成</w:t>
+        <w:t>URL + 请求方式（GET/POST）抓取、脚本生成</w:t>
       </w:r>
       <w:r>
         <w:rPr>
           <w:b w:val="0"/>
           <w:i w:val="0"/>
         </w:rPr>
-        <w:t>（不发抓取请求，脚本输入为主请求报文，输出动态值，可对报文做签名，适用于 API 接口）；从响应中提取时支持</w:t>
-      </w:r>
-      <w:r>
-        <w:rPr>
-          <w:b w:val="0"/>
-          <w:i w:val="0"/>
-        </w:rPr>
-        <w:t>字符串截取</w:t>
-      </w:r>
-      <w:r>
-        <w:rPr>
-          <w:b w:val="0"/>
-          <w:i w:val="0"/>
-        </w:rPr>
-        <w:t>（开始 / 结束字符）或</w:t>
+        <w:t>（不发抓取请求，脚本输入为主请求报文，输出动态值，可对报文做签名，适用于 API 接口）；从响应中提取时支持字符串截取（开始 / 结束字符）或</w:t>
       </w:r>
       <w:r>
         <w:rPr>
@@ -13387,6 +13766,46 @@
           </w:p>
         </w:tc>
       </w:tr>
+      <w:tr>
+        <w:tc>
+          <w:tcPr>
+            <w:tcW w:type="dxa" w:w="2526"/>
+            <w:shd w:val="clear" w:fill="F0F4FA"/>
+          </w:tcPr>
+          <w:p>
+            <w:pPr>
+              <w:spacing w:after="0" w:line="276" w:lineRule="auto"/>
+            </w:pPr>
+            <w:r>
+              <w:rPr>
+                <w:rFonts w:ascii="Consolas" w:hAnsi="Consolas"/>
+                <w:color w:val="C7254E"/>
+                <w:sz w:val="18"/>
+              </w:rPr>
+              <w:t>--parallel</w:t>
+            </w:r>
+          </w:p>
+        </w:tc>
+        <w:tc>
+          <w:tcPr>
+            <w:tcW w:type="dxa" w:w="7218"/>
+            <w:shd w:val="clear" w:fill="F0F4FA"/>
+          </w:tcPr>
+          <w:p>
+            <w:pPr>
+              <w:spacing w:after="0" w:line="276" w:lineRule="auto"/>
+            </w:pPr>
+            <w:r>
+              <w:rPr>
+                <w:b w:val="0"/>
+                <w:i w:val="0"/>
+                <w:sz w:val="18"/>
+              </w:rPr>
+              <w:t>多参数并行检测（并发度取 --threads，上限 10）</w:t>
+            </w:r>
+          </w:p>
+        </w:tc>
+      </w:tr>
     </w:tbl>
     <w:p>
       <w:pPr>
@@ -13791,7 +14210,7 @@
                 <w:i w:val="0"/>
                 <w:sz w:val="18"/>
               </w:rPr>
-              <w:t>启用 tamper 脚本（内置编码工具链，逗号分隔链式组合）</w:t>
+              <w:t>编码处理链（内置名/key 或 rules 目录自定义脚本名，逗号分隔链式组合）</w:t>
             </w:r>
           </w:p>
         </w:tc>
@@ -13830,6 +14249,44 @@
                 <w:sz w:val="18"/>
               </w:rPr>
               <w:t>跟随 302 跳转</w:t>
+            </w:r>
+          </w:p>
+        </w:tc>
+      </w:tr>
+      <w:tr>
+        <w:tc>
+          <w:tcPr>
+            <w:tcW w:type="dxa" w:w="2706"/>
+          </w:tcPr>
+          <w:p>
+            <w:pPr>
+              <w:spacing w:after="0" w:line="276" w:lineRule="auto"/>
+            </w:pPr>
+            <w:r>
+              <w:rPr>
+                <w:rFonts w:ascii="Consolas" w:hAnsi="Consolas"/>
+                <w:color w:val="C7254E"/>
+                <w:sz w:val="18"/>
+              </w:rPr>
+              <w:t>--rules-dir=DIR</w:t>
+            </w:r>
+          </w:p>
+        </w:tc>
+        <w:tc>
+          <w:tcPr>
+            <w:tcW w:type="dxa" w:w="7038"/>
+          </w:tcPr>
+          <w:p>
+            <w:pPr>
+              <w:spacing w:after="0" w:line="276" w:lineRule="auto"/>
+            </w:pPr>
+            <w:r>
+              <w:rPr>
+                <w:b w:val="0"/>
+                <w:i w:val="0"/>
+                <w:sz w:val="18"/>
+              </w:rPr>
+              <w:t>规则库目录（默认 config/rules/，与 GUI 共用：自定义 tamper/动态规则/字符替换/代理池）</w:t>
             </w:r>
           </w:p>
         </w:tc>
@@ -17302,6 +17759,1026 @@
         <w:t xml:space="preserve"> 是否齐全。</w:t>
       </w:r>
     </w:p>
+    <w:p>
+      <w:pPr>
+        <w:pStyle w:val="Heading2"/>
+      </w:pPr>
+      <w:r>
+        <w:rPr>
+          <w:b w:val="0"/>
+        </w:rPr>
+        <w:t>附录：注入标记契约（自动记录与手工标记一套机制）</w:t>
+      </w:r>
+    </w:p>
+    <w:p>
+      <w:r>
+        <w:rPr>
+          <w:b w:val="0"/>
+        </w:rPr>
+        <w:t>检测引擎产出的注入记录，其重烘焙后的请求报文本身就是一份合法的手工标记报文——自动记录与手工标记走的是同一条取数管线。理解这套契约后，既可以完全脱离自动检测、手工标记注入点直接取数，也可以把自动记录当作模板继续手工修改。</w:t>
+      </w:r>
+    </w:p>
+    <w:p>
+      <w:pPr>
+        <w:pStyle w:val="Heading3"/>
+      </w:pPr>
+      <w:r>
+        <w:rPr>
+          <w:b w:val="0"/>
+        </w:rPr>
+        <w:t>A.1 统一标记形态</w:t>
+      </w:r>
+    </w:p>
+    <w:p>
+      <w:r>
+        <w:rPr>
+          <w:b w:val="0"/>
+        </w:rPr>
+        <w:t>标记后的请求参数形如（</w:t>
+      </w:r>
+      <w:r>
+        <w:rPr>
+          <w:rFonts w:ascii="Consolas" w:hAnsi="Consolas"/>
+          <w:b w:val="0"/>
+          <w:color w:val="C7254E"/>
+          <w:sz w:val="20"/>
+        </w:rPr>
+        <w:t>$sql$</w:t>
+      </w:r>
+      <w:r>
+        <w:rPr>
+          <w:b w:val="0"/>
+        </w:rPr>
+        <w:t xml:space="preserve"> 为取数 SQL 槽位）：</w:t>
+      </w:r>
+    </w:p>
+    <w:p>
+      <w:r>
+        <w:rPr>
+          <w:b w:val="0"/>
+        </w:rPr>
+        <w:t>· MySQL 数字型：</w:t>
+      </w:r>
+      <w:r>
+        <w:rPr>
+          <w:rFonts w:ascii="Consolas" w:hAnsi="Consolas"/>
+          <w:b w:val="0"/>
+          <w:color w:val="C7254E"/>
+          <w:sz w:val="20"/>
+        </w:rPr>
+        <w:t>id=1&lt;Encode&gt; and $sql$#&lt;/Encode&gt;</w:t>
+      </w:r>
+    </w:p>
+    <w:p>
+      <w:r>
+        <w:rPr>
+          <w:b w:val="0"/>
+        </w:rPr>
+        <w:t>· SQLServer 单引号型：</w:t>
+      </w:r>
+      <w:r>
+        <w:rPr>
+          <w:rFonts w:ascii="Consolas" w:hAnsi="Consolas"/>
+          <w:b w:val="0"/>
+          <w:color w:val="C7254E"/>
+          <w:sz w:val="20"/>
+        </w:rPr>
+        <w:t>name=admin&lt;Encode&gt;' and $sql$-- &lt;/Encode&gt;</w:t>
+      </w:r>
+    </w:p>
+    <w:p>
+      <w:r>
+        <w:rPr>
+          <w:b/>
+        </w:rPr>
+        <w:t>规律：</w:t>
+      </w:r>
+      <w:r>
+        <w:rPr>
+          <w:b w:val="0"/>
+        </w:rPr>
+        <w:t xml:space="preserve">基底值（原参数值）留在 </w:t>
+      </w:r>
+      <w:r>
+        <w:rPr>
+          <w:rFonts w:ascii="Consolas" w:hAnsi="Consolas"/>
+          <w:b w:val="0"/>
+          <w:color w:val="C7254E"/>
+          <w:sz w:val="20"/>
+        </w:rPr>
+        <w:t>&lt;Encode&gt;</w:t>
+      </w:r>
+      <w:r>
+        <w:rPr>
+          <w:b w:val="0"/>
+        </w:rPr>
+        <w:t xml:space="preserve"> 块之外；boundary 前后缀、and 胶水、数据库注释放在块内。取数时仅块内内容参与编码拼接。</w:t>
+      </w:r>
+    </w:p>
+    <w:p>
+      <w:pPr>
+        <w:pStyle w:val="Heading3"/>
+      </w:pPr>
+      <w:r>
+        <w:rPr>
+          <w:b w:val="0"/>
+        </w:rPr>
+        <w:t>A.2 取数硬校验（EnsureDataOpReady）</w:t>
+      </w:r>
+    </w:p>
+    <w:p>
+      <w:pPr>
+        <w:pStyle w:val="ListBullet"/>
+      </w:pPr>
+      <w:r>
+        <w:rPr>
+          <w:b w:val="0"/>
+        </w:rPr>
+        <w:t xml:space="preserve">① </w:t>
+      </w:r>
+      <w:r>
+        <w:rPr>
+          <w:rFonts w:ascii="Consolas" w:hAnsi="Consolas"/>
+          <w:b w:val="0"/>
+          <w:color w:val="C7254E"/>
+          <w:sz w:val="20"/>
+        </w:rPr>
+        <w:t>$sql$</w:t>
+      </w:r>
+      <w:r>
+        <w:rPr>
+          <w:b w:val="0"/>
+        </w:rPr>
+        <w:t xml:space="preserve"> 全报文必须唯一；</w:t>
+      </w:r>
+    </w:p>
+    <w:p>
+      <w:pPr>
+        <w:pStyle w:val="ListBullet"/>
+      </w:pPr>
+      <w:r>
+        <w:rPr>
+          <w:b w:val="0"/>
+        </w:rPr>
+        <w:t xml:space="preserve">② </w:t>
+      </w:r>
+      <w:r>
+        <w:rPr>
+          <w:rFonts w:ascii="Consolas" w:hAnsi="Consolas"/>
+          <w:b w:val="0"/>
+          <w:color w:val="C7254E"/>
+          <w:sz w:val="20"/>
+        </w:rPr>
+        <w:t>$sql$</w:t>
+      </w:r>
+      <w:r>
+        <w:rPr>
+          <w:b w:val="0"/>
+        </w:rPr>
+        <w:t xml:space="preserve"> 必须落在某个 &lt;Encode&gt; 块内，裸标记会被拦截并弹窗提示；</w:t>
+      </w:r>
+    </w:p>
+    <w:p>
+      <w:pPr>
+        <w:pStyle w:val="ListBullet"/>
+      </w:pPr>
+      <w:r>
+        <w:rPr>
+          <w:b w:val="0"/>
+        </w:rPr>
+        <w:t xml:space="preserve">③ </w:t>
+      </w:r>
+      <w:r>
+        <w:rPr>
+          <w:rFonts w:ascii="Consolas" w:hAnsi="Consolas"/>
+          <w:b w:val="0"/>
+          <w:color w:val="C7254E"/>
+          <w:sz w:val="20"/>
+        </w:rPr>
+        <w:t>数据库类型</w:t>
+      </w:r>
+      <w:r>
+        <w:rPr>
+          <w:b w:val="0"/>
+        </w:rPr>
+        <w:t xml:space="preserve"> 已识别（通道配置页选择或记录带出）；</w:t>
+      </w:r>
+    </w:p>
+    <w:p>
+      <w:pPr>
+        <w:pStyle w:val="ListBullet"/>
+      </w:pPr>
+      <w:r>
+        <w:rPr>
+          <w:b w:val="0"/>
+        </w:rPr>
+        <w:t xml:space="preserve">④ </w:t>
+      </w:r>
+      <w:r>
+        <w:rPr>
+          <w:rFonts w:ascii="Consolas" w:hAnsi="Consolas"/>
+          <w:b w:val="0"/>
+          <w:color w:val="C7254E"/>
+          <w:sz w:val="20"/>
+        </w:rPr>
+        <w:t>注入类型</w:t>
+      </w:r>
+      <w:r>
+        <w:rPr>
+          <w:b w:val="0"/>
+        </w:rPr>
+        <w:t xml:space="preserve"> 已选择；</w:t>
+      </w:r>
+    </w:p>
+    <w:p>
+      <w:pPr>
+        <w:pStyle w:val="ListBullet"/>
+      </w:pPr>
+      <w:r>
+        <w:rPr>
+          <w:b w:val="0"/>
+        </w:rPr>
+        <w:t xml:space="preserve">⑤ </w:t>
+      </w:r>
+      <w:r>
+        <w:rPr>
+          <w:rFonts w:ascii="Consolas" w:hAnsi="Consolas"/>
+          <w:b w:val="0"/>
+          <w:color w:val="C7254E"/>
+          <w:sz w:val="20"/>
+        </w:rPr>
+        <w:t>盲注类</w:t>
+      </w:r>
+      <w:r>
+        <w:rPr>
+          <w:b w:val="0"/>
+        </w:rPr>
+        <w:t>（Bool/时间）需判断值，可用「查找判断值」按钮自动探测；</w:t>
+      </w:r>
+    </w:p>
+    <w:p>
+      <w:pPr>
+        <w:pStyle w:val="ListBullet"/>
+      </w:pPr>
+      <w:r>
+        <w:rPr>
+          <w:b w:val="0"/>
+        </w:rPr>
+        <w:t xml:space="preserve">⑥ </w:t>
+      </w:r>
+      <w:r>
+        <w:rPr>
+          <w:rFonts w:ascii="Consolas" w:hAnsi="Consolas"/>
+          <w:b w:val="0"/>
+          <w:color w:val="C7254E"/>
+          <w:sz w:val="20"/>
+        </w:rPr>
+        <w:t>DNS 通道</w:t>
+      </w:r>
+      <w:r>
+        <w:rPr>
+          <w:b w:val="0"/>
+        </w:rPr>
+        <w:t xml:space="preserve"> 需配置 DNSLog 域名。</w:t>
+      </w:r>
+    </w:p>
+    <w:p>
+      <w:pPr>
+        <w:pStyle w:val="Heading3"/>
+      </w:pPr>
+      <w:r>
+        <w:rPr>
+          <w:b w:val="0"/>
+        </w:rPr>
+        <w:t>A.3 自动记录 = 自动生成手工标记</w:t>
+      </w:r>
+    </w:p>
+    <w:p>
+      <w:r>
+        <w:rPr>
+          <w:b w:val="0"/>
+        </w:rPr>
+        <w:t>恢复注入记录时，引擎按结构化字段（Prefix / Suffix / Where / DBType / VectorTemplate / OrigValue / Place）重烘焙报文并写回编辑器，之后与手工标记走完全相同的管线：</w:t>
+      </w:r>
+      <w:r>
+        <w:rPr>
+          <w:rFonts w:ascii="Consolas" w:hAnsi="Consolas"/>
+          <w:b w:val="0"/>
+          <w:color w:val="C7254E"/>
+          <w:sz w:val="20"/>
+        </w:rPr>
+        <w:t>StrReplace</w:t>
+      </w:r>
+      <w:r>
+        <w:rPr>
+          <w:b w:val="0"/>
+        </w:rPr>
+        <w:t xml:space="preserve"> 按块位置推断编码方式 → 拼接 tamper 链 → 兜底 URL 编码。重烘焙结果可继续手工编辑，不受任何限制。</w:t>
+      </w:r>
+    </w:p>
+    <w:p>
+      <w:pPr>
+        <w:pStyle w:val="Heading3"/>
+      </w:pPr>
+      <w:r>
+        <w:rPr>
+          <w:b w:val="0"/>
+        </w:rPr>
+        <w:t>A.4 自动记录与手工标记对照</w:t>
+      </w:r>
+    </w:p>
+    <w:tbl>
+      <w:tblPr>
+        <w:tblW w:type="auto" w:w="0"/>
+        <w:jc w:val="center"/>
+        <w:tblBorders>
+          <w:top w:val="single" w:sz="4" w:color="B8C2D1"/>
+          <w:left w:val="single" w:sz="4" w:color="B8C2D1"/>
+          <w:bottom w:val="single" w:sz="4" w:color="B8C2D1"/>
+          <w:right w:val="single" w:sz="4" w:color="B8C2D1"/>
+          <w:insideH w:val="single" w:sz="4" w:color="B8C2D1"/>
+          <w:insideV w:val="single" w:sz="4" w:color="B8C2D1"/>
+        </w:tblBorders>
+        <w:tblLayout w:type="fixed"/>
+        <w:tblCellMar>
+          <w:top w:w="40" w:type="dxa"/>
+          <w:left w:w="80" w:type="dxa"/>
+          <w:bottom w:w="40" w:type="dxa"/>
+          <w:right w:w="80" w:type="dxa"/>
+        </w:tblCellMar>
+        <w:tblLook w:firstColumn="1" w:firstRow="1" w:lastColumn="0" w:lastRow="0" w:noHBand="0" w:noVBand="1" w:val="04A0"/>
+      </w:tblPr>
+      <w:tblGrid>
+        <w:gridCol w:w="3249"/>
+        <w:gridCol w:w="3249"/>
+        <w:gridCol w:w="3249"/>
+      </w:tblGrid>
+      <w:tr>
+        <w:tc>
+          <w:tcPr>
+            <w:tcW w:type="dxa" w:w="3249"/>
+          </w:tcPr>
+          <w:p>
+            <w:r>
+              <w:rPr>
+                <w:b/>
+              </w:rPr>
+              <w:t>环节</w:t>
+            </w:r>
+          </w:p>
+        </w:tc>
+        <w:tc>
+          <w:tcPr>
+            <w:tcW w:type="dxa" w:w="3249"/>
+          </w:tcPr>
+          <w:p>
+            <w:r>
+              <w:rPr>
+                <w:b/>
+              </w:rPr>
+              <w:t>自动记录</w:t>
+            </w:r>
+          </w:p>
+        </w:tc>
+        <w:tc>
+          <w:tcPr>
+            <w:tcW w:type="dxa" w:w="3249"/>
+          </w:tcPr>
+          <w:p>
+            <w:r>
+              <w:rPr>
+                <w:b/>
+              </w:rPr>
+              <w:t>手工标记</w:t>
+            </w:r>
+          </w:p>
+        </w:tc>
+      </w:tr>
+      <w:tr>
+        <w:tc>
+          <w:tcPr>
+            <w:tcW w:type="dxa" w:w="3249"/>
+          </w:tcPr>
+          <w:p>
+            <w:r>
+              <w:rPr>
+                <w:b w:val="0"/>
+              </w:rPr>
+              <w:t>报文标记</w:t>
+            </w:r>
+          </w:p>
+        </w:tc>
+        <w:tc>
+          <w:tcPr>
+            <w:tcW w:type="dxa" w:w="3249"/>
+          </w:tcPr>
+          <w:p>
+            <w:r>
+              <w:rPr>
+                <w:b w:val="0"/>
+              </w:rPr>
+              <w:t>恢复记录时按结构化字段重烘焙写入编辑器</w:t>
+            </w:r>
+          </w:p>
+        </w:tc>
+        <w:tc>
+          <w:tcPr>
+            <w:tcW w:type="dxa" w:w="3249"/>
+          </w:tcPr>
+          <w:p>
+            <w:r>
+              <w:rPr>
+                <w:rFonts w:ascii="Consolas" w:hAnsi="Consolas"/>
+                <w:b w:val="0"/>
+                <w:color w:val="C7254E"/>
+                <w:sz w:val="20"/>
+              </w:rPr>
+              <w:t>在请求报文中手插 &lt;Encode&gt; 块与 $sql$</w:t>
+            </w:r>
+          </w:p>
+        </w:tc>
+      </w:tr>
+      <w:tr>
+        <w:tc>
+          <w:tcPr>
+            <w:tcW w:type="dxa" w:w="3249"/>
+          </w:tcPr>
+          <w:p>
+            <w:r>
+              <w:rPr>
+                <w:b w:val="0"/>
+              </w:rPr>
+              <w:t>库类型 / 注入类型</w:t>
+            </w:r>
+          </w:p>
+        </w:tc>
+        <w:tc>
+          <w:tcPr>
+            <w:tcW w:type="dxa" w:w="3249"/>
+          </w:tcPr>
+          <w:p>
+            <w:r>
+              <w:rPr>
+                <w:b w:val="0"/>
+              </w:rPr>
+              <w:t>记录自动带出</w:t>
+            </w:r>
+          </w:p>
+        </w:tc>
+        <w:tc>
+          <w:tcPr>
+            <w:tcW w:type="dxa" w:w="3249"/>
+          </w:tcPr>
+          <w:p>
+            <w:r>
+              <w:rPr>
+                <w:b w:val="0"/>
+              </w:rPr>
+              <w:t>通道配置页手工选择</w:t>
+            </w:r>
+          </w:p>
+        </w:tc>
+      </w:tr>
+      <w:tr>
+        <w:tc>
+          <w:tcPr>
+            <w:tcW w:type="dxa" w:w="3249"/>
+          </w:tcPr>
+          <w:p>
+            <w:r>
+              <w:rPr>
+                <w:b w:val="0"/>
+              </w:rPr>
+              <w:t>判断值 / Union 列数显示位</w:t>
+            </w:r>
+          </w:p>
+        </w:tc>
+        <w:tc>
+          <w:tcPr>
+            <w:tcW w:type="dxa" w:w="3249"/>
+          </w:tcPr>
+          <w:p>
+            <w:r>
+              <w:rPr>
+                <w:b w:val="0"/>
+              </w:rPr>
+              <w:t>记录带出，可用「查找判断值」重新探测</w:t>
+            </w:r>
+          </w:p>
+        </w:tc>
+        <w:tc>
+          <w:tcPr>
+            <w:tcW w:type="dxa" w:w="3249"/>
+          </w:tcPr>
+          <w:p>
+            <w:r>
+              <w:rPr>
+                <w:b w:val="0"/>
+              </w:rPr>
+              <w:t>手填或点「查找判断值」自动探测</w:t>
+            </w:r>
+          </w:p>
+        </w:tc>
+      </w:tr>
+      <w:tr>
+        <w:tc>
+          <w:tcPr>
+            <w:tcW w:type="dxa" w:w="3249"/>
+          </w:tcPr>
+          <w:p>
+            <w:r>
+              <w:rPr>
+                <w:rFonts w:ascii="Consolas" w:hAnsi="Consolas"/>
+                <w:b w:val="0"/>
+                <w:color w:val="C7254E"/>
+                <w:sz w:val="20"/>
+              </w:rPr>
+              <w:t>base64 参数</w:t>
+            </w:r>
+          </w:p>
+        </w:tc>
+        <w:tc>
+          <w:tcPr>
+            <w:tcW w:type="dxa" w:w="3249"/>
+          </w:tcPr>
+          <w:p>
+            <w:r>
+              <w:rPr>
+                <w:rFonts w:ascii="Consolas" w:hAnsi="Consolas"/>
+                <w:b w:val="0"/>
+                <w:color w:val="C7254E"/>
+                <w:sz w:val="20"/>
+              </w:rPr>
+              <w:t>命中点自动启用内置 base64encode 工具，记录显示带 · base64 后缀</w:t>
+            </w:r>
+          </w:p>
+        </w:tc>
+        <w:tc>
+          <w:tcPr>
+            <w:tcW w:type="dxa" w:w="3249"/>
+          </w:tcPr>
+          <w:p>
+            <w:r>
+              <w:rPr>
+                <w:rFonts w:ascii="Consolas" w:hAnsi="Consolas"/>
+                <w:b w:val="0"/>
+                <w:color w:val="C7254E"/>
+                <w:sz w:val="20"/>
+              </w:rPr>
+              <w:t>基底值并入 &lt;Encode&gt; 块内 + 编码处理页手动启用 base64encode</w:t>
+            </w:r>
+          </w:p>
+        </w:tc>
+      </w:tr>
+    </w:tbl>
+    <w:p/>
+    <w:p>
+      <w:pPr>
+        <w:pStyle w:val="Heading3"/>
+      </w:pPr>
+      <w:r>
+        <w:rPr>
+          <w:b w:val="0"/>
+        </w:rPr>
+        <w:t>A.5 通道配置是另一半</w:t>
+      </w:r>
+    </w:p>
+    <w:p>
+      <w:r>
+        <w:rPr>
+          <w:b w:val="0"/>
+        </w:rPr>
+        <w:t>报文标记解决“往哪注”，通道配置（库类型 / 注入类型 / 判断值 / Union 列数与显示位）解决“怎么判”。自动记录恢复时两者一并带出；手工标记时需在通道配置页补齐，缺一不可。</w:t>
+      </w:r>
+    </w:p>
+    <w:p>
+      <w:pPr>
+        <w:pStyle w:val="Heading3"/>
+      </w:pPr>
+      <w:r>
+        <w:rPr>
+          <w:b w:val="0"/>
+        </w:rPr>
+        <w:t>A.6 base64 参数的特殊形态</w:t>
+      </w:r>
+    </w:p>
+    <w:p>
+      <w:r>
+        <w:rPr>
+          <w:b w:val="0"/>
+        </w:rPr>
+        <w:t xml:space="preserve">参数整体按 base64 传输时，基底值并入块内，例如 </w:t>
+      </w:r>
+      <w:r>
+        <w:rPr>
+          <w:rFonts w:ascii="Consolas" w:hAnsi="Consolas"/>
+          <w:b w:val="0"/>
+          <w:color w:val="C7254E"/>
+          <w:sz w:val="20"/>
+        </w:rPr>
+        <w:t>q=&lt;Encode&gt;1 and $sql$#&lt;/Encode&gt;</w:t>
+      </w:r>
+      <w:r>
+        <w:rPr>
+          <w:b w:val="0"/>
+        </w:rPr>
+        <w:t xml:space="preserve">，整个块（含基值与注入语句）编码后放入参数；同时启用内置 </w:t>
+      </w:r>
+      <w:r>
+        <w:rPr>
+          <w:rFonts w:ascii="Consolas" w:hAnsi="Consolas"/>
+          <w:b w:val="0"/>
+          <w:color w:val="C7254E"/>
+          <w:sz w:val="20"/>
+        </w:rPr>
+        <w:t>base64encode</w:t>
+      </w:r>
+      <w:r>
+        <w:rPr>
+          <w:b w:val="0"/>
+        </w:rPr>
+        <w:t xml:space="preserve"> 编码工具。语义等价于 sqlmap 的 </w:t>
+      </w:r>
+      <w:r>
+        <w:rPr>
+          <w:rFonts w:ascii="Consolas" w:hAnsi="Consolas"/>
+          <w:b w:val="0"/>
+          <w:color w:val="C7254E"/>
+          <w:sz w:val="20"/>
+        </w:rPr>
+        <w:t>--base64</w:t>
+      </w:r>
+      <w:r>
+        <w:rPr>
+          <w:b w:val="0"/>
+        </w:rPr>
+        <w:t xml:space="preserve"> 参数。</w:t>
+      </w:r>
+    </w:p>
+    <w:p>
+      <w:pPr>
+        <w:pStyle w:val="Heading3"/>
+      </w:pPr>
+      <w:r>
+        <w:rPr>
+          <w:b w:val="0"/>
+        </w:rPr>
+        <w:t>A.7 where=3 参数替换点</w:t>
+      </w:r>
+    </w:p>
+    <w:p>
+      <w:r>
+        <w:rPr>
+          <w:b w:val="0"/>
+        </w:rPr>
+        <w:t>自动记录用 vector 模板保存替换点（</w:t>
+      </w:r>
+      <w:r>
+        <w:rPr>
+          <w:rFonts w:ascii="Consolas" w:hAnsi="Consolas"/>
+          <w:b w:val="0"/>
+          <w:color w:val="C7254E"/>
+          <w:sz w:val="20"/>
+        </w:rPr>
+        <w:t>[INFERENCE]</w:t>
+      </w:r>
+      <w:r>
+        <w:rPr>
+          <w:b w:val="0"/>
+        </w:rPr>
+        <w:t xml:space="preserve"> / </w:t>
+      </w:r>
+      <w:r>
+        <w:rPr>
+          <w:rFonts w:ascii="Consolas" w:hAnsi="Consolas"/>
+          <w:b w:val="0"/>
+          <w:color w:val="C7254E"/>
+          <w:sz w:val="20"/>
+        </w:rPr>
+        <w:t>[QUERY]</w:t>
+      </w:r>
+      <w:r>
+        <w:rPr>
+          <w:b w:val="0"/>
+        </w:rPr>
+        <w:t xml:space="preserve"> 槽位在恢复时替换为 </w:t>
+      </w:r>
+      <w:r>
+        <w:rPr>
+          <w:rFonts w:ascii="Consolas" w:hAnsi="Consolas"/>
+          <w:b w:val="0"/>
+          <w:color w:val="C7254E"/>
+          <w:sz w:val="20"/>
+        </w:rPr>
+        <w:t>$sql$</w:t>
+      </w:r>
+      <w:r>
+        <w:rPr>
+          <w:b w:val="0"/>
+        </w:rPr>
+        <w:t>）；手工标记按同一模板书写即可。</w:t>
+      </w:r>
+    </w:p>
+    <w:p>
+      <w:pPr>
+        <w:pStyle w:val="Heading3"/>
+      </w:pPr>
+      <w:r>
+        <w:rPr>
+          <w:b w:val="0"/>
+        </w:rPr>
+        <w:t>A.8 现行标记总表</w:t>
+      </w:r>
+    </w:p>
+    <w:tbl>
+      <w:tblPr>
+        <w:tblW w:type="auto" w:w="0"/>
+        <w:jc w:val="center"/>
+        <w:tblBorders>
+          <w:top w:val="single" w:sz="4" w:color="B8C2D1"/>
+          <w:left w:val="single" w:sz="4" w:color="B8C2D1"/>
+          <w:bottom w:val="single" w:sz="4" w:color="B8C2D1"/>
+          <w:right w:val="single" w:sz="4" w:color="B8C2D1"/>
+          <w:insideH w:val="single" w:sz="4" w:color="B8C2D1"/>
+          <w:insideV w:val="single" w:sz="4" w:color="B8C2D1"/>
+        </w:tblBorders>
+        <w:tblLayout w:type="fixed"/>
+        <w:tblCellMar>
+          <w:top w:w="40" w:type="dxa"/>
+          <w:left w:w="80" w:type="dxa"/>
+          <w:bottom w:w="40" w:type="dxa"/>
+          <w:right w:w="80" w:type="dxa"/>
+        </w:tblCellMar>
+        <w:tblLook w:firstColumn="1" w:firstRow="1" w:lastColumn="0" w:lastRow="0" w:noHBand="0" w:noVBand="1" w:val="04A0"/>
+      </w:tblPr>
+      <w:tblGrid>
+        <w:gridCol w:w="3249"/>
+        <w:gridCol w:w="3249"/>
+        <w:gridCol w:w="3249"/>
+      </w:tblGrid>
+      <w:tr>
+        <w:tc>
+          <w:tcPr>
+            <w:tcW w:type="dxa" w:w="3249"/>
+          </w:tcPr>
+          <w:p>
+            <w:r>
+              <w:rPr>
+                <w:b/>
+              </w:rPr>
+              <w:t>标记</w:t>
+            </w:r>
+          </w:p>
+        </w:tc>
+        <w:tc>
+          <w:tcPr>
+            <w:tcW w:type="dxa" w:w="3249"/>
+          </w:tcPr>
+          <w:p>
+            <w:r>
+              <w:rPr>
+                <w:b/>
+              </w:rPr>
+              <w:t>性质</w:t>
+            </w:r>
+          </w:p>
+        </w:tc>
+        <w:tc>
+          <w:tcPr>
+            <w:tcW w:type="dxa" w:w="3249"/>
+          </w:tcPr>
+          <w:p>
+            <w:r>
+              <w:rPr>
+                <w:b/>
+              </w:rPr>
+              <w:t>含义</w:t>
+            </w:r>
+          </w:p>
+        </w:tc>
+      </w:tr>
+      <w:tr>
+        <w:tc>
+          <w:tcPr>
+            <w:tcW w:type="dxa" w:w="3249"/>
+          </w:tcPr>
+          <w:p>
+            <w:r>
+              <w:rPr>
+                <w:rFonts w:ascii="Consolas" w:hAnsi="Consolas"/>
+                <w:b w:val="0"/>
+                <w:color w:val="C7254E"/>
+                <w:sz w:val="20"/>
+              </w:rPr>
+              <w:t>&lt;Encode&gt;…&lt;/Encode&gt;</w:t>
+            </w:r>
+          </w:p>
+        </w:tc>
+        <w:tc>
+          <w:tcPr>
+            <w:tcW w:type="dxa" w:w="3249"/>
+          </w:tcPr>
+          <w:p>
+            <w:r>
+              <w:rPr>
+                <w:b w:val="0"/>
+              </w:rPr>
+              <w:t>用户标记</w:t>
+            </w:r>
+          </w:p>
+        </w:tc>
+        <w:tc>
+          <w:tcPr>
+            <w:tcW w:type="dxa" w:w="3249"/>
+          </w:tcPr>
+          <w:p>
+            <w:r>
+              <w:rPr>
+                <w:b w:val="0"/>
+              </w:rPr>
+              <w:t>注入编码块：$sql$ 必须落在其中；按块位置推断编码后接 tamper 链，兜底 URL 编码</w:t>
+            </w:r>
+          </w:p>
+        </w:tc>
+      </w:tr>
+      <w:tr>
+        <w:tc>
+          <w:tcPr>
+            <w:tcW w:type="dxa" w:w="3249"/>
+          </w:tcPr>
+          <w:p>
+            <w:r>
+              <w:rPr>
+                <w:rFonts w:ascii="Consolas" w:hAnsi="Consolas"/>
+                <w:b w:val="0"/>
+                <w:color w:val="C7254E"/>
+                <w:sz w:val="20"/>
+              </w:rPr>
+              <w:t>&lt;DRule&gt;标记名:占位值&lt;DRule&gt;</w:t>
+            </w:r>
+          </w:p>
+        </w:tc>
+        <w:tc>
+          <w:tcPr>
+            <w:tcW w:type="dxa" w:w="3249"/>
+          </w:tcPr>
+          <w:p>
+            <w:r>
+              <w:rPr>
+                <w:b w:val="0"/>
+              </w:rPr>
+              <w:t>用户标记</w:t>
+            </w:r>
+          </w:p>
+        </w:tc>
+        <w:tc>
+          <w:tcPr>
+            <w:tcW w:type="dxa" w:w="3249"/>
+          </w:tcPr>
+          <w:p>
+            <w:r>
+              <w:rPr>
+                <w:b w:val="0"/>
+              </w:rPr>
+              <w:t>动态规则替换点：发包前由对应动态规则（请求抓取 / 脚本生成）填充，冒号后为占位兜底值</w:t>
+            </w:r>
+          </w:p>
+        </w:tc>
+      </w:tr>
+      <w:tr>
+        <w:tc>
+          <w:tcPr>
+            <w:tcW w:type="dxa" w:w="3249"/>
+          </w:tcPr>
+          <w:p>
+            <w:r>
+              <w:rPr>
+                <w:rFonts w:ascii="Consolas" w:hAnsi="Consolas"/>
+                <w:b w:val="0"/>
+                <w:color w:val="C7254E"/>
+                <w:sz w:val="20"/>
+              </w:rPr>
+              <w:t>$sql$</w:t>
+            </w:r>
+          </w:p>
+        </w:tc>
+        <w:tc>
+          <w:tcPr>
+            <w:tcW w:type="dxa" w:w="3249"/>
+          </w:tcPr>
+          <w:p>
+            <w:r>
+              <w:rPr>
+                <w:b w:val="0"/>
+              </w:rPr>
+              <w:t>内部标记</w:t>
+            </w:r>
+          </w:p>
+        </w:tc>
+        <w:tc>
+          <w:tcPr>
+            <w:tcW w:type="dxa" w:w="3249"/>
+          </w:tcPr>
+          <w:p>
+            <w:r>
+              <w:rPr>
+                <w:b w:val="0"/>
+              </w:rPr>
+              <w:t>取数 SQL 拼接槽位，全报文唯一</w:t>
+            </w:r>
+          </w:p>
+        </w:tc>
+      </w:tr>
+      <w:tr>
+        <w:tc>
+          <w:tcPr>
+            <w:tcW w:type="dxa" w:w="3249"/>
+          </w:tcPr>
+          <w:p>
+            <w:r>
+              <w:rPr>
+                <w:rFonts w:ascii="Consolas" w:hAnsi="Consolas"/>
+                <w:b w:val="0"/>
+                <w:color w:val="C7254E"/>
+                <w:sz w:val="20"/>
+              </w:rPr>
+              <w:t>&lt;Sencond:标记名&gt;…&lt;/Sencond&gt;</w:t>
+            </w:r>
+          </w:p>
+        </w:tc>
+        <w:tc>
+          <w:tcPr>
+            <w:tcW w:type="dxa" w:w="3249"/>
+          </w:tcPr>
+          <w:p>
+            <w:r>
+              <w:rPr>
+                <w:b w:val="0"/>
+              </w:rPr>
+              <w:t>内部标记</w:t>
+            </w:r>
+          </w:p>
+        </w:tc>
+        <w:tc>
+          <w:tcPr>
+            <w:tcW w:type="dxa" w:w="3249"/>
+          </w:tcPr>
+          <w:p>
+            <w:r>
+              <w:rPr>
+                <w:b w:val="0"/>
+              </w:rPr>
+              <w:t>二次注入后置规则指令，发包前剔除，不随请求发出</w:t>
+            </w:r>
+          </w:p>
+        </w:tc>
+      </w:tr>
+      <w:tr>
+        <w:tc>
+          <w:tcPr>
+            <w:tcW w:type="dxa" w:w="3249"/>
+          </w:tcPr>
+          <w:p>
+            <w:r>
+              <w:rPr>
+                <w:rFonts w:ascii="Consolas" w:hAnsi="Consolas"/>
+                <w:b w:val="0"/>
+                <w:color w:val="C7254E"/>
+                <w:sz w:val="20"/>
+              </w:rPr>
+              <w:t>&lt;Rand&gt; / &lt;EncodeRaw&gt; / &lt;EncodeBase64&gt;</w:t>
+            </w:r>
+          </w:p>
+        </w:tc>
+        <w:tc>
+          <w:tcPr>
+            <w:tcW w:type="dxa" w:w="3249"/>
+          </w:tcPr>
+          <w:p>
+            <w:r>
+              <w:rPr>
+                <w:b w:val="0"/>
+              </w:rPr>
+              <w:t>已废弃</w:t>
+            </w:r>
+          </w:p>
+        </w:tc>
+        <w:tc>
+          <w:tcPr>
+            <w:tcW w:type="dxa" w:w="3249"/>
+          </w:tcPr>
+          <w:p>
+            <w:r>
+              <w:rPr>
+                <w:b w:val="0"/>
+              </w:rPr>
+              <w:t>旧版标记，已从解析器、高亮与文档中移除，请勿使用</w:t>
+            </w:r>
+          </w:p>
+        </w:tc>
+      </w:tr>
+    </w:tbl>
+    <w:p/>
     <w:p>
       <w:r>
         <w:rPr>

--- a/doc/SuperSQLInjectionV2 使用手册.docx
+++ b/doc/SuperSQLInjectionV2 使用手册.docx
@@ -38,10 +38,10 @@
     </w:p>
     <w:p>
       <w:pPr>
+        <w:ind w:left="340"/>
         <w:pBdr>
           <w:left w:val="single" w:sz="18" w:space="4" w:color="1F3B63"/>
         </w:pBdr>
-        <w:ind w:left="340"/>
       </w:pPr>
       <w:r>
         <w:rPr>
@@ -185,431 +185,15 @@
     </w:p>
     <w:p>
       <w:pPr>
-        <w:pStyle w:val="Heading3"/>
+        <w:pStyle w:val="ListBullet"/>
+        <w:spacing w:after="40"/>
       </w:pPr>
       <w:r>
         <w:rPr>
           <w:b w:val="0"/>
-        </w:rPr>
-        <w:t>8.1 规则库目录（config/rules/，规则与状态分离）</w:t>
-      </w:r>
-    </w:p>
-    <w:p>
-      <w:r>
-        <w:rPr>
-          <w:b w:val="0"/>
-        </w:rPr>
-        <w:t xml:space="preserve">界面状态与基础配置存 </w:t>
-      </w:r>
-      <w:r>
-        <w:rPr>
-          <w:rFonts w:ascii="Consolas" w:hAnsi="Consolas"/>
-          <w:b w:val="0"/>
-          <w:color w:val="C7254E"/>
-          <w:sz w:val="20"/>
-        </w:rPr>
-        <w:t>config/lastconfig.json</w:t>
-      </w:r>
-      <w:r>
-        <w:rPr>
-          <w:b w:val="0"/>
-        </w:rPr>
-        <w:t xml:space="preserve">；五类规则独立存 </w:t>
-      </w:r>
-      <w:r>
-        <w:rPr>
-          <w:rFonts w:ascii="Consolas" w:hAnsi="Consolas"/>
-          <w:b w:val="0"/>
-          <w:color w:val="C7254E"/>
-          <w:sz w:val="20"/>
-        </w:rPr>
-        <w:t>config/rules/</w:t>
-      </w:r>
-      <w:r>
-        <w:rPr>
-          <w:b w:val="0"/>
-        </w:rPr>
-        <w:t>，GUI 与 CLI 启动时自动加载、退出时回写，可用任意编辑器直接维护：</w:t>
-      </w:r>
-    </w:p>
-    <w:p>
-      <w:pPr>
-        <w:pBdr>
-          <w:top w:val="single" w:sz="2" w:space="3" w:color="D8DDE6"/>
-          <w:left w:val="single" w:sz="2" w:space="3" w:color="D8DDE6"/>
-          <w:bottom w:val="single" w:sz="2" w:space="3" w:color="D8DDE6"/>
-          <w:right w:val="single" w:sz="2" w:space="3" w:color="D8DDE6"/>
-        </w:pBdr>
-        <w:shd w:val="clear" w:fill="F5F6F8"/>
-        <w:spacing w:after="0" w:before="0" w:line="276" w:lineRule="auto"/>
-        <w:ind w:left="227"/>
-      </w:pPr>
-      <w:r>
-        <w:rPr>
-          <w:rFonts w:ascii="Consolas" w:hAnsi="Consolas"/>
-          <w:color w:val="333333"/>
-          <w:sz w:val="18"/>
-        </w:rPr>
-        <w:t>config/rules/</w:t>
-      </w:r>
-    </w:p>
-    <w:p>
-      <w:pPr>
-        <w:pBdr>
-          <w:top w:val="single" w:sz="2" w:space="3" w:color="D8DDE6"/>
-          <w:left w:val="single" w:sz="2" w:space="3" w:color="D8DDE6"/>
-          <w:bottom w:val="single" w:sz="2" w:space="3" w:color="D8DDE6"/>
-          <w:right w:val="single" w:sz="2" w:space="3" w:color="D8DDE6"/>
-        </w:pBdr>
-        <w:shd w:val="clear" w:fill="F5F6F8"/>
-        <w:spacing w:after="0" w:before="0" w:line="276" w:lineRule="auto"/>
-        <w:ind w:left="227"/>
-      </w:pPr>
-      <w:r>
-        <w:t xml:space="preserve"> ├─ tampers/            编码工具链（内置/自定义分两个文件持久化）</w:t>
-      </w:r>
-    </w:p>
-    <w:p>
-      <w:pPr>
-        <w:pBdr>
-          <w:top w:val="single" w:sz="2" w:space="3" w:color="D8DDE6"/>
-          <w:left w:val="single" w:sz="2" w:space="3" w:color="D8DDE6"/>
-          <w:bottom w:val="single" w:sz="2" w:space="3" w:color="D8DDE6"/>
-          <w:right w:val="single" w:sz="2" w:space="3" w:color="D8DDE6"/>
-        </w:pBdr>
-        <w:shd w:val="clear" w:fill="F5F6F8"/>
-        <w:spacing w:after="0" w:before="0" w:line="276" w:lineRule="auto"/>
-        <w:ind w:left="227"/>
-      </w:pPr>
-      <w:r>
-        <w:t xml:space="preserve"> │   ├─ builtin.json    内置编码工具链（启停/参数/Order 顺序）</w:t>
-      </w:r>
-    </w:p>
-    <w:p>
-      <w:pPr>
-        <w:pBdr>
-          <w:top w:val="single" w:sz="2" w:space="3" w:color="D8DDE6"/>
-          <w:left w:val="single" w:sz="2" w:space="3" w:color="D8DDE6"/>
-          <w:bottom w:val="single" w:sz="2" w:space="3" w:color="D8DDE6"/>
-          <w:right w:val="single" w:sz="2" w:space="3" w:color="D8DDE6"/>
-        </w:pBdr>
-        <w:shd w:val="clear" w:fill="F5F6F8"/>
-        <w:spacing w:after="0" w:before="0" w:line="276" w:lineRule="auto"/>
-        <w:ind w:left="227"/>
-      </w:pPr>
-      <w:r>
-        <w:t xml:space="preserve"> │   ├─ custom.json     自定义脚本链（脚本文件名/启停/Order 顺序）</w:t>
-      </w:r>
-    </w:p>
-    <w:p>
-      <w:pPr>
-        <w:pBdr>
-          <w:top w:val="single" w:sz="2" w:space="3" w:color="D8DDE6"/>
-          <w:left w:val="single" w:sz="2" w:space="3" w:color="D8DDE6"/>
-          <w:bottom w:val="single" w:sz="2" w:space="3" w:color="D8DDE6"/>
-          <w:right w:val="single" w:sz="2" w:space="3" w:color="D8DDE6"/>
-        </w:pBdr>
-        <w:shd w:val="clear" w:fill="F5F6F8"/>
-        <w:spacing w:after="0" w:before="0" w:line="276" w:lineRule="auto"/>
-        <w:ind w:left="227"/>
-      </w:pPr>
-      <w:r>
-        <w:t xml:space="preserve"> │   └─ 签名脚本.js     一脚本一文件（前置 //@ 元数据头 + JS 代码正文）</w:t>
-      </w:r>
-    </w:p>
-    <w:p>
-      <w:pPr>
-        <w:pBdr>
-          <w:top w:val="single" w:sz="2" w:space="3" w:color="D8DDE6"/>
-          <w:left w:val="single" w:sz="2" w:space="3" w:color="D8DDE6"/>
-          <w:bottom w:val="single" w:sz="2" w:space="3" w:color="D8DDE6"/>
-          <w:right w:val="single" w:sz="2" w:space="3" w:color="D8DDE6"/>
-        </w:pBdr>
-        <w:shd w:val="clear" w:fill="F5F6F8"/>
-        <w:spacing w:after="0" w:before="0" w:line="276" w:lineRule="auto"/>
-        <w:ind w:left="227"/>
-      </w:pPr>
-      <w:r>
-        <w:rPr>
-          <w:rFonts w:ascii="Consolas" w:hAnsi="Consolas"/>
-          <w:color w:val="333333"/>
-          <w:sz w:val="18"/>
-        </w:rPr>
-        <w:t xml:space="preserve"> ├─ token-scripts/      动态值脚本（同构：chain.json + *.js）</w:t>
-      </w:r>
-    </w:p>
-    <w:p>
-      <w:pPr>
-        <w:pBdr>
-          <w:top w:val="single" w:sz="2" w:space="3" w:color="D8DDE6"/>
-          <w:left w:val="single" w:sz="2" w:space="3" w:color="D8DDE6"/>
-          <w:bottom w:val="single" w:sz="2" w:space="3" w:color="D8DDE6"/>
-          <w:right w:val="single" w:sz="2" w:space="3" w:color="D8DDE6"/>
-        </w:pBdr>
-        <w:shd w:val="clear" w:fill="F5F6F8"/>
-        <w:spacing w:after="0" w:before="0" w:line="276" w:lineRule="auto"/>
-        <w:ind w:left="227"/>
-      </w:pPr>
-      <w:r>
-        <w:rPr>
-          <w:rFonts w:ascii="Consolas" w:hAnsi="Consolas"/>
-          <w:color w:val="333333"/>
-          <w:sz w:val="18"/>
-        </w:rPr>
-        <w:t xml:space="preserve"> ├─ dynamic-rules.json  动态规则（DRule / 二次注入）</w:t>
-      </w:r>
-    </w:p>
-    <w:p>
-      <w:pPr>
-        <w:pBdr>
-          <w:top w:val="single" w:sz="2" w:space="3" w:color="D8DDE6"/>
-          <w:left w:val="single" w:sz="2" w:space="3" w:color="D8DDE6"/>
-          <w:bottom w:val="single" w:sz="2" w:space="3" w:color="D8DDE6"/>
-          <w:right w:val="single" w:sz="2" w:space="3" w:color="D8DDE6"/>
-        </w:pBdr>
-        <w:shd w:val="clear" w:fill="F5F6F8"/>
-        <w:spacing w:after="0" w:before="0" w:line="276" w:lineRule="auto"/>
-        <w:ind w:left="227"/>
-      </w:pPr>
-      <w:r>
-        <w:rPr>
-          <w:rFonts w:ascii="Consolas" w:hAnsi="Consolas"/>
-          <w:color w:val="333333"/>
-          <w:sz w:val="18"/>
-        </w:rPr>
-        <w:t xml:space="preserve"> ├─ replace-rules.json  字符替换规则</w:t>
-      </w:r>
-    </w:p>
-    <w:p>
-      <w:pPr>
-        <w:pBdr>
-          <w:top w:val="single" w:sz="2" w:space="3" w:color="D8DDE6"/>
-          <w:left w:val="single" w:sz="2" w:space="3" w:color="D8DDE6"/>
-          <w:bottom w:val="single" w:sz="2" w:space="3" w:color="D8DDE6"/>
-          <w:right w:val="single" w:sz="2" w:space="3" w:color="D8DDE6"/>
-        </w:pBdr>
-        <w:shd w:val="clear" w:fill="F5F6F8"/>
-        <w:spacing w:after="0" w:before="0" w:line="276" w:lineRule="auto"/>
-        <w:ind w:left="227"/>
-      </w:pPr>
-      <w:r>
-        <w:rPr>
-          <w:rFonts w:ascii="Consolas" w:hAnsi="Consolas"/>
-          <w:color w:val="333333"/>
-          <w:sz w:val="18"/>
-        </w:rPr>
-        <w:t xml:space="preserve"> └─ proxies.json        代理池</w:t>
-      </w:r>
-    </w:p>
-    <w:p>
-      <w:pPr>
-        <w:pStyle w:val="ListBullet"/>
-      </w:pPr>
-      <w:r>
-        <w:t>默认数据生成：启动加载时若磁盘无内置规则数据（全新安装、builtin.json 被删或被清空、旧版空链迁移），自动按内置注册表生成全量默认项（39 个，默认停用、固定 Payload 级）并落盘——编码处理页打开即是完整策略清单，按需勾选启用；磁盘已有数据则原样加载（启停/顺序保留）。内置规则不可修改/删除（操作列按钮禁用），不想用某项请关闭其开关。</w:t>
-      </w:r>
-    </w:p>
-    <w:p>
-      <w:pPr>
-        <w:pStyle w:val="ListBullet"/>
-      </w:pPr>
-      <w:r>
-        <w:t>添加自定义 tamper：往 tampers/ 目录丢一个 .js 文件即自动发现入链（无需改 JSON）；内置项启停集中在 builtin.json，自定义链集中在 custom.json，两个文件的 Order 字段共同维护混排执行顺序；删除规则删除对应文件即可。</w:t>
-      </w:r>
-    </w:p>
-    <w:p>
-      <w:pPr>
-        <w:pStyle w:val="ListBullet"/>
-      </w:pPr>
-      <w:r>
-        <w:rPr>
-          <w:b/>
-        </w:rPr>
-        <w:t>脚本元数据头</w:t>
-      </w:r>
-      <w:r>
-        <w:rPr>
-          <w:b w:val="0"/>
-        </w:rPr>
-        <w:t xml:space="preserve">：文件头部用 </w:t>
-      </w:r>
-      <w:r>
-        <w:rPr>
-          <w:rFonts w:ascii="Consolas" w:hAnsi="Consolas"/>
-          <w:b w:val="0"/>
-          <w:color w:val="C7254E"/>
-          <w:sz w:val="20"/>
-        </w:rPr>
-        <w:t>//@key: value</w:t>
-      </w:r>
-      <w:r>
-        <w:rPr>
-          <w:b w:val="0"/>
-        </w:rPr>
-        <w:t xml:space="preserve"> 行声明属性，正文为无转义的 JS 代码：</w:t>
-      </w:r>
-    </w:p>
-    <w:p>
-      <w:pPr>
-        <w:pBdr>
-          <w:top w:val="single" w:sz="2" w:space="3" w:color="D8DDE6"/>
-          <w:left w:val="single" w:sz="2" w:space="3" w:color="D8DDE6"/>
-          <w:bottom w:val="single" w:sz="2" w:space="3" w:color="D8DDE6"/>
-          <w:right w:val="single" w:sz="2" w:space="3" w:color="D8DDE6"/>
-        </w:pBdr>
-        <w:shd w:val="clear" w:fill="F5F6F8"/>
-        <w:spacing w:after="0" w:before="0" w:line="276" w:lineRule="auto"/>
-        <w:ind w:left="227"/>
-      </w:pPr>
-      <w:r>
-        <w:rPr>
-          <w:rFonts w:ascii="Consolas" w:hAnsi="Consolas"/>
-          <w:color w:val="333333"/>
-          <w:sz w:val="18"/>
-        </w:rPr>
-        <w:t>//@name: 签名脚本</w:t>
-      </w:r>
-    </w:p>
-    <w:p>
-      <w:pPr>
-        <w:pBdr>
-          <w:top w:val="single" w:sz="2" w:space="3" w:color="D8DDE6"/>
-          <w:left w:val="single" w:sz="2" w:space="3" w:color="D8DDE6"/>
-          <w:bottom w:val="single" w:sz="2" w:space="3" w:color="D8DDE6"/>
-          <w:right w:val="single" w:sz="2" w:space="3" w:color="D8DDE6"/>
-        </w:pBdr>
-        <w:shd w:val="clear" w:fill="F5F6F8"/>
-        <w:spacing w:after="0" w:before="0" w:line="276" w:lineRule="auto"/>
-        <w:ind w:left="227"/>
-      </w:pPr>
-      <w:r>
-        <w:rPr>
-          <w:rFonts w:ascii="Consolas" w:hAnsi="Consolas"/>
-          <w:color w:val="333333"/>
-          <w:sz w:val="18"/>
-        </w:rPr>
-        <w:t>//@enable: true</w:t>
-      </w:r>
-    </w:p>
-    <w:p>
-      <w:pPr>
-        <w:pBdr>
-          <w:top w:val="single" w:sz="2" w:space="3" w:color="D8DDE6"/>
-          <w:left w:val="single" w:sz="2" w:space="3" w:color="D8DDE6"/>
-          <w:bottom w:val="single" w:sz="2" w:space="3" w:color="D8DDE6"/>
-          <w:right w:val="single" w:sz="2" w:space="3" w:color="D8DDE6"/>
-        </w:pBdr>
-        <w:shd w:val="clear" w:fill="F5F6F8"/>
-        <w:spacing w:after="0" w:before="0" w:line="276" w:lineRule="auto"/>
-        <w:ind w:left="227"/>
-      </w:pPr>
-      <w:r>
-        <w:rPr>
-          <w:rFonts w:ascii="Consolas" w:hAnsi="Consolas"/>
-          <w:color w:val="333333"/>
-          <w:sz w:val="18"/>
-        </w:rPr>
-        <w:t>//@scope: payload</w:t>
-      </w:r>
-    </w:p>
-    <w:p>
-      <w:pPr>
-        <w:pBdr>
-          <w:top w:val="single" w:sz="2" w:space="3" w:color="D8DDE6"/>
-          <w:left w:val="single" w:sz="2" w:space="3" w:color="D8DDE6"/>
-          <w:bottom w:val="single" w:sz="2" w:space="3" w:color="D8DDE6"/>
-          <w:right w:val="single" w:sz="2" w:space="3" w:color="D8DDE6"/>
-        </w:pBdr>
-        <w:shd w:val="clear" w:fill="F5F6F8"/>
-        <w:spacing w:after="0" w:before="0" w:line="276" w:lineRule="auto"/>
-        <w:ind w:left="227"/>
-      </w:pPr>
-      <w:r>
-        <w:rPr>
-          <w:rFonts w:ascii="Consolas" w:hAnsi="Consolas"/>
-          <w:color w:val="333333"/>
-          <w:sz w:val="18"/>
-        </w:rPr>
-        <w:t>function tamper(payload) { return payload + '&amp;sign=1'; }</w:t>
-      </w:r>
-    </w:p>
-    <w:p>
-      <w:pPr>
-        <w:pStyle w:val="ListBullet"/>
-      </w:pPr>
-      <w:r>
-        <w:rPr>
-          <w:b/>
-        </w:rPr>
-        <w:t>动态值脚本</w:t>
-      </w:r>
-      <w:r>
-        <w:rPr>
-          <w:b w:val="0"/>
-        </w:rPr>
-        <w:t xml:space="preserve">：用 </w:t>
-      </w:r>
-      <w:r>
-        <w:rPr>
-          <w:rFonts w:ascii="Consolas" w:hAnsi="Consolas"/>
-          <w:b w:val="0"/>
-          <w:color w:val="C7254E"/>
-          <w:sz w:val="20"/>
-        </w:rPr>
-        <w:t>//@kind</w:t>
-      </w:r>
-      <w:r>
-        <w:rPr>
-          <w:b w:val="0"/>
-        </w:rPr>
-        <w:t xml:space="preserve"> 区分类型（0=请求抓取，1=自主生成）。</w:t>
-      </w:r>
-    </w:p>
-    <w:p>
-      <w:pPr>
-        <w:pStyle w:val="ListBullet"/>
-      </w:pPr>
-      <w:r>
-        <w:rPr>
-          <w:b/>
-        </w:rPr>
-        <w:t>CLI 共用</w:t>
-      </w:r>
-      <w:r>
-        <w:rPr>
-          <w:b w:val="0"/>
-        </w:rPr>
-        <w:t>：命令行默认加载同一目录，</w:t>
-      </w:r>
-      <w:r>
-        <w:rPr>
-          <w:rFonts w:ascii="Consolas" w:hAnsi="Consolas"/>
-          <w:b w:val="0"/>
-          <w:color w:val="C7254E"/>
-          <w:sz w:val="20"/>
-        </w:rPr>
-        <w:t>--rules-dir=DIR</w:t>
-      </w:r>
-      <w:r>
-        <w:rPr>
-          <w:b w:val="0"/>
-        </w:rPr>
-        <w:t xml:space="preserve"> 可指定其他规则库；</w:t>
-      </w:r>
-      <w:r>
-        <w:rPr>
-          <w:rFonts w:ascii="Consolas" w:hAnsi="Consolas"/>
-          <w:b w:val="0"/>
-          <w:color w:val="C7254E"/>
-          <w:sz w:val="20"/>
-        </w:rPr>
-        <w:t>--tamper</w:t>
-      </w:r>
-      <w:r>
-        <w:rPr>
-          <w:b w:val="0"/>
-        </w:rPr>
-        <w:t xml:space="preserve"> 同时识别内置工具名与自定义脚本名。</w:t>
+          <w:i w:val="0"/>
+        </w:rPr>
+        <w:t>第 9 章 工具页（取数模版 / 编码工具 / 请求日志）</w:t>
       </w:r>
     </w:p>
     <w:p>
@@ -622,7 +206,7 @@
           <w:b w:val="0"/>
           <w:i w:val="0"/>
         </w:rPr>
-        <w:t>第 9 章 工具页（取数模版 / 编码工具 / 请求日志）</w:t>
+        <w:t>第 10 章 命令行 SuperSQLInjectionV2.Cmd 完整参考</w:t>
       </w:r>
     </w:p>
     <w:p>
@@ -635,7 +219,7 @@
           <w:b w:val="0"/>
           <w:i w:val="0"/>
         </w:rPr>
-        <w:t>第 10 章 命令行 SuperSQLInjectionV2.Cmd 完整参考</w:t>
+        <w:t>第 11 章 DNS 外带与 DnsServer 部署</w:t>
       </w:r>
     </w:p>
     <w:p>
@@ -648,7 +232,7 @@
           <w:b w:val="0"/>
           <w:i w:val="0"/>
         </w:rPr>
-        <w:t>第 11 章 DNS 外带与 DnsServer 部署</w:t>
+        <w:t>第 12 章 软件更新与问题反馈</w:t>
       </w:r>
     </w:p>
     <w:p>
@@ -661,7 +245,7 @@
           <w:b w:val="0"/>
           <w:i w:val="0"/>
         </w:rPr>
-        <w:t>第 12 章 软件更新与问题反馈</w:t>
+        <w:t>第 13 章 AI 智能体集成（supersqlinjectionv2-cmd skill）</w:t>
       </w:r>
     </w:p>
     <w:p>
@@ -674,19 +258,6 @@
           <w:b w:val="0"/>
           <w:i w:val="0"/>
         </w:rPr>
-        <w:t>第 13 章 AI 智能体集成（supersqlinjectionv2-cmd skill）</w:t>
-      </w:r>
-    </w:p>
-    <w:p>
-      <w:pPr>
-        <w:pStyle w:val="ListBullet"/>
-        <w:spacing w:after="40"/>
-      </w:pPr>
-      <w:r>
-        <w:rPr>
-          <w:b w:val="0"/>
-          <w:i w:val="0"/>
-        </w:rPr>
         <w:t>第 14 章 常见问题 FAQ</w:t>
       </w:r>
     </w:p>
@@ -768,6 +339,8 @@
       <w:tblPr>
         <w:tblW w:type="auto" w:w="0"/>
         <w:jc w:val="center"/>
+        <w:tblLayout w:type="fixed"/>
+        <w:tblLook w:firstColumn="1" w:firstRow="1" w:lastColumn="0" w:lastRow="0" w:noHBand="0" w:noVBand="1" w:val="04A0"/>
         <w:tblBorders>
           <w:top w:val="single" w:sz="4" w:color="B8C2D1"/>
           <w:left w:val="single" w:sz="4" w:color="B8C2D1"/>
@@ -776,14 +349,12 @@
           <w:insideH w:val="single" w:sz="4" w:color="B8C2D1"/>
           <w:insideV w:val="single" w:sz="4" w:color="B8C2D1"/>
         </w:tblBorders>
-        <w:tblLayout w:type="fixed"/>
         <w:tblCellMar>
           <w:top w:w="40" w:type="dxa"/>
           <w:left w:w="80" w:type="dxa"/>
           <w:bottom w:w="40" w:type="dxa"/>
           <w:right w:w="80" w:type="dxa"/>
         </w:tblCellMar>
-        <w:tblLook w:firstColumn="1" w:firstRow="1" w:lastColumn="0" w:lastRow="0" w:noHBand="0" w:noVBand="1" w:val="04A0"/>
       </w:tblPr>
       <w:tblGrid>
         <w:gridCol w:w="1392"/>
@@ -985,7 +556,7 @@
                 <w:i w:val="0"/>
                 <w:sz w:val="18"/>
               </w:rPr>
-              <w:t>内置编码工具链 + 自定义 JS（QuickJS）tamper 脚本、字符替换（支持正则 / 编码前处理）、Chunked 分块、HPP 参数污染、随机 UA / UA 池、代理池轮换、固定延时 / 限速</w:t>
+              <w:t>内置编码工具链 + 自定义 JS（QuickJS）tamper 脚本（含 HPP 参数污染 / chunked 分块发包 / 参数名大小写混淆内置示例脚本）、字符替换（支持正则 / 编码前处理）、随机 UA / UA 池、随机源 IP、代理池轮换、固定延时 / 限速</w:t>
             </w:r>
           </w:p>
         </w:tc>
@@ -1090,6 +661,8 @@
       <w:tblPr>
         <w:tblW w:type="auto" w:w="0"/>
         <w:jc w:val="center"/>
+        <w:tblLayout w:type="fixed"/>
+        <w:tblLook w:firstColumn="1" w:firstRow="1" w:lastColumn="0" w:lastRow="0" w:noHBand="0" w:noVBand="1" w:val="04A0"/>
         <w:tblBorders>
           <w:top w:val="single" w:sz="4" w:color="B8C2D1"/>
           <w:left w:val="single" w:sz="4" w:color="B8C2D1"/>
@@ -1098,14 +671,12 @@
           <w:insideH w:val="single" w:sz="4" w:color="B8C2D1"/>
           <w:insideV w:val="single" w:sz="4" w:color="B8C2D1"/>
         </w:tblBorders>
-        <w:tblLayout w:type="fixed"/>
         <w:tblCellMar>
           <w:top w:w="40" w:type="dxa"/>
           <w:left w:w="80" w:type="dxa"/>
           <w:bottom w:w="40" w:type="dxa"/>
           <w:right w:w="80" w:type="dxa"/>
         </w:tblCellMar>
-        <w:tblLook w:firstColumn="1" w:firstRow="1" w:lastColumn="0" w:lastRow="0" w:noHBand="0" w:noVBand="1" w:val="04A0"/>
       </w:tblPr>
       <w:tblGrid>
         <w:gridCol w:w="2569"/>
@@ -1380,10 +951,10 @@
     </w:p>
     <w:p>
       <w:pPr>
+        <w:ind w:left="340"/>
         <w:pBdr>
           <w:left w:val="single" w:sz="18" w:space="4" w:color="1F3B63"/>
         </w:pBdr>
-        <w:ind w:left="340"/>
       </w:pPr>
       <w:r>
         <w:rPr>
@@ -1503,15 +1074,15 @@
     </w:p>
     <w:p>
       <w:pPr>
+        <w:spacing w:after="0" w:before="0" w:line="276" w:lineRule="auto"/>
+        <w:ind w:left="227"/>
+        <w:shd w:val="clear" w:fill="F5F6F8"/>
         <w:pBdr>
           <w:top w:val="single" w:sz="2" w:space="3" w:color="D8DDE6"/>
           <w:left w:val="single" w:sz="2" w:space="3" w:color="D8DDE6"/>
           <w:bottom w:val="single" w:sz="2" w:space="3" w:color="D8DDE6"/>
           <w:right w:val="single" w:sz="2" w:space="3" w:color="D8DDE6"/>
         </w:pBdr>
-        <w:shd w:val="clear" w:fill="F5F6F8"/>
-        <w:spacing w:after="0" w:before="0" w:line="276" w:lineRule="auto"/>
-        <w:ind w:left="227"/>
       </w:pPr>
       <w:r>
         <w:rPr>
@@ -1622,6 +1193,8 @@
       <w:tblPr>
         <w:tblW w:type="auto" w:w="0"/>
         <w:jc w:val="center"/>
+        <w:tblLayout w:type="fixed"/>
+        <w:tblLook w:firstColumn="1" w:firstRow="1" w:lastColumn="0" w:lastRow="0" w:noHBand="0" w:noVBand="1" w:val="04A0"/>
         <w:tblBorders>
           <w:top w:val="single" w:sz="4" w:color="B8C2D1"/>
           <w:left w:val="single" w:sz="4" w:color="B8C2D1"/>
@@ -1630,14 +1203,12 @@
           <w:insideH w:val="single" w:sz="4" w:color="B8C2D1"/>
           <w:insideV w:val="single" w:sz="4" w:color="B8C2D1"/>
         </w:tblBorders>
-        <w:tblLayout w:type="fixed"/>
         <w:tblCellMar>
           <w:top w:w="40" w:type="dxa"/>
           <w:left w:w="80" w:type="dxa"/>
           <w:bottom w:w="40" w:type="dxa"/>
           <w:right w:w="80" w:type="dxa"/>
         </w:tblCellMar>
-        <w:tblLook w:firstColumn="1" w:firstRow="1" w:lastColumn="0" w:lastRow="0" w:noHBand="0" w:noVBand="1" w:val="04A0"/>
       </w:tblPr>
       <w:tblGrid>
         <w:gridCol w:w="1291"/>
@@ -2014,15 +1585,15 @@
     </w:p>
     <w:p>
       <w:pPr>
+        <w:spacing w:after="0" w:before="0" w:line="276" w:lineRule="auto"/>
+        <w:ind w:left="227"/>
+        <w:shd w:val="clear" w:fill="F5F6F8"/>
         <w:pBdr>
           <w:top w:val="single" w:sz="2" w:space="3" w:color="D8DDE6"/>
           <w:left w:val="single" w:sz="2" w:space="3" w:color="D8DDE6"/>
           <w:bottom w:val="single" w:sz="2" w:space="3" w:color="D8DDE6"/>
           <w:right w:val="single" w:sz="2" w:space="3" w:color="D8DDE6"/>
         </w:pBdr>
-        <w:shd w:val="clear" w:fill="F5F6F8"/>
-        <w:spacing w:after="0" w:before="0" w:line="276" w:lineRule="auto"/>
-        <w:ind w:left="227"/>
       </w:pPr>
       <w:r>
         <w:rPr>
@@ -2035,15 +1606,15 @@
     </w:p>
     <w:p>
       <w:pPr>
+        <w:spacing w:after="0" w:before="0" w:line="276" w:lineRule="auto"/>
+        <w:ind w:left="227"/>
+        <w:shd w:val="clear" w:fill="F5F6F8"/>
         <w:pBdr>
           <w:top w:val="single" w:sz="2" w:space="3" w:color="D8DDE6"/>
           <w:left w:val="single" w:sz="2" w:space="3" w:color="D8DDE6"/>
           <w:bottom w:val="single" w:sz="2" w:space="3" w:color="D8DDE6"/>
           <w:right w:val="single" w:sz="2" w:space="3" w:color="D8DDE6"/>
         </w:pBdr>
-        <w:shd w:val="clear" w:fill="F5F6F8"/>
-        <w:spacing w:after="0" w:before="0" w:line="276" w:lineRule="auto"/>
-        <w:ind w:left="227"/>
       </w:pPr>
       <w:r>
         <w:rPr>
@@ -2077,7 +1648,21 @@
           <w:b w:val="0"/>
           <w:i w:val="0"/>
         </w:rPr>
-        <w:t>需部署到具有公网 IP 的 VPS，详见 第 11 章。</w:t>
+        <w:t xml:space="preserve">需部署到具有公网 IP 的 VPS，详见 </w:t>
+      </w:r>
+      <w:r>
+        <w:rPr>
+          <w:b w:val="0"/>
+          <w:i w:val="0"/>
+        </w:rPr>
+        <w:t>第 11 章</w:t>
+      </w:r>
+      <w:r>
+        <w:rPr>
+          <w:b w:val="0"/>
+          <w:i w:val="0"/>
+        </w:rPr>
+        <w:t>。</w:t>
       </w:r>
     </w:p>
     <w:p>
@@ -2152,7 +1737,7 @@
           <w:b w:val="0"/>
           <w:i w:val="0"/>
         </w:rPr>
-        <w:t>，在请求编辑区填入目标 URL（或粘贴完整 HTTP 报文）。</w:t>
+        <w:t>，在 URL 栏填入目标地址（左侧请求方式下拉默认 GET，可切 POST），工具自动按所选方式生成请求报文；也可直接粘贴完整 HTTP 报文，URL 与请求方式会自动回同步。</w:t>
       </w:r>
     </w:p>
     <w:p>
@@ -2399,15 +1984,15 @@
     </w:p>
     <w:p>
       <w:pPr>
+        <w:spacing w:after="0" w:before="0" w:line="276" w:lineRule="auto"/>
+        <w:ind w:left="227"/>
+        <w:shd w:val="clear" w:fill="F5F6F8"/>
         <w:pBdr>
           <w:top w:val="single" w:sz="2" w:space="3" w:color="D8DDE6"/>
           <w:left w:val="single" w:sz="2" w:space="3" w:color="D8DDE6"/>
           <w:bottom w:val="single" w:sz="2" w:space="3" w:color="D8DDE6"/>
           <w:right w:val="single" w:sz="2" w:space="3" w:color="D8DDE6"/>
         </w:pBdr>
-        <w:shd w:val="clear" w:fill="F5F6F8"/>
-        <w:spacing w:after="0" w:before="0" w:line="276" w:lineRule="auto"/>
-        <w:ind w:left="227"/>
       </w:pPr>
       <w:r>
         <w:rPr>
@@ -2420,15 +2005,15 @@
     </w:p>
     <w:p>
       <w:pPr>
+        <w:spacing w:after="0" w:before="0" w:line="276" w:lineRule="auto"/>
+        <w:ind w:left="227"/>
+        <w:shd w:val="clear" w:fill="F5F6F8"/>
         <w:pBdr>
           <w:top w:val="single" w:sz="2" w:space="3" w:color="D8DDE6"/>
           <w:left w:val="single" w:sz="2" w:space="3" w:color="D8DDE6"/>
           <w:bottom w:val="single" w:sz="2" w:space="3" w:color="D8DDE6"/>
           <w:right w:val="single" w:sz="2" w:space="3" w:color="D8DDE6"/>
         </w:pBdr>
-        <w:shd w:val="clear" w:fill="F5F6F8"/>
-        <w:spacing w:after="0" w:before="0" w:line="276" w:lineRule="auto"/>
-        <w:ind w:left="227"/>
       </w:pPr>
       <w:r>
         <w:rPr>
@@ -2441,15 +2026,15 @@
     </w:p>
     <w:p>
       <w:pPr>
+        <w:spacing w:after="0" w:before="0" w:line="276" w:lineRule="auto"/>
+        <w:ind w:left="227"/>
+        <w:shd w:val="clear" w:fill="F5F6F8"/>
         <w:pBdr>
           <w:top w:val="single" w:sz="2" w:space="3" w:color="D8DDE6"/>
           <w:left w:val="single" w:sz="2" w:space="3" w:color="D8DDE6"/>
           <w:bottom w:val="single" w:sz="2" w:space="3" w:color="D8DDE6"/>
           <w:right w:val="single" w:sz="2" w:space="3" w:color="D8DDE6"/>
         </w:pBdr>
-        <w:shd w:val="clear" w:fill="F5F6F8"/>
-        <w:spacing w:after="0" w:before="0" w:line="276" w:lineRule="auto"/>
-        <w:ind w:left="227"/>
       </w:pPr>
       <w:r>
         <w:rPr>
@@ -2462,15 +2047,15 @@
     </w:p>
     <w:p>
       <w:pPr>
+        <w:spacing w:after="0" w:before="0" w:line="276" w:lineRule="auto"/>
+        <w:ind w:left="227"/>
+        <w:shd w:val="clear" w:fill="F5F6F8"/>
         <w:pBdr>
           <w:top w:val="single" w:sz="2" w:space="3" w:color="D8DDE6"/>
           <w:left w:val="single" w:sz="2" w:space="3" w:color="D8DDE6"/>
           <w:bottom w:val="single" w:sz="2" w:space="3" w:color="D8DDE6"/>
           <w:right w:val="single" w:sz="2" w:space="3" w:color="D8DDE6"/>
         </w:pBdr>
-        <w:shd w:val="clear" w:fill="F5F6F8"/>
-        <w:spacing w:after="0" w:before="0" w:line="276" w:lineRule="auto"/>
-        <w:ind w:left="227"/>
       </w:pPr>
       <w:r>
         <w:rPr>
@@ -2483,15 +2068,15 @@
     </w:p>
     <w:p>
       <w:pPr>
+        <w:spacing w:after="0" w:before="0" w:line="276" w:lineRule="auto"/>
+        <w:ind w:left="227"/>
+        <w:shd w:val="clear" w:fill="F5F6F8"/>
         <w:pBdr>
           <w:top w:val="single" w:sz="2" w:space="3" w:color="D8DDE6"/>
           <w:left w:val="single" w:sz="2" w:space="3" w:color="D8DDE6"/>
           <w:bottom w:val="single" w:sz="2" w:space="3" w:color="D8DDE6"/>
           <w:right w:val="single" w:sz="2" w:space="3" w:color="D8DDE6"/>
         </w:pBdr>
-        <w:shd w:val="clear" w:fill="F5F6F8"/>
-        <w:spacing w:after="0" w:before="0" w:line="276" w:lineRule="auto"/>
-        <w:ind w:left="227"/>
       </w:pPr>
       <w:r>
         <w:rPr>
@@ -2538,13 +2123,135 @@
           <w:b w:val="0"/>
           <w:i w:val="0"/>
         </w:rPr>
-        <w:t>4.1 检测类型（--technique=BEUTSD）</w:t>
+        <w:t>4.1 请求编辑区（URL / 请求方式 / 报文三方联动）</w:t>
+      </w:r>
+    </w:p>
+    <w:p>
+      <w:pPr>
+        <w:pStyle w:val="ListBullet"/>
+        <w:spacing w:after="40"/>
+      </w:pPr>
+      <w:r>
+        <w:rPr>
+          <w:b w:val="0"/>
+          <w:i w:val="0"/>
+        </w:rPr>
+      </w:r>
+      <w:r>
+        <w:rPr>
+          <w:b/>
+          <w:i w:val="0"/>
+        </w:rPr>
+        <w:t>请求方式下拉</w:t>
+      </w:r>
+      <w:r>
+        <w:rPr>
+          <w:b w:val="0"/>
+          <w:i w:val="0"/>
+        </w:rPr>
+        <w:t xml:space="preserve">：URL 栏左侧下拉框，默认 GET，可切换 POST。输入 URL 后自动按所选方式生成请求报文（POST 时查询串自动转入 body 并补 </w:t>
+      </w:r>
+      <w:r>
+        <w:rPr>
+          <w:rFonts w:ascii="Consolas" w:hAnsi="Consolas"/>
+          <w:color w:val="C7254E"/>
+          <w:sz w:val="20"/>
+        </w:rPr>
+        <w:t>Content-Type: application/x-www-form-urlencoded</w:t>
+      </w:r>
+      <w:r>
+        <w:rPr>
+          <w:b w:val="0"/>
+          <w:i w:val="0"/>
+        </w:rPr>
+        <w:t>）。</w:t>
+      </w:r>
+    </w:p>
+    <w:p>
+      <w:pPr>
+        <w:pStyle w:val="ListBullet"/>
+        <w:spacing w:after="40"/>
+      </w:pPr>
+      <w:r>
+        <w:rPr>
+          <w:b w:val="0"/>
+          <w:i w:val="0"/>
+        </w:rPr>
+      </w:r>
+      <w:r>
+        <w:rPr>
+          <w:b/>
+          <w:i w:val="0"/>
+        </w:rPr>
+        <w:t>URL → 报文</w:t>
+      </w:r>
+      <w:r>
+        <w:rPr>
+          <w:b w:val="0"/>
+          <w:i w:val="0"/>
+        </w:rPr>
+        <w:t>：报文为空、或仍是上一条自动生成的报文、或 URL 指向新主机时，自动重新生成；同主机下 URL 变更不覆盖已手工定制的报文（保护人工配置）。切换请求方式时若报文已被定制，则原地转换 GET⇄POST 并保留全部请求头。</w:t>
+      </w:r>
+    </w:p>
+    <w:p>
+      <w:pPr>
+        <w:pStyle w:val="ListBullet"/>
+        <w:spacing w:after="40"/>
+      </w:pPr>
+      <w:r>
+        <w:rPr>
+          <w:b w:val="0"/>
+          <w:i w:val="0"/>
+        </w:rPr>
+      </w:r>
+      <w:r>
+        <w:rPr>
+          <w:b/>
+          <w:i w:val="0"/>
+        </w:rPr>
+        <w:t>报文 → URL / 请求方式</w:t>
+      </w:r>
+      <w:r>
+        <w:rPr>
+          <w:b w:val="0"/>
+          <w:i w:val="0"/>
+        </w:rPr>
+        <w:t xml:space="preserve">：手工编辑报文（请求行完整时）自动解析请求行与 Host 头，回同步 URL 与请求方式下拉；含 </w:t>
+      </w:r>
+      <w:r>
+        <w:rPr>
+          <w:rFonts w:ascii="Consolas" w:hAnsi="Consolas"/>
+          <w:color w:val="C7254E"/>
+          <w:sz w:val="20"/>
+        </w:rPr>
+        <w:t>:443</w:t>
+      </w:r>
+      <w:r>
+        <w:rPr>
+          <w:b w:val="0"/>
+          <w:i w:val="0"/>
+        </w:rPr>
+        <w:t xml:space="preserve"> 端口自动推 https，代理形态绝对路径报文直接采用。</w:t>
+      </w:r>
+    </w:p>
+    <w:p>
+      <w:pPr>
+        <w:pStyle w:val="Heading3"/>
+      </w:pPr>
+      <w:r>
+        <w:rPr>
+          <w:b w:val="0"/>
+          <w:i w:val="0"/>
+        </w:rPr>
+        <w:t>4.2 检测类型（--technique=BEUTSD）</w:t>
       </w:r>
     </w:p>
     <w:tbl>
       <w:tblPr>
         <w:tblW w:type="auto" w:w="0"/>
         <w:jc w:val="center"/>
+        <w:tblLayout w:type="fixed"/>
+        <w:tblLook w:firstColumn="1" w:firstRow="1" w:lastColumn="0" w:lastRow="0" w:noHBand="0" w:noVBand="1" w:val="04A0"/>
         <w:tblBorders>
           <w:top w:val="single" w:sz="4" w:color="B8C2D1"/>
           <w:left w:val="single" w:sz="4" w:color="B8C2D1"/>
@@ -2553,14 +2260,12 @@
           <w:insideH w:val="single" w:sz="4" w:color="B8C2D1"/>
           <w:insideV w:val="single" w:sz="4" w:color="B8C2D1"/>
         </w:tblBorders>
-        <w:tblLayout w:type="fixed"/>
         <w:tblCellMar>
           <w:top w:w="40" w:type="dxa"/>
           <w:left w:w="80" w:type="dxa"/>
           <w:bottom w:w="40" w:type="dxa"/>
           <w:right w:w="80" w:type="dxa"/>
         </w:tblCellMar>
-        <w:tblLook w:firstColumn="1" w:firstRow="1" w:lastColumn="0" w:lastRow="0" w:noHBand="0" w:noVBand="1" w:val="04A0"/>
       </w:tblPr>
       <w:tblGrid>
         <w:gridCol w:w="907"/>
@@ -3124,7 +2829,7 @@
           <w:b w:val="0"/>
           <w:i w:val="0"/>
         </w:rPr>
-        <w:t>4.2 Level 与 Risk</w:t>
+        <w:t>4.3 Level 与 Risk</w:t>
       </w:r>
     </w:p>
     <w:p>
@@ -3227,7 +2932,7 @@
           <w:b w:val="0"/>
           <w:i w:val="0"/>
         </w:rPr>
-        <w:t>4.3 检测模式</w:t>
+        <w:t>4.4 检测模式</w:t>
       </w:r>
     </w:p>
     <w:p>
@@ -3285,35 +2990,27 @@
     <w:p>
       <w:pPr>
         <w:pStyle w:val="ListBullet"/>
+        <w:spacing w:after="40"/>
       </w:pPr>
       <w:r>
         <w:rPr>
+          <w:b w:val="0"/>
+          <w:i w:val="0"/>
+        </w:rPr>
+      </w:r>
+      <w:r>
+        <w:rPr>
           <w:b/>
-        </w:rPr>
-        <w:t>多参数并行（GUI「多参数并行」开关 / --parallel）：</w:t>
+          <w:i w:val="0"/>
+        </w:rPr>
+        <w:t>网页相似度抗噪</w:t>
       </w:r>
       <w:r>
         <w:rPr>
           <w:b w:val="0"/>
-        </w:rPr>
-        <w:t>多参数目标（表单/JSON/XML/Cookie 等）按线程数并发检测（上限 10），N 个参数约 N 倍提速；参数间检测上下文（页面模板/相似度基线/库候选）各自独立互不影响，默认关闭（串行逐个检测）。</w:t>
-      </w:r>
-    </w:p>
-    <w:p>
-      <w:pPr>
-        <w:pStyle w:val="ListBullet"/>
-      </w:pPr>
-      <w:r>
-        <w:rPr>
-          <w:b/>
-        </w:rPr>
-        <w:t>WAF 拦截反馈：</w:t>
-      </w:r>
-      <w:r>
-        <w:rPr>
-          <w:b w:val="0"/>
-        </w:rPr>
-        <w:t>某种检测技术发出的请求全部被拦截（HTTP 401/403/406/429/501）时，日志明确提示“疑似 WAF 防护拦截而非不存在注入”，并引导到防护绕过页配置随机 UA/随机源 IP/代理/延时/tamper 后重测——避免把“被拦”误判为“无注入”。</w:t>
+          <w:i w:val="0"/>
+        </w:rPr>
+        <w:t>：对每次响应计算与基准页面的相似度，自动识别"软 404"、WAF 拦截页、动态噪声（广告位、时间戳），Bool 盲注判断以相似度为主、关键字为辅，显著降低误报。</w:t>
       </w:r>
     </w:p>
     <w:p>
@@ -3332,14 +3029,55 @@
           <w:b/>
           <w:i w:val="0"/>
         </w:rPr>
-        <w:t>网页相似度抗噪</w:t>
+        <w:t>报错指纹库</w:t>
       </w:r>
       <w:r>
         <w:rPr>
           <w:b w:val="0"/>
           <w:i w:val="0"/>
         </w:rPr>
-        <w:t>：对每次响应计算与基准页面的相似度，自动识别"软 404"、WAF 拦截页、动态噪声（广告位、时间戳），Bool 盲注判断以相似度为主、关键字为辅，显著降低误报。</w:t>
+        <w:t xml:space="preserve">：报错注入识别基于独立维护的指纹库 </w:t>
+      </w:r>
+      <w:r>
+        <w:rPr>
+          <w:rFonts w:ascii="Consolas" w:hAnsi="Consolas"/>
+          <w:color w:val="C7254E"/>
+          <w:sz w:val="20"/>
+        </w:rPr>
+        <w:t>config/injection/errors.xml</w:t>
+      </w:r>
+      <w:r>
+        <w:rPr>
+          <w:b w:val="0"/>
+          <w:i w:val="0"/>
+        </w:rPr>
+        <w:t>，在「检测用例」页的</w:t>
+      </w:r>
+      <w:r>
+        <w:rPr>
+          <w:b/>
+          <w:i w:val="0"/>
+        </w:rPr>
+        <w:t>报错指纹</w:t>
+      </w:r>
+      <w:r>
+        <w:rPr>
+          <w:b w:val="0"/>
+          <w:i w:val="0"/>
+        </w:rPr>
+        <w:t>选项卡中可视化管理（分页浏览 / 新增 / 编辑 / 删除），可按数据库类型归类。</w:t>
+      </w:r>
+    </w:p>
+    <w:p>
+      <w:pPr>
+        <w:pStyle w:val="Heading3"/>
+      </w:pPr>
+      <w:r>
+        <w:rPr>
+          <w:b w:val="0"/>
+          <w:i w:val="0"/>
+        </w:rPr>
+        <w:t>4.5 批量检测</w:t>
       </w:r>
     </w:p>
     <w:p>
@@ -3352,70 +3090,7 @@
           <w:b w:val="0"/>
           <w:i w:val="0"/>
         </w:rPr>
-      </w:r>
-      <w:r>
-        <w:rPr>
-          <w:b/>
-          <w:i w:val="0"/>
-        </w:rPr>
-        <w:t>报错指纹库</w:t>
-      </w:r>
-      <w:r>
-        <w:rPr>
-          <w:b w:val="0"/>
-          <w:i w:val="0"/>
-        </w:rPr>
-        <w:t xml:space="preserve">：报错注入识别基于独立维护的指纹库 </w:t>
-      </w:r>
-      <w:r>
-        <w:rPr>
-          <w:rFonts w:ascii="Consolas" w:hAnsi="Consolas"/>
-          <w:color w:val="C7254E"/>
-          <w:sz w:val="20"/>
-        </w:rPr>
-        <w:t>config/injection/errors.xml</w:t>
-      </w:r>
-      <w:r>
-        <w:rPr>
-          <w:b w:val="0"/>
-          <w:i w:val="0"/>
-        </w:rPr>
-        <w:t>，在「检测用例」页的</w:t>
-      </w:r>
-      <w:r>
-        <w:rPr>
-          <w:b/>
-          <w:i w:val="0"/>
-        </w:rPr>
-        <w:t>报错指纹</w:t>
-      </w:r>
-      <w:r>
-        <w:rPr>
-          <w:b w:val="0"/>
-          <w:i w:val="0"/>
-        </w:rPr>
-        <w:t>选项卡中可视化管理（分页浏览 / 新增 / 编辑 / 删除），可按数据库类型归类。</w:t>
-      </w:r>
-    </w:p>
-    <w:p>
-      <w:pPr>
-        <w:pStyle w:val="Heading3"/>
-      </w:pPr>
-      <w:r>
-        <w:rPr>
-          <w:b w:val="0"/>
-          <w:i w:val="0"/>
-        </w:rPr>
-        <w:t>4.4 检测用例管理</w:t>
-      </w:r>
-    </w:p>
-    <w:p>
-      <w:r>
-        <w:rPr>
-          <w:b w:val="0"/>
-          <w:i w:val="0"/>
-        </w:rPr>
-        <w:t>「检测用例」页管理全部检测 payload（按数据库 × 注入类型 × Level/Risk 组织）：</w:t>
+        <w:t>入口：注入检测页 URL 栏「批量」按钮，弹窗中粘贴或从文件导入 URL（一行一个，缺省协议自动补 http://），设置并行目标数（1–20）后多线程逐目标检测；</w:t>
       </w:r>
     </w:p>
     <w:p>
@@ -3428,7 +3103,7 @@
           <w:b w:val="0"/>
           <w:i w:val="0"/>
         </w:rPr>
-        <w:t>支持查看 / 新增 / 编辑 / 删除用例，修改即时生效；</w:t>
+        <w:t>每个目标以当前界面检测配置（Level/Risk/tamper/代理/延时限速等）构造 GET 请求逐参数检测（含 URI 段/Cookie/头部等扩展位置）；目标需要登录态/Cookie 时请改用单目标完整报文检测；</w:t>
       </w:r>
     </w:p>
     <w:p>
@@ -3441,7 +3116,7 @@
           <w:b w:val="0"/>
           <w:i w:val="0"/>
         </w:rPr>
-        <w:t>报错指纹独立分页管理，与用例分离；</w:t>
+        <w:t>结果表实时显示每个目标的状态/注入点数/注入类型/数据库/耗时/消息；命中点自动写入注入记录（不切换当前注入上下文与回显标记），可在注入记录中恢复配置后取数；</w:t>
       </w:r>
     </w:p>
     <w:p>
@@ -3454,22 +3129,7 @@
           <w:b w:val="0"/>
           <w:i w:val="0"/>
         </w:rPr>
-        <w:t xml:space="preserve">用例文件位于 </w:t>
-      </w:r>
-      <w:r>
-        <w:rPr>
-          <w:rFonts w:ascii="Consolas" w:hAnsi="Consolas"/>
-          <w:color w:val="C7254E"/>
-          <w:sz w:val="20"/>
-        </w:rPr>
-        <w:t>config/injection/</w:t>
-      </w:r>
-      <w:r>
-        <w:rPr>
-          <w:b w:val="0"/>
-          <w:i w:val="0"/>
-        </w:rPr>
-        <w:t xml:space="preserve"> 目录，可直接备份或迁移。</w:t>
+        <w:t>批量日志带 [T序号] 前缀写入主日志（多目标并发可区分来源，不弹通知），支持随时停止；每个目标配置独立克隆，互不干扰。</w:t>
       </w:r>
     </w:p>
     <w:p>
@@ -3481,7 +3141,16 @@
           <w:b w:val="0"/>
           <w:i w:val="0"/>
         </w:rPr>
-        <w:t>4.5 检测预览与日志</w:t>
+        <w:t>4.6 检测用例管理</w:t>
+      </w:r>
+    </w:p>
+    <w:p>
+      <w:r>
+        <w:rPr>
+          <w:b w:val="0"/>
+          <w:i w:val="0"/>
+        </w:rPr>
+        <w:t>「检测用例」页管理全部检测 payload（按数据库 × 注入类型 × Level/Risk 组织）：</w:t>
       </w:r>
     </w:p>
     <w:p>
@@ -3494,20 +3163,7 @@
           <w:b w:val="0"/>
           <w:i w:val="0"/>
         </w:rPr>
-      </w:r>
-      <w:r>
-        <w:rPr>
-          <w:b/>
-          <w:i w:val="0"/>
-        </w:rPr>
-        <w:t>检测概览</w:t>
-      </w:r>
-      <w:r>
-        <w:rPr>
-          <w:b w:val="0"/>
-          <w:i w:val="0"/>
-        </w:rPr>
-        <w:t>：实时显示当前测试的注入类型、数据库、已发请求数、命中状态；</w:t>
+        <w:t>支持查看 / 新增 / 编辑 / 删除用例，修改即时生效；</w:t>
       </w:r>
     </w:p>
     <w:p>
@@ -3520,20 +3176,7 @@
           <w:b w:val="0"/>
           <w:i w:val="0"/>
         </w:rPr>
-      </w:r>
-      <w:r>
-        <w:rPr>
-          <w:b/>
-          <w:i w:val="0"/>
-        </w:rPr>
-        <w:t>检测日志</w:t>
-      </w:r>
-      <w:r>
-        <w:rPr>
-          <w:b w:val="0"/>
-          <w:i w:val="0"/>
-        </w:rPr>
-        <w:t>：完整记录每次请求 / 响应（可在请求日志页回放）；</w:t>
+        <w:t>报错指纹独立分页管理，与用例分离；</w:t>
       </w:r>
     </w:p>
     <w:p>
@@ -3546,6 +3189,98 @@
           <w:b w:val="0"/>
           <w:i w:val="0"/>
         </w:rPr>
+        <w:t xml:space="preserve">用例文件位于 </w:t>
+      </w:r>
+      <w:r>
+        <w:rPr>
+          <w:rFonts w:ascii="Consolas" w:hAnsi="Consolas"/>
+          <w:color w:val="C7254E"/>
+          <w:sz w:val="20"/>
+        </w:rPr>
+        <w:t>config/injection/</w:t>
+      </w:r>
+      <w:r>
+        <w:rPr>
+          <w:b w:val="0"/>
+          <w:i w:val="0"/>
+        </w:rPr>
+        <w:t xml:space="preserve"> 目录，可直接备份或迁移。</w:t>
+      </w:r>
+    </w:p>
+    <w:p>
+      <w:pPr>
+        <w:pStyle w:val="Heading3"/>
+      </w:pPr>
+      <w:r>
+        <w:rPr>
+          <w:b w:val="0"/>
+          <w:i w:val="0"/>
+        </w:rPr>
+        <w:t>4.7 检测预览与日志</w:t>
+      </w:r>
+    </w:p>
+    <w:p>
+      <w:pPr>
+        <w:pStyle w:val="ListBullet"/>
+        <w:spacing w:after="40"/>
+      </w:pPr>
+      <w:r>
+        <w:rPr>
+          <w:b w:val="0"/>
+          <w:i w:val="0"/>
+        </w:rPr>
+      </w:r>
+      <w:r>
+        <w:rPr>
+          <w:b/>
+          <w:i w:val="0"/>
+        </w:rPr>
+        <w:t>检测概览</w:t>
+      </w:r>
+      <w:r>
+        <w:rPr>
+          <w:b w:val="0"/>
+          <w:i w:val="0"/>
+        </w:rPr>
+        <w:t>：实时显示当前测试的注入类型、数据库、已发请求数、命中状态；</w:t>
+      </w:r>
+    </w:p>
+    <w:p>
+      <w:pPr>
+        <w:pStyle w:val="ListBullet"/>
+        <w:spacing w:after="40"/>
+      </w:pPr>
+      <w:r>
+        <w:rPr>
+          <w:b w:val="0"/>
+          <w:i w:val="0"/>
+        </w:rPr>
+      </w:r>
+      <w:r>
+        <w:rPr>
+          <w:b/>
+          <w:i w:val="0"/>
+        </w:rPr>
+        <w:t>检测日志</w:t>
+      </w:r>
+      <w:r>
+        <w:rPr>
+          <w:b w:val="0"/>
+          <w:i w:val="0"/>
+        </w:rPr>
+        <w:t>：完整记录每次请求 / 响应（可在请求日志页回放）；</w:t>
+      </w:r>
+    </w:p>
+    <w:p>
+      <w:pPr>
+        <w:pStyle w:val="ListBullet"/>
+        <w:spacing w:after="40"/>
+      </w:pPr>
+      <w:r>
+        <w:rPr>
+          <w:b w:val="0"/>
+          <w:i w:val="0"/>
+        </w:rPr>
         <w:t>检测到时间盲注时，记录中同时保存</w:t>
       </w:r>
       <w:r>
@@ -4274,7 +4009,21 @@
           <w:b/>
           <w:i w:val="0"/>
         </w:rPr>
-        <w:t xml:space="preserve">右键菜单"插入动态值"列出全部动态值规则（无选中态，数据管理工具栏"动态值"按钮同源），点击规则即启用它并在报文中插入 </w:t>
+        <w:t>右键菜单"插入动态值"</w:t>
+      </w:r>
+      <w:r>
+        <w:rPr>
+          <w:b/>
+          <w:i w:val="0"/>
+        </w:rPr>
+        <w:t>列出全部动态值规则（无选中态，数据管理工具栏"动态值"按钮同源），</w:t>
+      </w:r>
+      <w:r>
+        <w:rPr>
+          <w:b/>
+          <w:i w:val="0"/>
+        </w:rPr>
+        <w:t xml:space="preserve">点击规则即启用它并在报文中插入 </w:t>
       </w:r>
       <w:r>
         <w:rPr>
@@ -4326,14 +4075,28 @@
           <w:b w:val="0"/>
           <w:i w:val="0"/>
         </w:rPr>
-        <w:t>；规则的启停统一在 防护绕过-动态规则 页管理（动态值可多条同时启用）。右键菜单"二次注入（单选）"</w:t>
+        <w:t>；规则的启停统一在 防护绕过-动态规则 页管理（动态值可多条同时启用）。右键菜单</w:t>
+      </w:r>
+      <w:r>
+        <w:rPr>
+          <w:b w:val="0"/>
+          <w:i w:val="0"/>
+        </w:rPr>
+        <w:t>"二次注入（单选）"</w:t>
       </w:r>
       <w:r>
         <w:rPr>
           <w:b/>
           <w:i w:val="0"/>
         </w:rPr>
-        <w:t>以单选按钮列出全部二次注入规则，选中一条启用并自动关闭其余</w:t>
+        <w:t>以单选按钮列出全部二次注入规则，</w:t>
+      </w:r>
+      <w:r>
+        <w:rPr>
+          <w:b/>
+          <w:i w:val="0"/>
+        </w:rPr>
+        <w:t>选中一条启用并自动关闭其余</w:t>
       </w:r>
       <w:r>
         <w:rPr>
@@ -4355,7 +4118,21 @@
           <w:b w:val="0"/>
           <w:i w:val="0"/>
         </w:rPr>
-        <w:t xml:space="preserve"> 关联第一条启用的动态值规则，多条动态值规则并存时通过标记名精确指定由哪条规则取值；二次注入同理可写 </w:t>
+        <w:t xml:space="preserve"> 关联</w:t>
+      </w:r>
+      <w:r>
+        <w:rPr>
+          <w:b w:val="0"/>
+          <w:i w:val="0"/>
+        </w:rPr>
+        <w:t>第一条启用的动态值规则</w:t>
+      </w:r>
+      <w:r>
+        <w:rPr>
+          <w:b w:val="0"/>
+          <w:i w:val="0"/>
+        </w:rPr>
+        <w:t xml:space="preserve">，多条动态值规则并存时通过标记名精确指定由哪条规则取值；二次注入同理可写 </w:t>
       </w:r>
       <w:r>
         <w:rPr>
@@ -4447,14 +4224,42 @@
           <w:b/>
           <w:i w:val="0"/>
         </w:rPr>
-        <w:t>URL + 请求方式（GET/POST）抓取、脚本生成</w:t>
+        <w:t>URL + 请求方式（GET/POST）</w:t>
+      </w:r>
+      <w:r>
+        <w:rPr>
+          <w:b/>
+          <w:i w:val="0"/>
+        </w:rPr>
+        <w:t>抓取、</w:t>
+      </w:r>
+      <w:r>
+        <w:rPr>
+          <w:b/>
+          <w:i w:val="0"/>
+        </w:rPr>
+        <w:t>脚本生成</w:t>
       </w:r>
       <w:r>
         <w:rPr>
           <w:b w:val="0"/>
           <w:i w:val="0"/>
         </w:rPr>
-        <w:t>（不发抓取请求，脚本输入为主请求报文，输出动态值，可对报文做签名，适用于 API 接口）；从响应中提取时支持字符串截取（开始 / 结束字符）或</w:t>
+        <w:t>（不发抓取请求，脚本输入为主请求报文，输出动态值，可对报文做签名，适用于 API 接口）；从响应中提取时支持</w:t>
+      </w:r>
+      <w:r>
+        <w:rPr>
+          <w:b w:val="0"/>
+          <w:i w:val="0"/>
+        </w:rPr>
+        <w:t>字符串截取</w:t>
+      </w:r>
+      <w:r>
+        <w:rPr>
+          <w:b w:val="0"/>
+          <w:i w:val="0"/>
+        </w:rPr>
+        <w:t>（开始 / 结束字符）或</w:t>
       </w:r>
       <w:r>
         <w:rPr>
@@ -5069,6 +4874,8 @@
       <w:tblPr>
         <w:tblW w:type="auto" w:w="0"/>
         <w:jc w:val="center"/>
+        <w:tblLayout w:type="fixed"/>
+        <w:tblLook w:firstColumn="1" w:firstRow="1" w:lastColumn="0" w:lastRow="0" w:noHBand="0" w:noVBand="1" w:val="04A0"/>
         <w:tblBorders>
           <w:top w:val="single" w:sz="4" w:color="B8C2D1"/>
           <w:left w:val="single" w:sz="4" w:color="B8C2D1"/>
@@ -5077,14 +4884,12 @@
           <w:insideH w:val="single" w:sz="4" w:color="B8C2D1"/>
           <w:insideV w:val="single" w:sz="4" w:color="B8C2D1"/>
         </w:tblBorders>
-        <w:tblLayout w:type="fixed"/>
         <w:tblCellMar>
           <w:top w:w="40" w:type="dxa"/>
           <w:left w:w="80" w:type="dxa"/>
           <w:bottom w:w="40" w:type="dxa"/>
           <w:right w:w="80" w:type="dxa"/>
         </w:tblCellMar>
-        <w:tblLook w:firstColumn="1" w:firstRow="1" w:lastColumn="0" w:lastRow="0" w:noHBand="0" w:noVBand="1" w:val="04A0"/>
       </w:tblPr>
       <w:tblGrid>
         <w:gridCol w:w="2436"/>
@@ -5476,6 +5281,8 @@
       <w:tblPr>
         <w:tblW w:type="auto" w:w="0"/>
         <w:jc w:val="center"/>
+        <w:tblLayout w:type="fixed"/>
+        <w:tblLook w:firstColumn="1" w:firstRow="1" w:lastColumn="0" w:lastRow="0" w:noHBand="0" w:noVBand="1" w:val="04A0"/>
         <w:tblBorders>
           <w:top w:val="single" w:sz="4" w:color="B8C2D1"/>
           <w:left w:val="single" w:sz="4" w:color="B8C2D1"/>
@@ -5484,14 +5291,12 @@
           <w:insideH w:val="single" w:sz="4" w:color="B8C2D1"/>
           <w:insideV w:val="single" w:sz="4" w:color="B8C2D1"/>
         </w:tblBorders>
-        <w:tblLayout w:type="fixed"/>
         <w:tblCellMar>
           <w:top w:w="40" w:type="dxa"/>
           <w:left w:w="80" w:type="dxa"/>
           <w:bottom w:w="40" w:type="dxa"/>
           <w:right w:w="80" w:type="dxa"/>
         </w:tblCellMar>
-        <w:tblLook w:firstColumn="1" w:firstRow="1" w:lastColumn="0" w:lastRow="0" w:noHBand="0" w:noVBand="1" w:val="04A0"/>
       </w:tblPr>
       <w:tblGrid>
         <w:gridCol w:w="1332"/>
@@ -6319,10 +6124,10 @@
     </w:p>
     <w:p>
       <w:pPr>
+        <w:ind w:left="340"/>
         <w:pBdr>
           <w:left w:val="single" w:sz="18" w:space="4" w:color="1F3B63"/>
         </w:pBdr>
-        <w:ind w:left="340"/>
       </w:pPr>
       <w:r>
         <w:rPr>
@@ -6349,6 +6154,8 @@
       <w:tblPr>
         <w:tblW w:type="auto" w:w="0"/>
         <w:jc w:val="center"/>
+        <w:tblLayout w:type="fixed"/>
+        <w:tblLook w:firstColumn="1" w:firstRow="1" w:lastColumn="0" w:lastRow="0" w:noHBand="0" w:noVBand="1" w:val="04A0"/>
         <w:tblBorders>
           <w:top w:val="single" w:sz="4" w:color="B8C2D1"/>
           <w:left w:val="single" w:sz="4" w:color="B8C2D1"/>
@@ -6357,14 +6164,12 @@
           <w:insideH w:val="single" w:sz="4" w:color="B8C2D1"/>
           <w:insideV w:val="single" w:sz="4" w:color="B8C2D1"/>
         </w:tblBorders>
-        <w:tblLayout w:type="fixed"/>
         <w:tblCellMar>
           <w:top w:w="40" w:type="dxa"/>
           <w:left w:w="80" w:type="dxa"/>
           <w:bottom w:w="40" w:type="dxa"/>
           <w:right w:w="80" w:type="dxa"/>
         </w:tblCellMar>
-        <w:tblLook w:firstColumn="1" w:firstRow="1" w:lastColumn="0" w:lastRow="0" w:noHBand="0" w:noVBand="1" w:val="04A0"/>
       </w:tblPr>
       <w:tblGrid>
         <w:gridCol w:w="2436"/>
@@ -6822,6 +6627,8 @@
       <w:tblPr>
         <w:tblW w:type="auto" w:w="0"/>
         <w:jc w:val="center"/>
+        <w:tblLayout w:type="fixed"/>
+        <w:tblLook w:firstColumn="1" w:firstRow="1" w:lastColumn="0" w:lastRow="0" w:noHBand="0" w:noVBand="1" w:val="04A0"/>
         <w:tblBorders>
           <w:top w:val="single" w:sz="4" w:color="B8C2D1"/>
           <w:left w:val="single" w:sz="4" w:color="B8C2D1"/>
@@ -6830,14 +6637,12 @@
           <w:insideH w:val="single" w:sz="4" w:color="B8C2D1"/>
           <w:insideV w:val="single" w:sz="4" w:color="B8C2D1"/>
         </w:tblBorders>
-        <w:tblLayout w:type="fixed"/>
         <w:tblCellMar>
           <w:top w:w="40" w:type="dxa"/>
           <w:left w:w="80" w:type="dxa"/>
           <w:bottom w:w="40" w:type="dxa"/>
           <w:right w:w="80" w:type="dxa"/>
         </w:tblCellMar>
-        <w:tblLook w:firstColumn="1" w:firstRow="1" w:lastColumn="0" w:lastRow="0" w:noHBand="0" w:noVBand="1" w:val="04A0"/>
       </w:tblPr>
       <w:tblGrid>
         <w:gridCol w:w="1392"/>
@@ -7318,6 +7123,8 @@
       <w:tblPr>
         <w:tblW w:type="auto" w:w="0"/>
         <w:jc w:val="center"/>
+        <w:tblLayout w:type="fixed"/>
+        <w:tblLook w:firstColumn="1" w:firstRow="1" w:lastColumn="0" w:lastRow="0" w:noHBand="0" w:noVBand="1" w:val="04A0"/>
         <w:tblBorders>
           <w:top w:val="single" w:sz="4" w:color="B8C2D1"/>
           <w:left w:val="single" w:sz="4" w:color="B8C2D1"/>
@@ -7326,14 +7133,12 @@
           <w:insideH w:val="single" w:sz="4" w:color="B8C2D1"/>
           <w:insideV w:val="single" w:sz="4" w:color="B8C2D1"/>
         </w:tblBorders>
-        <w:tblLayout w:type="fixed"/>
         <w:tblCellMar>
           <w:top w:w="40" w:type="dxa"/>
           <w:left w:w="80" w:type="dxa"/>
           <w:bottom w:w="40" w:type="dxa"/>
           <w:right w:w="80" w:type="dxa"/>
         </w:tblCellMar>
-        <w:tblLook w:firstColumn="1" w:firstRow="1" w:lastColumn="0" w:lastRow="0" w:noHBand="0" w:noVBand="1" w:val="04A0"/>
       </w:tblPr>
       <w:tblGrid>
         <w:gridCol w:w="1400"/>
@@ -11926,10 +11731,10 @@
     </w:p>
     <w:p>
       <w:pPr>
+        <w:ind w:left="340"/>
         <w:pBdr>
           <w:left w:val="single" w:sz="18" w:space="4" w:color="1F3B63"/>
         </w:pBdr>
-        <w:ind w:left="340"/>
       </w:pPr>
       <w:r>
         <w:rPr>
@@ -11957,6 +11762,8 @@
       <w:tblPr>
         <w:tblW w:type="auto" w:w="0"/>
         <w:jc w:val="center"/>
+        <w:tblLayout w:type="fixed"/>
+        <w:tblLook w:firstColumn="1" w:firstRow="1" w:lastColumn="0" w:lastRow="0" w:noHBand="0" w:noVBand="1" w:val="04A0"/>
         <w:tblBorders>
           <w:top w:val="single" w:sz="4" w:color="B8C2D1"/>
           <w:left w:val="single" w:sz="4" w:color="B8C2D1"/>
@@ -11965,14 +11772,12 @@
           <w:insideH w:val="single" w:sz="4" w:color="B8C2D1"/>
           <w:insideV w:val="single" w:sz="4" w:color="B8C2D1"/>
         </w:tblBorders>
-        <w:tblLayout w:type="fixed"/>
         <w:tblCellMar>
           <w:top w:w="40" w:type="dxa"/>
           <w:left w:w="80" w:type="dxa"/>
           <w:bottom w:w="40" w:type="dxa"/>
           <w:right w:w="80" w:type="dxa"/>
         </w:tblCellMar>
-        <w:tblLook w:firstColumn="1" w:firstRow="1" w:lastColumn="0" w:lastRow="0" w:noHBand="0" w:noVBand="1" w:val="04A0"/>
       </w:tblPr>
       <w:tblGrid>
         <w:gridCol w:w="1271"/>
@@ -12366,6 +12171,8 @@
       <w:tblPr>
         <w:tblW w:type="auto" w:w="0"/>
         <w:jc w:val="center"/>
+        <w:tblLayout w:type="fixed"/>
+        <w:tblLook w:firstColumn="1" w:firstRow="1" w:lastColumn="0" w:lastRow="0" w:noHBand="0" w:noVBand="1" w:val="04A0"/>
         <w:tblBorders>
           <w:top w:val="single" w:sz="4" w:color="B8C2D1"/>
           <w:left w:val="single" w:sz="4" w:color="B8C2D1"/>
@@ -12374,18 +12181,16 @@
           <w:insideH w:val="single" w:sz="4" w:color="B8C2D1"/>
           <w:insideV w:val="single" w:sz="4" w:color="B8C2D1"/>
         </w:tblBorders>
-        <w:tblLayout w:type="fixed"/>
         <w:tblCellMar>
           <w:top w:w="40" w:type="dxa"/>
           <w:left w:w="80" w:type="dxa"/>
           <w:bottom w:w="40" w:type="dxa"/>
           <w:right w:w="80" w:type="dxa"/>
         </w:tblCellMar>
-        <w:tblLook w:firstColumn="1" w:firstRow="1" w:lastColumn="0" w:lastRow="0" w:noHBand="0" w:noVBand="1" w:val="04A0"/>
       </w:tblPr>
       <w:tblGrid>
-        <w:gridCol w:w="1735"/>
-        <w:gridCol w:w="8010"/>
+        <w:gridCol w:w="1146"/>
+        <w:gridCol w:w="8599"/>
       </w:tblGrid>
       <w:tr>
         <w:trPr>
@@ -12393,7 +12198,7 @@
         </w:trPr>
         <w:tc>
           <w:tcPr>
-            <w:tcW w:type="dxa" w:w="1735"/>
+            <w:tcW w:type="dxa" w:w="1146"/>
             <w:shd w:val="clear" w:fill="1F3B63"/>
           </w:tcPr>
           <w:p>
@@ -12413,7 +12218,7 @@
         </w:tc>
         <w:tc>
           <w:tcPr>
-            <w:tcW w:type="dxa" w:w="8009"/>
+            <w:tcW w:type="dxa" w:w="8598"/>
             <w:shd w:val="clear" w:fill="1F3B63"/>
           </w:tcPr>
           <w:p>
@@ -12435,37 +12240,37 @@
       <w:tr>
         <w:tc>
           <w:tcPr>
-            <w:tcW w:type="dxa" w:w="1735"/>
-          </w:tcPr>
-          <w:p>
-            <w:pPr>
-              <w:spacing w:after="0" w:line="276" w:lineRule="auto"/>
-            </w:pPr>
-            <w:r>
-              <w:rPr>
-                <w:b w:val="0"/>
-                <w:i w:val="0"/>
-                <w:sz w:val="18"/>
-              </w:rPr>
-              <w:t>频率与指纹</w:t>
-            </w:r>
-          </w:p>
-        </w:tc>
-        <w:tc>
-          <w:tcPr>
-            <w:tcW w:type="dxa" w:w="8009"/>
-          </w:tcPr>
-          <w:p>
-            <w:pPr>
-              <w:spacing w:after="0" w:line="276" w:lineRule="auto"/>
-            </w:pPr>
-            <w:r>
-              <w:rPr>
-                <w:b w:val="0"/>
-                <w:i w:val="0"/>
-                <w:sz w:val="18"/>
-              </w:rPr>
-              <w:t>固定延时、随机延时、限速、随机 UA（指纹混淆）、随机源 IP（伪造 X-Forwarded-For / X-Real-IP / Client-IP 头，绕过基于 IP 的访问控制与频率限制）</w:t>
+            <w:tcW w:type="dxa" w:w="1146"/>
+          </w:tcPr>
+          <w:p>
+            <w:pPr>
+              <w:spacing w:after="0" w:line="276" w:lineRule="auto"/>
+            </w:pPr>
+            <w:r>
+              <w:rPr>
+                <w:b w:val="0"/>
+                <w:i w:val="0"/>
+                <w:sz w:val="18"/>
+              </w:rPr>
+              <w:t>字符替换</w:t>
+            </w:r>
+          </w:p>
+        </w:tc>
+        <w:tc>
+          <w:tcPr>
+            <w:tcW w:type="dxa" w:w="8598"/>
+          </w:tcPr>
+          <w:p>
+            <w:pPr>
+              <w:spacing w:after="0" w:line="276" w:lineRule="auto"/>
+            </w:pPr>
+            <w:r>
+              <w:rPr>
+                <w:b w:val="0"/>
+                <w:i w:val="0"/>
+                <w:sz w:val="18"/>
+              </w:rPr>
+              <w:t>报文级字符串替换规则，支持正则与"编码前处理"，未启用的规则不参与处理</w:t>
             </w:r>
           </w:p>
         </w:tc>
@@ -12473,7 +12278,7 @@
       <w:tr>
         <w:tc>
           <w:tcPr>
-            <w:tcW w:type="dxa" w:w="1735"/>
+            <w:tcW w:type="dxa" w:w="1146"/>
             <w:shd w:val="clear" w:fill="F0F4FA"/>
           </w:tcPr>
           <w:p>
@@ -12486,13 +12291,13 @@
                 <w:i w:val="0"/>
                 <w:sz w:val="18"/>
               </w:rPr>
-              <w:t>字符替换</w:t>
-            </w:r>
-          </w:p>
-        </w:tc>
-        <w:tc>
-          <w:tcPr>
-            <w:tcW w:type="dxa" w:w="8009"/>
+              <w:t>脚本库</w:t>
+            </w:r>
+          </w:p>
+        </w:tc>
+        <w:tc>
+          <w:tcPr>
+            <w:tcW w:type="dxa" w:w="8598"/>
             <w:shd w:val="clear" w:fill="F0F4FA"/>
           </w:tcPr>
           <w:p>
@@ -12505,7 +12310,55 @@
                 <w:i w:val="0"/>
                 <w:sz w:val="18"/>
               </w:rPr>
-              <w:t>payload 级字符串替换规则，支持正则与"编码前处理"，等价于常见的替换类 tamper 脚本</w:t>
+              <w:t>编码链脚本（</w:t>
+            </w:r>
+            <w:r>
+              <w:rPr>
+                <w:b/>
+                <w:i w:val="0"/>
+                <w:sz w:val="18"/>
+              </w:rPr>
+              <w:t>内置 C# 工具</w:t>
+            </w:r>
+            <w:r>
+              <w:rPr>
+                <w:b w:val="0"/>
+                <w:i w:val="0"/>
+                <w:sz w:val="18"/>
+              </w:rPr>
+              <w:t xml:space="preserve">：URL 双重编码、大小写随机、注释混淆、空格变异、十六进制等，可多选链式组合 + </w:t>
+            </w:r>
+            <w:r>
+              <w:rPr>
+                <w:b/>
+                <w:i w:val="0"/>
+                <w:sz w:val="18"/>
+              </w:rPr>
+              <w:t>自定义 JS 变换脚本</w:t>
+            </w:r>
+            <w:r>
+              <w:rPr>
+                <w:b w:val="0"/>
+                <w:i w:val="0"/>
+                <w:sz w:val="18"/>
+              </w:rPr>
+              <w:t xml:space="preserve">，QuickJS 引擎，实现 </w:t>
+            </w:r>
+            <w:r>
+              <w:rPr>
+                <w:rFonts w:ascii="Consolas" w:hAnsi="Consolas"/>
+                <w:color w:val="C7254E"/>
+                <w:sz w:val="18"/>
+              </w:rPr>
+              <w:t>function tamper(input)</w:t>
+            </w:r>
+            <w:r>
+              <w:rPr>
+                <w:b w:val="0"/>
+                <w:i w:val="0"/>
+                <w:sz w:val="18"/>
+              </w:rPr>
+              <w:t xml:space="preserve"> 接口即可）与动态值脚本（响应提取 / 值生成）同表统一管理；支持上移 / 下移与行拖拽调整编码链顺序</w:t>
             </w:r>
           </w:p>
         </w:tc>
@@ -12513,68 +12366,37 @@
       <w:tr>
         <w:tc>
           <w:tcPr>
-            <w:tcW w:type="dxa" w:w="1735"/>
-          </w:tcPr>
-          <w:p>
-            <w:pPr>
-              <w:spacing w:after="0" w:line="276" w:lineRule="auto"/>
-            </w:pPr>
-            <w:r>
-              <w:rPr>
-                <w:b w:val="0"/>
-                <w:i w:val="0"/>
-                <w:sz w:val="18"/>
-              </w:rPr>
-              <w:t>编码处理</w:t>
-            </w:r>
-          </w:p>
-        </w:tc>
-        <w:tc>
-          <w:tcPr>
-            <w:tcW w:type="dxa" w:w="8009"/>
-          </w:tcPr>
-          <w:p>
-            <w:pPr>
-              <w:spacing w:after="0" w:line="276" w:lineRule="auto"/>
-            </w:pPr>
-            <w:r>
-              <w:rPr>
-                <w:b w:val="0"/>
-                <w:i w:val="0"/>
-                <w:sz w:val="18"/>
-              </w:rPr>
-            </w:r>
-            <w:r>
-              <w:rPr>
-                <w:b/>
-                <w:i w:val="0"/>
-                <w:sz w:val="18"/>
-              </w:rPr>
-              <w:t>内置编码工具链</w:t>
-            </w:r>
-            <w:r>
-              <w:rPr>
-                <w:b w:val="0"/>
-                <w:i w:val="0"/>
-                <w:sz w:val="18"/>
-              </w:rPr>
-              <w:t xml:space="preserve">（C# 实现：URL 双重编码、大小写随机、注释混淆、空格变异、十六进制等，可多选链式组合）+ </w:t>
-            </w:r>
-            <w:r>
-              <w:rPr>
-                <w:b/>
-                <w:i w:val="0"/>
-                <w:sz w:val="18"/>
-              </w:rPr>
-              <w:t>自定义 JS 脚本</w:t>
-            </w:r>
-            <w:r>
-              <w:rPr>
-                <w:b w:val="0"/>
-                <w:i w:val="0"/>
-                <w:sz w:val="18"/>
-              </w:rPr>
-              <w:t xml:space="preserve">（QuickJS 引擎，实现 </w:t>
+            <w:tcW w:type="dxa" w:w="1146"/>
+          </w:tcPr>
+          <w:p>
+            <w:pPr>
+              <w:spacing w:after="0" w:line="276" w:lineRule="auto"/>
+            </w:pPr>
+            <w:r>
+              <w:rPr>
+                <w:b w:val="0"/>
+                <w:i w:val="0"/>
+                <w:sz w:val="18"/>
+              </w:rPr>
+              <w:t>动态规则</w:t>
+            </w:r>
+          </w:p>
+        </w:tc>
+        <w:tc>
+          <w:tcPr>
+            <w:tcW w:type="dxa" w:w="8598"/>
+          </w:tcPr>
+          <w:p>
+            <w:pPr>
+              <w:spacing w:after="0" w:line="276" w:lineRule="auto"/>
+            </w:pPr>
+            <w:r>
+              <w:rPr>
+                <w:b w:val="0"/>
+                <w:i w:val="0"/>
+                <w:sz w:val="18"/>
+              </w:rPr>
+              <w:t xml:space="preserve">动态值与二次注入统一规则管理：动态值规则从 HTTP 响应抓取或脚本生成动态值回填 </w:t>
             </w:r>
             <w:r>
               <w:rPr>
@@ -12582,62 +12404,6 @@
                 <w:color w:val="C7254E"/>
                 <w:sz w:val="18"/>
               </w:rPr>
-              <w:t>function tamper(payload)</w:t>
-            </w:r>
-            <w:r>
-              <w:rPr>
-                <w:b w:val="0"/>
-                <w:i w:val="0"/>
-                <w:sz w:val="18"/>
-              </w:rPr>
-              <w:t xml:space="preserve"> 接口即可，脚本可视化管理）</w:t>
-            </w:r>
-          </w:p>
-        </w:tc>
-      </w:tr>
-      <w:tr>
-        <w:tc>
-          <w:tcPr>
-            <w:tcW w:type="dxa" w:w="1735"/>
-            <w:shd w:val="clear" w:fill="F0F4FA"/>
-          </w:tcPr>
-          <w:p>
-            <w:pPr>
-              <w:spacing w:after="0" w:line="276" w:lineRule="auto"/>
-            </w:pPr>
-            <w:r>
-              <w:rPr>
-                <w:b w:val="0"/>
-                <w:i w:val="0"/>
-                <w:sz w:val="18"/>
-              </w:rPr>
-              <w:t>动态规则</w:t>
-            </w:r>
-          </w:p>
-        </w:tc>
-        <w:tc>
-          <w:tcPr>
-            <w:tcW w:type="dxa" w:w="8009"/>
-            <w:shd w:val="clear" w:fill="F0F4FA"/>
-          </w:tcPr>
-          <w:p>
-            <w:pPr>
-              <w:spacing w:after="0" w:line="276" w:lineRule="auto"/>
-            </w:pPr>
-            <w:r>
-              <w:rPr>
-                <w:b w:val="0"/>
-                <w:i w:val="0"/>
-                <w:sz w:val="18"/>
-              </w:rPr>
-              <w:t xml:space="preserve">动态值与二次注入统一规则管理（原"伴随请求"，内嵌"动态规则 / 脚本管理"两个子选项卡）：动态值规则从 HTTP 响应抓取或脚本生成动态值回填 </w:t>
-            </w:r>
-            <w:r>
-              <w:rPr>
-                <w:rFonts w:ascii="Consolas" w:hAnsi="Consolas"/>
-                <w:color w:val="C7254E"/>
-                <w:sz w:val="18"/>
-              </w:rPr>
               <w:t>&lt;DRule&gt;</w:t>
             </w:r>
             <w:r>
@@ -12646,61 +12412,7 @@
                 <w:i w:val="0"/>
                 <w:sz w:val="18"/>
               </w:rPr>
-              <w:t xml:space="preserve"> 标记（CSRF token / 防重放 / API 签名），可多条同时启用；二次注入规则以回显页响应替代主响应取数，同时只能启用一条；脚本管理子选项卡维护全部动态值脚本（分</w:t>
-            </w:r>
-            <w:r>
-              <w:rPr>
-                <w:b/>
-                <w:i w:val="0"/>
-                <w:sz w:val="18"/>
-              </w:rPr>
-              <w:t>请求抓取 / 自主生成</w:t>
-            </w:r>
-            <w:r>
-              <w:rPr>
-                <w:b w:val="0"/>
-                <w:i w:val="0"/>
-                <w:sz w:val="18"/>
-              </w:rPr>
-              <w:t>两类型）</w:t>
-            </w:r>
-          </w:p>
-        </w:tc>
-      </w:tr>
-      <w:tr>
-        <w:tc>
-          <w:tcPr>
-            <w:tcW w:type="dxa" w:w="1735"/>
-          </w:tcPr>
-          <w:p>
-            <w:pPr>
-              <w:spacing w:after="0" w:line="276" w:lineRule="auto"/>
-            </w:pPr>
-            <w:r>
-              <w:rPr>
-                <w:b w:val="0"/>
-                <w:i w:val="0"/>
-                <w:sz w:val="18"/>
-              </w:rPr>
-              <w:t>Chunked / HPP</w:t>
-            </w:r>
-          </w:p>
-        </w:tc>
-        <w:tc>
-          <w:tcPr>
-            <w:tcW w:type="dxa" w:w="8009"/>
-          </w:tcPr>
-          <w:p>
-            <w:pPr>
-              <w:spacing w:after="0" w:line="276" w:lineRule="auto"/>
-            </w:pPr>
-            <w:r>
-              <w:rPr>
-                <w:b w:val="0"/>
-                <w:i w:val="0"/>
-                <w:sz w:val="18"/>
-              </w:rPr>
-              <w:t>HTTP 分块传输编码（随机大小多块，切点可落在 SQL 关键字中间）与参数污染开关（覆盖 Query 与 body 参数位，自动修正 Content-Length）、参数名大小写混淆（注入参数名每请求随机大小写，绕过参数级 WAF）</w:t>
+              <w:t xml:space="preserve"> 标记（CSRF token / 防重放 / API 签名），可多条同时启用；二次注入规则以回显页响应替代主响应取数，同时只能启用一条</w:t>
             </w:r>
           </w:p>
         </w:tc>
@@ -12712,6 +12424,86 @@
       </w:pPr>
     </w:p>
     <w:p>
+      <w:pPr>
+        <w:ind w:left="340"/>
+        <w:pBdr>
+          <w:left w:val="single" w:sz="18" w:space="4" w:color="1F3B63"/>
+        </w:pBdr>
+      </w:pPr>
+      <w:r>
+        <w:rPr>
+          <w:b w:val="0"/>
+          <w:i w:val="0"/>
+          <w:color w:val="555F6E"/>
+        </w:rPr>
+        <w:t>内置示例脚本：</w:t>
+      </w:r>
+      <w:r>
+        <w:rPr>
+          <w:b/>
+          <w:i w:val="0"/>
+          <w:color w:val="555F6E"/>
+        </w:rPr>
+        <w:t>HPP参数污染(示例)</w:t>
+      </w:r>
+      <w:r>
+        <w:rPr>
+          <w:b w:val="0"/>
+          <w:i w:val="0"/>
+          <w:color w:val="555F6E"/>
+        </w:rPr>
+        <w:t>、</w:t>
+      </w:r>
+      <w:r>
+        <w:rPr>
+          <w:b/>
+          <w:i w:val="0"/>
+          <w:color w:val="555F6E"/>
+        </w:rPr>
+        <w:t>chunked分块发包(示例)</w:t>
+      </w:r>
+      <w:r>
+        <w:rPr>
+          <w:b w:val="0"/>
+          <w:i w:val="0"/>
+          <w:color w:val="555F6E"/>
+        </w:rPr>
+        <w:t>、</w:t>
+      </w:r>
+      <w:r>
+        <w:rPr>
+          <w:b/>
+          <w:i w:val="0"/>
+          <w:color w:val="555F6E"/>
+        </w:rPr>
+        <w:t>参数名大小写混淆(示例)</w:t>
+      </w:r>
+      <w:r>
+        <w:rPr>
+          <w:b w:val="0"/>
+          <w:i w:val="0"/>
+          <w:color w:val="555F6E"/>
+        </w:rPr>
+        <w:t xml:space="preserve"> 随程序发布——启动时比对脚本库，缺失即自动重新生成到 scripts/ 并以停用状态挂到编码链尾（报文级，可直接开启或改写参数，如 HPP / 参数名混淆的 PARAM 注入参数名、chunked 的分块大小）；删除后下次启动会再次生成，不想用请保持停用开关。频率限制（请求固定延时 / 每秒最大请求数）在 </w:t>
+      </w:r>
+      <w:r>
+        <w:rPr>
+          <w:b/>
+          <w:i w:val="0"/>
+          <w:color w:val="555F6E"/>
+        </w:rPr>
+        <w:t>网络设置 - 基础配置</w:t>
+      </w:r>
+      <w:r>
+        <w:rPr>
+          <w:b w:val="0"/>
+          <w:i w:val="0"/>
+          <w:color w:val="555F6E"/>
+        </w:rPr>
+        <w:t>。</w:t>
+      </w:r>
+    </w:p>
+    <w:p>
       <w:r>
         <w:rPr>
           <w:b w:val="0"/>
@@ -12722,15 +12514,15 @@
     </w:p>
     <w:p>
       <w:pPr>
+        <w:spacing w:after="0" w:before="0" w:line="276" w:lineRule="auto"/>
+        <w:ind w:left="227"/>
+        <w:shd w:val="clear" w:fill="F5F6F8"/>
         <w:pBdr>
           <w:top w:val="single" w:sz="2" w:space="3" w:color="D8DDE6"/>
           <w:left w:val="single" w:sz="2" w:space="3" w:color="D8DDE6"/>
           <w:bottom w:val="single" w:sz="2" w:space="3" w:color="D8DDE6"/>
           <w:right w:val="single" w:sz="2" w:space="3" w:color="D8DDE6"/>
         </w:pBdr>
-        <w:shd w:val="clear" w:fill="F5F6F8"/>
-        <w:spacing w:after="0" w:before="0" w:line="276" w:lineRule="auto"/>
-        <w:ind w:left="227"/>
       </w:pPr>
       <w:r>
         <w:rPr>
@@ -12743,15 +12535,15 @@
     </w:p>
     <w:p>
       <w:pPr>
+        <w:spacing w:after="0" w:before="0" w:line="276" w:lineRule="auto"/>
+        <w:ind w:left="227"/>
+        <w:shd w:val="clear" w:fill="F5F6F8"/>
         <w:pBdr>
           <w:top w:val="single" w:sz="2" w:space="3" w:color="D8DDE6"/>
           <w:left w:val="single" w:sz="2" w:space="3" w:color="D8DDE6"/>
           <w:bottom w:val="single" w:sz="2" w:space="3" w:color="D8DDE6"/>
           <w:right w:val="single" w:sz="2" w:space="3" w:color="D8DDE6"/>
         </w:pBdr>
-        <w:shd w:val="clear" w:fill="F5F6F8"/>
-        <w:spacing w:after="0" w:before="0" w:line="276" w:lineRule="auto"/>
-        <w:ind w:left="227"/>
       </w:pPr>
       <w:r>
         <w:rPr>
@@ -12764,15 +12556,15 @@
     </w:p>
     <w:p>
       <w:pPr>
+        <w:spacing w:after="0" w:before="0" w:line="276" w:lineRule="auto"/>
+        <w:ind w:left="227"/>
+        <w:shd w:val="clear" w:fill="F5F6F8"/>
         <w:pBdr>
           <w:top w:val="single" w:sz="2" w:space="3" w:color="D8DDE6"/>
           <w:left w:val="single" w:sz="2" w:space="3" w:color="D8DDE6"/>
           <w:bottom w:val="single" w:sz="2" w:space="3" w:color="D8DDE6"/>
           <w:right w:val="single" w:sz="2" w:space="3" w:color="D8DDE6"/>
         </w:pBdr>
-        <w:shd w:val="clear" w:fill="F5F6F8"/>
-        <w:spacing w:after="0" w:before="0" w:line="276" w:lineRule="auto"/>
-        <w:ind w:left="227"/>
       </w:pPr>
       <w:r>
         <w:rPr>
@@ -13003,6 +12795,8 @@
       <w:tblPr>
         <w:tblW w:type="auto" w:w="0"/>
         <w:jc w:val="center"/>
+        <w:tblLayout w:type="fixed"/>
+        <w:tblLook w:firstColumn="1" w:firstRow="1" w:lastColumn="0" w:lastRow="0" w:noHBand="0" w:noVBand="1" w:val="04A0"/>
         <w:tblBorders>
           <w:top w:val="single" w:sz="4" w:color="B8C2D1"/>
           <w:left w:val="single" w:sz="4" w:color="B8C2D1"/>
@@ -13011,14 +12805,12 @@
           <w:insideH w:val="single" w:sz="4" w:color="B8C2D1"/>
           <w:insideV w:val="single" w:sz="4" w:color="B8C2D1"/>
         </w:tblBorders>
-        <w:tblLayout w:type="fixed"/>
         <w:tblCellMar>
           <w:top w:w="40" w:type="dxa"/>
           <w:left w:w="80" w:type="dxa"/>
           <w:bottom w:w="40" w:type="dxa"/>
           <w:right w:w="80" w:type="dxa"/>
         </w:tblCellMar>
-        <w:tblLook w:firstColumn="1" w:firstRow="1" w:lastColumn="0" w:lastRow="0" w:noHBand="0" w:noVBand="1" w:val="04A0"/>
       </w:tblPr>
       <w:tblGrid>
         <w:gridCol w:w="2151"/>
@@ -13372,6 +13164,8 @@
       <w:tblPr>
         <w:tblW w:type="auto" w:w="0"/>
         <w:jc w:val="center"/>
+        <w:tblLayout w:type="fixed"/>
+        <w:tblLook w:firstColumn="1" w:firstRow="1" w:lastColumn="0" w:lastRow="0" w:noHBand="0" w:noVBand="1" w:val="04A0"/>
         <w:tblBorders>
           <w:top w:val="single" w:sz="4" w:color="B8C2D1"/>
           <w:left w:val="single" w:sz="4" w:color="B8C2D1"/>
@@ -13380,14 +13174,12 @@
           <w:insideH w:val="single" w:sz="4" w:color="B8C2D1"/>
           <w:insideV w:val="single" w:sz="4" w:color="B8C2D1"/>
         </w:tblBorders>
-        <w:tblLayout w:type="fixed"/>
         <w:tblCellMar>
           <w:top w:w="40" w:type="dxa"/>
           <w:left w:w="80" w:type="dxa"/>
           <w:bottom w:w="40" w:type="dxa"/>
           <w:right w:w="80" w:type="dxa"/>
         </w:tblCellMar>
-        <w:tblLook w:firstColumn="1" w:firstRow="1" w:lastColumn="0" w:lastRow="0" w:noHBand="0" w:noVBand="1" w:val="04A0"/>
       </w:tblPr>
       <w:tblGrid>
         <w:gridCol w:w="2526"/>
@@ -13766,46 +13558,6 @@
           </w:p>
         </w:tc>
       </w:tr>
-      <w:tr>
-        <w:tc>
-          <w:tcPr>
-            <w:tcW w:type="dxa" w:w="2526"/>
-            <w:shd w:val="clear" w:fill="F0F4FA"/>
-          </w:tcPr>
-          <w:p>
-            <w:pPr>
-              <w:spacing w:after="0" w:line="276" w:lineRule="auto"/>
-            </w:pPr>
-            <w:r>
-              <w:rPr>
-                <w:rFonts w:ascii="Consolas" w:hAnsi="Consolas"/>
-                <w:color w:val="C7254E"/>
-                <w:sz w:val="18"/>
-              </w:rPr>
-              <w:t>--parallel</w:t>
-            </w:r>
-          </w:p>
-        </w:tc>
-        <w:tc>
-          <w:tcPr>
-            <w:tcW w:type="dxa" w:w="7218"/>
-            <w:shd w:val="clear" w:fill="F0F4FA"/>
-          </w:tcPr>
-          <w:p>
-            <w:pPr>
-              <w:spacing w:after="0" w:line="276" w:lineRule="auto"/>
-            </w:pPr>
-            <w:r>
-              <w:rPr>
-                <w:b w:val="0"/>
-                <w:i w:val="0"/>
-                <w:sz w:val="18"/>
-              </w:rPr>
-              <w:t>多参数并行检测（并发度取 --threads，上限 10）</w:t>
-            </w:r>
-          </w:p>
-        </w:tc>
-      </w:tr>
     </w:tbl>
     <w:p>
       <w:pPr>
@@ -13837,6 +13589,8 @@
       <w:tblPr>
         <w:tblW w:type="auto" w:w="0"/>
         <w:jc w:val="center"/>
+        <w:tblLayout w:type="fixed"/>
+        <w:tblLook w:firstColumn="1" w:firstRow="1" w:lastColumn="0" w:lastRow="0" w:noHBand="0" w:noVBand="1" w:val="04A0"/>
         <w:tblBorders>
           <w:top w:val="single" w:sz="4" w:color="B8C2D1"/>
           <w:left w:val="single" w:sz="4" w:color="B8C2D1"/>
@@ -13845,14 +13599,12 @@
           <w:insideH w:val="single" w:sz="4" w:color="B8C2D1"/>
           <w:insideV w:val="single" w:sz="4" w:color="B8C2D1"/>
         </w:tblBorders>
-        <w:tblLayout w:type="fixed"/>
         <w:tblCellMar>
           <w:top w:w="40" w:type="dxa"/>
           <w:left w:w="80" w:type="dxa"/>
           <w:bottom w:w="40" w:type="dxa"/>
           <w:right w:w="80" w:type="dxa"/>
         </w:tblCellMar>
-        <w:tblLook w:firstColumn="1" w:firstRow="1" w:lastColumn="0" w:lastRow="0" w:noHBand="0" w:noVBand="1" w:val="04A0"/>
       </w:tblPr>
       <w:tblGrid>
         <w:gridCol w:w="2706"/>
@@ -14210,7 +13962,7 @@
                 <w:i w:val="0"/>
                 <w:sz w:val="18"/>
               </w:rPr>
-              <w:t>编码处理链（内置名/key 或 rules 目录自定义脚本名，逗号分隔链式组合）</w:t>
+              <w:t>启用 tamper 脚本（内置编码工具链，逗号分隔链式组合）</w:t>
             </w:r>
           </w:p>
         </w:tc>
@@ -14249,44 +14001,6 @@
                 <w:sz w:val="18"/>
               </w:rPr>
               <w:t>跟随 302 跳转</w:t>
-            </w:r>
-          </w:p>
-        </w:tc>
-      </w:tr>
-      <w:tr>
-        <w:tc>
-          <w:tcPr>
-            <w:tcW w:type="dxa" w:w="2706"/>
-          </w:tcPr>
-          <w:p>
-            <w:pPr>
-              <w:spacing w:after="0" w:line="276" w:lineRule="auto"/>
-            </w:pPr>
-            <w:r>
-              <w:rPr>
-                <w:rFonts w:ascii="Consolas" w:hAnsi="Consolas"/>
-                <w:color w:val="C7254E"/>
-                <w:sz w:val="18"/>
-              </w:rPr>
-              <w:t>--rules-dir=DIR</w:t>
-            </w:r>
-          </w:p>
-        </w:tc>
-        <w:tc>
-          <w:tcPr>
-            <w:tcW w:type="dxa" w:w="7038"/>
-          </w:tcPr>
-          <w:p>
-            <w:pPr>
-              <w:spacing w:after="0" w:line="276" w:lineRule="auto"/>
-            </w:pPr>
-            <w:r>
-              <w:rPr>
-                <w:b w:val="0"/>
-                <w:i w:val="0"/>
-                <w:sz w:val="18"/>
-              </w:rPr>
-              <w:t>规则库目录（默认 config/rules/，与 GUI 共用：自定义 tamper/动态规则/字符替换/代理池）</w:t>
             </w:r>
           </w:p>
         </w:tc>
@@ -14322,6 +14036,8 @@
       <w:tblPr>
         <w:tblW w:type="auto" w:w="0"/>
         <w:jc w:val="center"/>
+        <w:tblLayout w:type="fixed"/>
+        <w:tblLook w:firstColumn="1" w:firstRow="1" w:lastColumn="0" w:lastRow="0" w:noHBand="0" w:noVBand="1" w:val="04A0"/>
         <w:tblBorders>
           <w:top w:val="single" w:sz="4" w:color="B8C2D1"/>
           <w:left w:val="single" w:sz="4" w:color="B8C2D1"/>
@@ -14330,14 +14046,12 @@
           <w:insideH w:val="single" w:sz="4" w:color="B8C2D1"/>
           <w:insideV w:val="single" w:sz="4" w:color="B8C2D1"/>
         </w:tblBorders>
-        <w:tblLayout w:type="fixed"/>
         <w:tblCellMar>
           <w:top w:w="40" w:type="dxa"/>
           <w:left w:w="80" w:type="dxa"/>
           <w:bottom w:w="40" w:type="dxa"/>
           <w:right w:w="80" w:type="dxa"/>
         </w:tblCellMar>
-        <w:tblLook w:firstColumn="1" w:firstRow="1" w:lastColumn="0" w:lastRow="0" w:noHBand="0" w:noVBand="1" w:val="04A0"/>
       </w:tblPr>
       <w:tblGrid>
         <w:gridCol w:w="4872"/>
@@ -15281,6 +14995,8 @@
       <w:tblPr>
         <w:tblW w:type="auto" w:w="0"/>
         <w:jc w:val="center"/>
+        <w:tblLayout w:type="fixed"/>
+        <w:tblLook w:firstColumn="1" w:firstRow="1" w:lastColumn="0" w:lastRow="0" w:noHBand="0" w:noVBand="1" w:val="04A0"/>
         <w:tblBorders>
           <w:top w:val="single" w:sz="4" w:color="B8C2D1"/>
           <w:left w:val="single" w:sz="4" w:color="B8C2D1"/>
@@ -15289,14 +15005,12 @@
           <w:insideH w:val="single" w:sz="4" w:color="B8C2D1"/>
           <w:insideV w:val="single" w:sz="4" w:color="B8C2D1"/>
         </w:tblBorders>
-        <w:tblLayout w:type="fixed"/>
         <w:tblCellMar>
           <w:top w:w="40" w:type="dxa"/>
           <w:left w:w="80" w:type="dxa"/>
           <w:bottom w:w="40" w:type="dxa"/>
           <w:right w:w="80" w:type="dxa"/>
         </w:tblCellMar>
-        <w:tblLook w:firstColumn="1" w:firstRow="1" w:lastColumn="0" w:lastRow="0" w:noHBand="0" w:noVBand="1" w:val="04A0"/>
       </w:tblPr>
       <w:tblGrid>
         <w:gridCol w:w="2923"/>
@@ -15543,10 +15257,10 @@
     </w:p>
     <w:p>
       <w:pPr>
+        <w:ind w:left="340"/>
         <w:pBdr>
           <w:left w:val="single" w:sz="18" w:space="4" w:color="1F3B63"/>
         </w:pBdr>
-        <w:ind w:left="340"/>
       </w:pPr>
       <w:r>
         <w:rPr>
@@ -15587,15 +15301,15 @@
     </w:p>
     <w:p>
       <w:pPr>
+        <w:spacing w:after="0" w:before="0" w:line="276" w:lineRule="auto"/>
+        <w:ind w:left="227"/>
+        <w:shd w:val="clear" w:fill="F5F6F8"/>
         <w:pBdr>
           <w:top w:val="single" w:sz="2" w:space="3" w:color="D8DDE6"/>
           <w:left w:val="single" w:sz="2" w:space="3" w:color="D8DDE6"/>
           <w:bottom w:val="single" w:sz="2" w:space="3" w:color="D8DDE6"/>
           <w:right w:val="single" w:sz="2" w:space="3" w:color="D8DDE6"/>
         </w:pBdr>
-        <w:shd w:val="clear" w:fill="F5F6F8"/>
-        <w:spacing w:after="0" w:before="0" w:line="276" w:lineRule="auto"/>
-        <w:ind w:left="227"/>
       </w:pPr>
       <w:r>
         <w:rPr>
@@ -15608,15 +15322,15 @@
     </w:p>
     <w:p>
       <w:pPr>
+        <w:spacing w:after="0" w:before="0" w:line="276" w:lineRule="auto"/>
+        <w:ind w:left="227"/>
+        <w:shd w:val="clear" w:fill="F5F6F8"/>
         <w:pBdr>
           <w:top w:val="single" w:sz="2" w:space="3" w:color="D8DDE6"/>
           <w:left w:val="single" w:sz="2" w:space="3" w:color="D8DDE6"/>
           <w:bottom w:val="single" w:sz="2" w:space="3" w:color="D8DDE6"/>
           <w:right w:val="single" w:sz="2" w:space="3" w:color="D8DDE6"/>
         </w:pBdr>
-        <w:shd w:val="clear" w:fill="F5F6F8"/>
-        <w:spacing w:after="0" w:before="0" w:line="276" w:lineRule="auto"/>
-        <w:ind w:left="227"/>
       </w:pPr>
       <w:r>
         <w:rPr>
@@ -15629,15 +15343,15 @@
     </w:p>
     <w:p>
       <w:pPr>
+        <w:spacing w:after="0" w:before="0" w:line="276" w:lineRule="auto"/>
+        <w:ind w:left="227"/>
+        <w:shd w:val="clear" w:fill="F5F6F8"/>
         <w:pBdr>
           <w:top w:val="single" w:sz="2" w:space="3" w:color="D8DDE6"/>
           <w:left w:val="single" w:sz="2" w:space="3" w:color="D8DDE6"/>
           <w:bottom w:val="single" w:sz="2" w:space="3" w:color="D8DDE6"/>
           <w:right w:val="single" w:sz="2" w:space="3" w:color="D8DDE6"/>
         </w:pBdr>
-        <w:shd w:val="clear" w:fill="F5F6F8"/>
-        <w:spacing w:after="0" w:before="0" w:line="276" w:lineRule="auto"/>
-        <w:ind w:left="227"/>
       </w:pPr>
       <w:r>
         <w:rPr>
@@ -15650,15 +15364,15 @@
     </w:p>
     <w:p>
       <w:pPr>
+        <w:spacing w:after="0" w:before="0" w:line="276" w:lineRule="auto"/>
+        <w:ind w:left="227"/>
+        <w:shd w:val="clear" w:fill="F5F6F8"/>
         <w:pBdr>
           <w:top w:val="single" w:sz="2" w:space="3" w:color="D8DDE6"/>
           <w:left w:val="single" w:sz="2" w:space="3" w:color="D8DDE6"/>
           <w:bottom w:val="single" w:sz="2" w:space="3" w:color="D8DDE6"/>
           <w:right w:val="single" w:sz="2" w:space="3" w:color="D8DDE6"/>
         </w:pBdr>
-        <w:shd w:val="clear" w:fill="F5F6F8"/>
-        <w:spacing w:after="0" w:before="0" w:line="276" w:lineRule="auto"/>
-        <w:ind w:left="227"/>
       </w:pPr>
       <w:r>
         <w:rPr>
@@ -15671,15 +15385,15 @@
     </w:p>
     <w:p>
       <w:pPr>
+        <w:spacing w:after="0" w:before="0" w:line="276" w:lineRule="auto"/>
+        <w:ind w:left="227"/>
+        <w:shd w:val="clear" w:fill="F5F6F8"/>
         <w:pBdr>
           <w:top w:val="single" w:sz="2" w:space="3" w:color="D8DDE6"/>
           <w:left w:val="single" w:sz="2" w:space="3" w:color="D8DDE6"/>
           <w:bottom w:val="single" w:sz="2" w:space="3" w:color="D8DDE6"/>
           <w:right w:val="single" w:sz="2" w:space="3" w:color="D8DDE6"/>
         </w:pBdr>
-        <w:shd w:val="clear" w:fill="F5F6F8"/>
-        <w:spacing w:after="0" w:before="0" w:line="276" w:lineRule="auto"/>
-        <w:ind w:left="227"/>
       </w:pPr>
       <w:r>
         <w:rPr>
@@ -15692,15 +15406,15 @@
     </w:p>
     <w:p>
       <w:pPr>
+        <w:spacing w:after="0" w:before="0" w:line="276" w:lineRule="auto"/>
+        <w:ind w:left="227"/>
+        <w:shd w:val="clear" w:fill="F5F6F8"/>
         <w:pBdr>
           <w:top w:val="single" w:sz="2" w:space="3" w:color="D8DDE6"/>
           <w:left w:val="single" w:sz="2" w:space="3" w:color="D8DDE6"/>
           <w:bottom w:val="single" w:sz="2" w:space="3" w:color="D8DDE6"/>
           <w:right w:val="single" w:sz="2" w:space="3" w:color="D8DDE6"/>
         </w:pBdr>
-        <w:shd w:val="clear" w:fill="F5F6F8"/>
-        <w:spacing w:after="0" w:before="0" w:line="276" w:lineRule="auto"/>
-        <w:ind w:left="227"/>
       </w:pPr>
       <w:r>
         <w:rPr>
@@ -15713,15 +15427,15 @@
     </w:p>
     <w:p>
       <w:pPr>
+        <w:spacing w:after="0" w:before="0" w:line="276" w:lineRule="auto"/>
+        <w:ind w:left="227"/>
+        <w:shd w:val="clear" w:fill="F5F6F8"/>
         <w:pBdr>
           <w:top w:val="single" w:sz="2" w:space="3" w:color="D8DDE6"/>
           <w:left w:val="single" w:sz="2" w:space="3" w:color="D8DDE6"/>
           <w:bottom w:val="single" w:sz="2" w:space="3" w:color="D8DDE6"/>
           <w:right w:val="single" w:sz="2" w:space="3" w:color="D8DDE6"/>
         </w:pBdr>
-        <w:shd w:val="clear" w:fill="F5F6F8"/>
-        <w:spacing w:after="0" w:before="0" w:line="276" w:lineRule="auto"/>
-        <w:ind w:left="227"/>
       </w:pPr>
       <w:r>
         <w:rPr>
@@ -15734,15 +15448,15 @@
     </w:p>
     <w:p>
       <w:pPr>
+        <w:spacing w:after="0" w:before="0" w:line="276" w:lineRule="auto"/>
+        <w:ind w:left="227"/>
+        <w:shd w:val="clear" w:fill="F5F6F8"/>
         <w:pBdr>
           <w:top w:val="single" w:sz="2" w:space="3" w:color="D8DDE6"/>
           <w:left w:val="single" w:sz="2" w:space="3" w:color="D8DDE6"/>
           <w:bottom w:val="single" w:sz="2" w:space="3" w:color="D8DDE6"/>
           <w:right w:val="single" w:sz="2" w:space="3" w:color="D8DDE6"/>
         </w:pBdr>
-        <w:shd w:val="clear" w:fill="F5F6F8"/>
-        <w:spacing w:after="0" w:before="0" w:line="276" w:lineRule="auto"/>
-        <w:ind w:left="227"/>
       </w:pPr>
       <w:r>
         <w:rPr>
@@ -15755,15 +15469,15 @@
     </w:p>
     <w:p>
       <w:pPr>
+        <w:spacing w:after="0" w:before="0" w:line="276" w:lineRule="auto"/>
+        <w:ind w:left="227"/>
+        <w:shd w:val="clear" w:fill="F5F6F8"/>
         <w:pBdr>
           <w:top w:val="single" w:sz="2" w:space="3" w:color="D8DDE6"/>
           <w:left w:val="single" w:sz="2" w:space="3" w:color="D8DDE6"/>
           <w:bottom w:val="single" w:sz="2" w:space="3" w:color="D8DDE6"/>
           <w:right w:val="single" w:sz="2" w:space="3" w:color="D8DDE6"/>
         </w:pBdr>
-        <w:shd w:val="clear" w:fill="F5F6F8"/>
-        <w:spacing w:after="0" w:before="0" w:line="276" w:lineRule="auto"/>
-        <w:ind w:left="227"/>
       </w:pPr>
       <w:r>
         <w:rPr>
@@ -15776,15 +15490,15 @@
     </w:p>
     <w:p>
       <w:pPr>
+        <w:spacing w:after="0" w:before="0" w:line="276" w:lineRule="auto"/>
+        <w:ind w:left="227"/>
+        <w:shd w:val="clear" w:fill="F5F6F8"/>
         <w:pBdr>
           <w:top w:val="single" w:sz="2" w:space="3" w:color="D8DDE6"/>
           <w:left w:val="single" w:sz="2" w:space="3" w:color="D8DDE6"/>
           <w:bottom w:val="single" w:sz="2" w:space="3" w:color="D8DDE6"/>
           <w:right w:val="single" w:sz="2" w:space="3" w:color="D8DDE6"/>
         </w:pBdr>
-        <w:shd w:val="clear" w:fill="F5F6F8"/>
-        <w:spacing w:after="0" w:before="0" w:line="276" w:lineRule="auto"/>
-        <w:ind w:left="227"/>
       </w:pPr>
       <w:r>
         <w:rPr>
@@ -15797,15 +15511,15 @@
     </w:p>
     <w:p>
       <w:pPr>
+        <w:spacing w:after="0" w:before="0" w:line="276" w:lineRule="auto"/>
+        <w:ind w:left="227"/>
+        <w:shd w:val="clear" w:fill="F5F6F8"/>
         <w:pBdr>
           <w:top w:val="single" w:sz="2" w:space="3" w:color="D8DDE6"/>
           <w:left w:val="single" w:sz="2" w:space="3" w:color="D8DDE6"/>
           <w:bottom w:val="single" w:sz="2" w:space="3" w:color="D8DDE6"/>
           <w:right w:val="single" w:sz="2" w:space="3" w:color="D8DDE6"/>
         </w:pBdr>
-        <w:shd w:val="clear" w:fill="F5F6F8"/>
-        <w:spacing w:after="0" w:before="0" w:line="276" w:lineRule="auto"/>
-        <w:ind w:left="227"/>
       </w:pPr>
       <w:r>
         <w:rPr>
@@ -15818,15 +15532,15 @@
     </w:p>
     <w:p>
       <w:pPr>
+        <w:spacing w:after="0" w:before="0" w:line="276" w:lineRule="auto"/>
+        <w:ind w:left="227"/>
+        <w:shd w:val="clear" w:fill="F5F6F8"/>
         <w:pBdr>
           <w:top w:val="single" w:sz="2" w:space="3" w:color="D8DDE6"/>
           <w:left w:val="single" w:sz="2" w:space="3" w:color="D8DDE6"/>
           <w:bottom w:val="single" w:sz="2" w:space="3" w:color="D8DDE6"/>
           <w:right w:val="single" w:sz="2" w:space="3" w:color="D8DDE6"/>
         </w:pBdr>
-        <w:shd w:val="clear" w:fill="F5F6F8"/>
-        <w:spacing w:after="0" w:before="0" w:line="276" w:lineRule="auto"/>
-        <w:ind w:left="227"/>
       </w:pPr>
       <w:r>
         <w:rPr>
@@ -15839,15 +15553,15 @@
     </w:p>
     <w:p>
       <w:pPr>
+        <w:spacing w:after="0" w:before="0" w:line="276" w:lineRule="auto"/>
+        <w:ind w:left="227"/>
+        <w:shd w:val="clear" w:fill="F5F6F8"/>
         <w:pBdr>
           <w:top w:val="single" w:sz="2" w:space="3" w:color="D8DDE6"/>
           <w:left w:val="single" w:sz="2" w:space="3" w:color="D8DDE6"/>
           <w:bottom w:val="single" w:sz="2" w:space="3" w:color="D8DDE6"/>
           <w:right w:val="single" w:sz="2" w:space="3" w:color="D8DDE6"/>
         </w:pBdr>
-        <w:shd w:val="clear" w:fill="F5F6F8"/>
-        <w:spacing w:after="0" w:before="0" w:line="276" w:lineRule="auto"/>
-        <w:ind w:left="227"/>
       </w:pPr>
       <w:r>
         <w:rPr>
@@ -15860,15 +15574,15 @@
     </w:p>
     <w:p>
       <w:pPr>
+        <w:spacing w:after="0" w:before="0" w:line="276" w:lineRule="auto"/>
+        <w:ind w:left="227"/>
+        <w:shd w:val="clear" w:fill="F5F6F8"/>
         <w:pBdr>
           <w:top w:val="single" w:sz="2" w:space="3" w:color="D8DDE6"/>
           <w:left w:val="single" w:sz="2" w:space="3" w:color="D8DDE6"/>
           <w:bottom w:val="single" w:sz="2" w:space="3" w:color="D8DDE6"/>
           <w:right w:val="single" w:sz="2" w:space="3" w:color="D8DDE6"/>
         </w:pBdr>
-        <w:shd w:val="clear" w:fill="F5F6F8"/>
-        <w:spacing w:after="0" w:before="0" w:line="276" w:lineRule="auto"/>
-        <w:ind w:left="227"/>
       </w:pPr>
       <w:r>
         <w:rPr>
@@ -15881,15 +15595,15 @@
     </w:p>
     <w:p>
       <w:pPr>
+        <w:spacing w:after="0" w:before="0" w:line="276" w:lineRule="auto"/>
+        <w:ind w:left="227"/>
+        <w:shd w:val="clear" w:fill="F5F6F8"/>
         <w:pBdr>
           <w:top w:val="single" w:sz="2" w:space="3" w:color="D8DDE6"/>
           <w:left w:val="single" w:sz="2" w:space="3" w:color="D8DDE6"/>
           <w:bottom w:val="single" w:sz="2" w:space="3" w:color="D8DDE6"/>
           <w:right w:val="single" w:sz="2" w:space="3" w:color="D8DDE6"/>
         </w:pBdr>
-        <w:shd w:val="clear" w:fill="F5F6F8"/>
-        <w:spacing w:after="0" w:before="0" w:line="276" w:lineRule="auto"/>
-        <w:ind w:left="227"/>
       </w:pPr>
       <w:r>
         <w:rPr>
@@ -15902,15 +15616,15 @@
     </w:p>
     <w:p>
       <w:pPr>
+        <w:spacing w:after="0" w:before="0" w:line="276" w:lineRule="auto"/>
+        <w:ind w:left="227"/>
+        <w:shd w:val="clear" w:fill="F5F6F8"/>
         <w:pBdr>
           <w:top w:val="single" w:sz="2" w:space="3" w:color="D8DDE6"/>
           <w:left w:val="single" w:sz="2" w:space="3" w:color="D8DDE6"/>
           <w:bottom w:val="single" w:sz="2" w:space="3" w:color="D8DDE6"/>
           <w:right w:val="single" w:sz="2" w:space="3" w:color="D8DDE6"/>
         </w:pBdr>
-        <w:shd w:val="clear" w:fill="F5F6F8"/>
-        <w:spacing w:after="0" w:before="0" w:line="276" w:lineRule="auto"/>
-        <w:ind w:left="227"/>
       </w:pPr>
       <w:r>
         <w:rPr>
@@ -15923,15 +15637,15 @@
     </w:p>
     <w:p>
       <w:pPr>
+        <w:spacing w:after="0" w:before="0" w:line="276" w:lineRule="auto"/>
+        <w:ind w:left="227"/>
+        <w:shd w:val="clear" w:fill="F5F6F8"/>
         <w:pBdr>
           <w:top w:val="single" w:sz="2" w:space="3" w:color="D8DDE6"/>
           <w:left w:val="single" w:sz="2" w:space="3" w:color="D8DDE6"/>
           <w:bottom w:val="single" w:sz="2" w:space="3" w:color="D8DDE6"/>
           <w:right w:val="single" w:sz="2" w:space="3" w:color="D8DDE6"/>
         </w:pBdr>
-        <w:shd w:val="clear" w:fill="F5F6F8"/>
-        <w:spacing w:after="0" w:before="0" w:line="276" w:lineRule="auto"/>
-        <w:ind w:left="227"/>
       </w:pPr>
       <w:r>
         <w:rPr>
@@ -15944,15 +15658,15 @@
     </w:p>
     <w:p>
       <w:pPr>
+        <w:spacing w:after="0" w:before="0" w:line="276" w:lineRule="auto"/>
+        <w:ind w:left="227"/>
+        <w:shd w:val="clear" w:fill="F5F6F8"/>
         <w:pBdr>
           <w:top w:val="single" w:sz="2" w:space="3" w:color="D8DDE6"/>
           <w:left w:val="single" w:sz="2" w:space="3" w:color="D8DDE6"/>
           <w:bottom w:val="single" w:sz="2" w:space="3" w:color="D8DDE6"/>
           <w:right w:val="single" w:sz="2" w:space="3" w:color="D8DDE6"/>
         </w:pBdr>
-        <w:shd w:val="clear" w:fill="F5F6F8"/>
-        <w:spacing w:after="0" w:before="0" w:line="276" w:lineRule="auto"/>
-        <w:ind w:left="227"/>
       </w:pPr>
       <w:r>
         <w:rPr>
@@ -15965,15 +15679,15 @@
     </w:p>
     <w:p>
       <w:pPr>
+        <w:spacing w:after="0" w:before="0" w:line="276" w:lineRule="auto"/>
+        <w:ind w:left="227"/>
+        <w:shd w:val="clear" w:fill="F5F6F8"/>
         <w:pBdr>
           <w:top w:val="single" w:sz="2" w:space="3" w:color="D8DDE6"/>
           <w:left w:val="single" w:sz="2" w:space="3" w:color="D8DDE6"/>
           <w:bottom w:val="single" w:sz="2" w:space="3" w:color="D8DDE6"/>
           <w:right w:val="single" w:sz="2" w:space="3" w:color="D8DDE6"/>
         </w:pBdr>
-        <w:shd w:val="clear" w:fill="F5F6F8"/>
-        <w:spacing w:after="0" w:before="0" w:line="276" w:lineRule="auto"/>
-        <w:ind w:left="227"/>
       </w:pPr>
       <w:r>
         <w:rPr>
@@ -15986,15 +15700,15 @@
     </w:p>
     <w:p>
       <w:pPr>
+        <w:spacing w:after="0" w:before="0" w:line="276" w:lineRule="auto"/>
+        <w:ind w:left="227"/>
+        <w:shd w:val="clear" w:fill="F5F6F8"/>
         <w:pBdr>
           <w:top w:val="single" w:sz="2" w:space="3" w:color="D8DDE6"/>
           <w:left w:val="single" w:sz="2" w:space="3" w:color="D8DDE6"/>
           <w:bottom w:val="single" w:sz="2" w:space="3" w:color="D8DDE6"/>
           <w:right w:val="single" w:sz="2" w:space="3" w:color="D8DDE6"/>
         </w:pBdr>
-        <w:shd w:val="clear" w:fill="F5F6F8"/>
-        <w:spacing w:after="0" w:before="0" w:line="276" w:lineRule="auto"/>
-        <w:ind w:left="227"/>
       </w:pPr>
       <w:r>
         <w:rPr>
@@ -16007,15 +15721,15 @@
     </w:p>
     <w:p>
       <w:pPr>
+        <w:spacing w:after="0" w:before="0" w:line="276" w:lineRule="auto"/>
+        <w:ind w:left="227"/>
+        <w:shd w:val="clear" w:fill="F5F6F8"/>
         <w:pBdr>
           <w:top w:val="single" w:sz="2" w:space="3" w:color="D8DDE6"/>
           <w:left w:val="single" w:sz="2" w:space="3" w:color="D8DDE6"/>
           <w:bottom w:val="single" w:sz="2" w:space="3" w:color="D8DDE6"/>
           <w:right w:val="single" w:sz="2" w:space="3" w:color="D8DDE6"/>
         </w:pBdr>
-        <w:shd w:val="clear" w:fill="F5F6F8"/>
-        <w:spacing w:after="0" w:before="0" w:line="276" w:lineRule="auto"/>
-        <w:ind w:left="227"/>
       </w:pPr>
       <w:r>
         <w:rPr>
@@ -16028,15 +15742,15 @@
     </w:p>
     <w:p>
       <w:pPr>
+        <w:spacing w:after="0" w:before="0" w:line="276" w:lineRule="auto"/>
+        <w:ind w:left="227"/>
+        <w:shd w:val="clear" w:fill="F5F6F8"/>
         <w:pBdr>
           <w:top w:val="single" w:sz="2" w:space="3" w:color="D8DDE6"/>
           <w:left w:val="single" w:sz="2" w:space="3" w:color="D8DDE6"/>
           <w:bottom w:val="single" w:sz="2" w:space="3" w:color="D8DDE6"/>
           <w:right w:val="single" w:sz="2" w:space="3" w:color="D8DDE6"/>
         </w:pBdr>
-        <w:shd w:val="clear" w:fill="F5F6F8"/>
-        <w:spacing w:after="0" w:before="0" w:line="276" w:lineRule="auto"/>
-        <w:ind w:left="227"/>
       </w:pPr>
       <w:r>
         <w:rPr>
@@ -16049,15 +15763,15 @@
     </w:p>
     <w:p>
       <w:pPr>
+        <w:spacing w:after="0" w:before="0" w:line="276" w:lineRule="auto"/>
+        <w:ind w:left="227"/>
+        <w:shd w:val="clear" w:fill="F5F6F8"/>
         <w:pBdr>
           <w:top w:val="single" w:sz="2" w:space="3" w:color="D8DDE6"/>
           <w:left w:val="single" w:sz="2" w:space="3" w:color="D8DDE6"/>
           <w:bottom w:val="single" w:sz="2" w:space="3" w:color="D8DDE6"/>
           <w:right w:val="single" w:sz="2" w:space="3" w:color="D8DDE6"/>
         </w:pBdr>
-        <w:shd w:val="clear" w:fill="F5F6F8"/>
-        <w:spacing w:after="0" w:before="0" w:line="276" w:lineRule="auto"/>
-        <w:ind w:left="227"/>
       </w:pPr>
       <w:r>
         <w:rPr>
@@ -16070,15 +15784,15 @@
     </w:p>
     <w:p>
       <w:pPr>
+        <w:spacing w:after="0" w:before="0" w:line="276" w:lineRule="auto"/>
+        <w:ind w:left="227"/>
+        <w:shd w:val="clear" w:fill="F5F6F8"/>
         <w:pBdr>
           <w:top w:val="single" w:sz="2" w:space="3" w:color="D8DDE6"/>
           <w:left w:val="single" w:sz="2" w:space="3" w:color="D8DDE6"/>
           <w:bottom w:val="single" w:sz="2" w:space="3" w:color="D8DDE6"/>
           <w:right w:val="single" w:sz="2" w:space="3" w:color="D8DDE6"/>
         </w:pBdr>
-        <w:shd w:val="clear" w:fill="F5F6F8"/>
-        <w:spacing w:after="0" w:before="0" w:line="276" w:lineRule="auto"/>
-        <w:ind w:left="227"/>
       </w:pPr>
       <w:r>
         <w:rPr>
@@ -16091,15 +15805,15 @@
     </w:p>
     <w:p>
       <w:pPr>
+        <w:spacing w:after="0" w:before="0" w:line="276" w:lineRule="auto"/>
+        <w:ind w:left="227"/>
+        <w:shd w:val="clear" w:fill="F5F6F8"/>
         <w:pBdr>
           <w:top w:val="single" w:sz="2" w:space="3" w:color="D8DDE6"/>
           <w:left w:val="single" w:sz="2" w:space="3" w:color="D8DDE6"/>
           <w:bottom w:val="single" w:sz="2" w:space="3" w:color="D8DDE6"/>
           <w:right w:val="single" w:sz="2" w:space="3" w:color="D8DDE6"/>
         </w:pBdr>
-        <w:shd w:val="clear" w:fill="F5F6F8"/>
-        <w:spacing w:after="0" w:before="0" w:line="276" w:lineRule="auto"/>
-        <w:ind w:left="227"/>
       </w:pPr>
       <w:r>
         <w:rPr>
@@ -16112,15 +15826,15 @@
     </w:p>
     <w:p>
       <w:pPr>
+        <w:spacing w:after="0" w:before="0" w:line="276" w:lineRule="auto"/>
+        <w:ind w:left="227"/>
+        <w:shd w:val="clear" w:fill="F5F6F8"/>
         <w:pBdr>
           <w:top w:val="single" w:sz="2" w:space="3" w:color="D8DDE6"/>
           <w:left w:val="single" w:sz="2" w:space="3" w:color="D8DDE6"/>
           <w:bottom w:val="single" w:sz="2" w:space="3" w:color="D8DDE6"/>
           <w:right w:val="single" w:sz="2" w:space="3" w:color="D8DDE6"/>
         </w:pBdr>
-        <w:shd w:val="clear" w:fill="F5F6F8"/>
-        <w:spacing w:after="0" w:before="0" w:line="276" w:lineRule="auto"/>
-        <w:ind w:left="227"/>
       </w:pPr>
       <w:r>
         <w:rPr>
@@ -16133,15 +15847,15 @@
     </w:p>
     <w:p>
       <w:pPr>
+        <w:spacing w:after="0" w:before="0" w:line="276" w:lineRule="auto"/>
+        <w:ind w:left="227"/>
+        <w:shd w:val="clear" w:fill="F5F6F8"/>
         <w:pBdr>
           <w:top w:val="single" w:sz="2" w:space="3" w:color="D8DDE6"/>
           <w:left w:val="single" w:sz="2" w:space="3" w:color="D8DDE6"/>
           <w:bottom w:val="single" w:sz="2" w:space="3" w:color="D8DDE6"/>
           <w:right w:val="single" w:sz="2" w:space="3" w:color="D8DDE6"/>
         </w:pBdr>
-        <w:shd w:val="clear" w:fill="F5F6F8"/>
-        <w:spacing w:after="0" w:before="0" w:line="276" w:lineRule="auto"/>
-        <w:ind w:left="227"/>
       </w:pPr>
       <w:r>
         <w:rPr>
@@ -16154,15 +15868,15 @@
     </w:p>
     <w:p>
       <w:pPr>
+        <w:spacing w:after="0" w:before="0" w:line="276" w:lineRule="auto"/>
+        <w:ind w:left="227"/>
+        <w:shd w:val="clear" w:fill="F5F6F8"/>
         <w:pBdr>
           <w:top w:val="single" w:sz="2" w:space="3" w:color="D8DDE6"/>
           <w:left w:val="single" w:sz="2" w:space="3" w:color="D8DDE6"/>
           <w:bottom w:val="single" w:sz="2" w:space="3" w:color="D8DDE6"/>
           <w:right w:val="single" w:sz="2" w:space="3" w:color="D8DDE6"/>
         </w:pBdr>
-        <w:shd w:val="clear" w:fill="F5F6F8"/>
-        <w:spacing w:after="0" w:before="0" w:line="276" w:lineRule="auto"/>
-        <w:ind w:left="227"/>
       </w:pPr>
       <w:r>
         <w:rPr>
@@ -16175,15 +15889,15 @@
     </w:p>
     <w:p>
       <w:pPr>
+        <w:spacing w:after="0" w:before="0" w:line="276" w:lineRule="auto"/>
+        <w:ind w:left="227"/>
+        <w:shd w:val="clear" w:fill="F5F6F8"/>
         <w:pBdr>
           <w:top w:val="single" w:sz="2" w:space="3" w:color="D8DDE6"/>
           <w:left w:val="single" w:sz="2" w:space="3" w:color="D8DDE6"/>
           <w:bottom w:val="single" w:sz="2" w:space="3" w:color="D8DDE6"/>
           <w:right w:val="single" w:sz="2" w:space="3" w:color="D8DDE6"/>
         </w:pBdr>
-        <w:shd w:val="clear" w:fill="F5F6F8"/>
-        <w:spacing w:after="0" w:before="0" w:line="276" w:lineRule="auto"/>
-        <w:ind w:left="227"/>
       </w:pPr>
       <w:r>
         <w:rPr>
@@ -16196,15 +15910,15 @@
     </w:p>
     <w:p>
       <w:pPr>
+        <w:spacing w:after="0" w:before="0" w:line="276" w:lineRule="auto"/>
+        <w:ind w:left="227"/>
+        <w:shd w:val="clear" w:fill="F5F6F8"/>
         <w:pBdr>
           <w:top w:val="single" w:sz="2" w:space="3" w:color="D8DDE6"/>
           <w:left w:val="single" w:sz="2" w:space="3" w:color="D8DDE6"/>
           <w:bottom w:val="single" w:sz="2" w:space="3" w:color="D8DDE6"/>
           <w:right w:val="single" w:sz="2" w:space="3" w:color="D8DDE6"/>
         </w:pBdr>
-        <w:shd w:val="clear" w:fill="F5F6F8"/>
-        <w:spacing w:after="0" w:before="0" w:line="276" w:lineRule="auto"/>
-        <w:ind w:left="227"/>
       </w:pPr>
       <w:r>
         <w:rPr>
@@ -16217,15 +15931,15 @@
     </w:p>
     <w:p>
       <w:pPr>
+        <w:spacing w:after="0" w:before="0" w:line="276" w:lineRule="auto"/>
+        <w:ind w:left="227"/>
+        <w:shd w:val="clear" w:fill="F5F6F8"/>
         <w:pBdr>
           <w:top w:val="single" w:sz="2" w:space="3" w:color="D8DDE6"/>
           <w:left w:val="single" w:sz="2" w:space="3" w:color="D8DDE6"/>
           <w:bottom w:val="single" w:sz="2" w:space="3" w:color="D8DDE6"/>
           <w:right w:val="single" w:sz="2" w:space="3" w:color="D8DDE6"/>
         </w:pBdr>
-        <w:shd w:val="clear" w:fill="F5F6F8"/>
-        <w:spacing w:after="0" w:before="0" w:line="276" w:lineRule="auto"/>
-        <w:ind w:left="227"/>
       </w:pPr>
       <w:r>
         <w:rPr>
@@ -16238,15 +15952,15 @@
     </w:p>
     <w:p>
       <w:pPr>
+        <w:spacing w:after="0" w:before="0" w:line="276" w:lineRule="auto"/>
+        <w:ind w:left="227"/>
+        <w:shd w:val="clear" w:fill="F5F6F8"/>
         <w:pBdr>
           <w:top w:val="single" w:sz="2" w:space="3" w:color="D8DDE6"/>
           <w:left w:val="single" w:sz="2" w:space="3" w:color="D8DDE6"/>
           <w:bottom w:val="single" w:sz="2" w:space="3" w:color="D8DDE6"/>
           <w:right w:val="single" w:sz="2" w:space="3" w:color="D8DDE6"/>
         </w:pBdr>
-        <w:shd w:val="clear" w:fill="F5F6F8"/>
-        <w:spacing w:after="0" w:before="0" w:line="276" w:lineRule="auto"/>
-        <w:ind w:left="227"/>
       </w:pPr>
       <w:r>
         <w:rPr>
@@ -16259,15 +15973,15 @@
     </w:p>
     <w:p>
       <w:pPr>
+        <w:spacing w:after="0" w:before="0" w:line="276" w:lineRule="auto"/>
+        <w:ind w:left="227"/>
+        <w:shd w:val="clear" w:fill="F5F6F8"/>
         <w:pBdr>
           <w:top w:val="single" w:sz="2" w:space="3" w:color="D8DDE6"/>
           <w:left w:val="single" w:sz="2" w:space="3" w:color="D8DDE6"/>
           <w:bottom w:val="single" w:sz="2" w:space="3" w:color="D8DDE6"/>
           <w:right w:val="single" w:sz="2" w:space="3" w:color="D8DDE6"/>
         </w:pBdr>
-        <w:shd w:val="clear" w:fill="F5F6F8"/>
-        <w:spacing w:after="0" w:before="0" w:line="276" w:lineRule="auto"/>
-        <w:ind w:left="227"/>
       </w:pPr>
       <w:r>
         <w:rPr>
@@ -16280,15 +15994,15 @@
     </w:p>
     <w:p>
       <w:pPr>
+        <w:spacing w:after="0" w:before="0" w:line="276" w:lineRule="auto"/>
+        <w:ind w:left="227"/>
+        <w:shd w:val="clear" w:fill="F5F6F8"/>
         <w:pBdr>
           <w:top w:val="single" w:sz="2" w:space="3" w:color="D8DDE6"/>
           <w:left w:val="single" w:sz="2" w:space="3" w:color="D8DDE6"/>
           <w:bottom w:val="single" w:sz="2" w:space="3" w:color="D8DDE6"/>
           <w:right w:val="single" w:sz="2" w:space="3" w:color="D8DDE6"/>
         </w:pBdr>
-        <w:shd w:val="clear" w:fill="F5F6F8"/>
-        <w:spacing w:after="0" w:before="0" w:line="276" w:lineRule="auto"/>
-        <w:ind w:left="227"/>
       </w:pPr>
       <w:r>
         <w:rPr>
@@ -16301,15 +16015,15 @@
     </w:p>
     <w:p>
       <w:pPr>
+        <w:spacing w:after="0" w:before="0" w:line="276" w:lineRule="auto"/>
+        <w:ind w:left="227"/>
+        <w:shd w:val="clear" w:fill="F5F6F8"/>
         <w:pBdr>
           <w:top w:val="single" w:sz="2" w:space="3" w:color="D8DDE6"/>
           <w:left w:val="single" w:sz="2" w:space="3" w:color="D8DDE6"/>
           <w:bottom w:val="single" w:sz="2" w:space="3" w:color="D8DDE6"/>
           <w:right w:val="single" w:sz="2" w:space="3" w:color="D8DDE6"/>
         </w:pBdr>
-        <w:shd w:val="clear" w:fill="F5F6F8"/>
-        <w:spacing w:after="0" w:before="0" w:line="276" w:lineRule="auto"/>
-        <w:ind w:left="227"/>
       </w:pPr>
       <w:r>
         <w:rPr>
@@ -16322,15 +16036,15 @@
     </w:p>
     <w:p>
       <w:pPr>
+        <w:spacing w:after="0" w:before="0" w:line="276" w:lineRule="auto"/>
+        <w:ind w:left="227"/>
+        <w:shd w:val="clear" w:fill="F5F6F8"/>
         <w:pBdr>
           <w:top w:val="single" w:sz="2" w:space="3" w:color="D8DDE6"/>
           <w:left w:val="single" w:sz="2" w:space="3" w:color="D8DDE6"/>
           <w:bottom w:val="single" w:sz="2" w:space="3" w:color="D8DDE6"/>
           <w:right w:val="single" w:sz="2" w:space="3" w:color="D8DDE6"/>
         </w:pBdr>
-        <w:shd w:val="clear" w:fill="F5F6F8"/>
-        <w:spacing w:after="0" w:before="0" w:line="276" w:lineRule="auto"/>
-        <w:ind w:left="227"/>
       </w:pPr>
       <w:r>
         <w:rPr>
@@ -16343,15 +16057,15 @@
     </w:p>
     <w:p>
       <w:pPr>
+        <w:spacing w:after="0" w:before="0" w:line="276" w:lineRule="auto"/>
+        <w:ind w:left="227"/>
+        <w:shd w:val="clear" w:fill="F5F6F8"/>
         <w:pBdr>
           <w:top w:val="single" w:sz="2" w:space="3" w:color="D8DDE6"/>
           <w:left w:val="single" w:sz="2" w:space="3" w:color="D8DDE6"/>
           <w:bottom w:val="single" w:sz="2" w:space="3" w:color="D8DDE6"/>
           <w:right w:val="single" w:sz="2" w:space="3" w:color="D8DDE6"/>
         </w:pBdr>
-        <w:shd w:val="clear" w:fill="F5F6F8"/>
-        <w:spacing w:after="0" w:before="0" w:line="276" w:lineRule="auto"/>
-        <w:ind w:left="227"/>
       </w:pPr>
       <w:r>
         <w:rPr>
@@ -16364,15 +16078,15 @@
     </w:p>
     <w:p>
       <w:pPr>
+        <w:spacing w:after="0" w:before="0" w:line="276" w:lineRule="auto"/>
+        <w:ind w:left="227"/>
+        <w:shd w:val="clear" w:fill="F5F6F8"/>
         <w:pBdr>
           <w:top w:val="single" w:sz="2" w:space="3" w:color="D8DDE6"/>
           <w:left w:val="single" w:sz="2" w:space="3" w:color="D8DDE6"/>
           <w:bottom w:val="single" w:sz="2" w:space="3" w:color="D8DDE6"/>
           <w:right w:val="single" w:sz="2" w:space="3" w:color="D8DDE6"/>
         </w:pBdr>
-        <w:shd w:val="clear" w:fill="F5F6F8"/>
-        <w:spacing w:after="0" w:before="0" w:line="276" w:lineRule="auto"/>
-        <w:ind w:left="227"/>
       </w:pPr>
       <w:r>
         <w:rPr>
@@ -16385,15 +16099,15 @@
     </w:p>
     <w:p>
       <w:pPr>
+        <w:spacing w:after="0" w:before="0" w:line="276" w:lineRule="auto"/>
+        <w:ind w:left="227"/>
+        <w:shd w:val="clear" w:fill="F5F6F8"/>
         <w:pBdr>
           <w:top w:val="single" w:sz="2" w:space="3" w:color="D8DDE6"/>
           <w:left w:val="single" w:sz="2" w:space="3" w:color="D8DDE6"/>
           <w:bottom w:val="single" w:sz="2" w:space="3" w:color="D8DDE6"/>
           <w:right w:val="single" w:sz="2" w:space="3" w:color="D8DDE6"/>
         </w:pBdr>
-        <w:shd w:val="clear" w:fill="F5F6F8"/>
-        <w:spacing w:after="0" w:before="0" w:line="276" w:lineRule="auto"/>
-        <w:ind w:left="227"/>
       </w:pPr>
       <w:r>
         <w:rPr>
@@ -16406,15 +16120,15 @@
     </w:p>
     <w:p>
       <w:pPr>
+        <w:spacing w:after="0" w:before="0" w:line="276" w:lineRule="auto"/>
+        <w:ind w:left="227"/>
+        <w:shd w:val="clear" w:fill="F5F6F8"/>
         <w:pBdr>
           <w:top w:val="single" w:sz="2" w:space="3" w:color="D8DDE6"/>
           <w:left w:val="single" w:sz="2" w:space="3" w:color="D8DDE6"/>
           <w:bottom w:val="single" w:sz="2" w:space="3" w:color="D8DDE6"/>
           <w:right w:val="single" w:sz="2" w:space="3" w:color="D8DDE6"/>
         </w:pBdr>
-        <w:shd w:val="clear" w:fill="F5F6F8"/>
-        <w:spacing w:after="0" w:before="0" w:line="276" w:lineRule="auto"/>
-        <w:ind w:left="227"/>
       </w:pPr>
       <w:r>
         <w:rPr>
@@ -16693,15 +16407,15 @@
     </w:p>
     <w:p>
       <w:pPr>
+        <w:spacing w:after="0" w:before="0" w:line="276" w:lineRule="auto"/>
+        <w:ind w:left="227"/>
+        <w:shd w:val="clear" w:fill="F5F6F8"/>
         <w:pBdr>
           <w:top w:val="single" w:sz="2" w:space="3" w:color="D8DDE6"/>
           <w:left w:val="single" w:sz="2" w:space="3" w:color="D8DDE6"/>
           <w:bottom w:val="single" w:sz="2" w:space="3" w:color="D8DDE6"/>
           <w:right w:val="single" w:sz="2" w:space="3" w:color="D8DDE6"/>
         </w:pBdr>
-        <w:shd w:val="clear" w:fill="F5F6F8"/>
-        <w:spacing w:after="0" w:before="0" w:line="276" w:lineRule="auto"/>
-        <w:ind w:left="227"/>
       </w:pPr>
       <w:r>
         <w:rPr>
@@ -16721,6 +16435,8 @@
       <w:tblPr>
         <w:tblW w:type="auto" w:w="0"/>
         <w:jc w:val="center"/>
+        <w:tblLayout w:type="fixed"/>
+        <w:tblLook w:firstColumn="1" w:firstRow="1" w:lastColumn="0" w:lastRow="0" w:noHBand="0" w:noVBand="1" w:val="04A0"/>
         <w:tblBorders>
           <w:top w:val="single" w:sz="4" w:color="B8C2D1"/>
           <w:left w:val="single" w:sz="4" w:color="B8C2D1"/>
@@ -16729,14 +16445,12 @@
           <w:insideH w:val="single" w:sz="4" w:color="B8C2D1"/>
           <w:insideV w:val="single" w:sz="4" w:color="B8C2D1"/>
         </w:tblBorders>
-        <w:tblLayout w:type="fixed"/>
         <w:tblCellMar>
           <w:top w:w="40" w:type="dxa"/>
           <w:left w:w="80" w:type="dxa"/>
           <w:bottom w:w="40" w:type="dxa"/>
           <w:right w:w="80" w:type="dxa"/>
         </w:tblCellMar>
-        <w:tblLook w:firstColumn="1" w:firstRow="1" w:lastColumn="0" w:lastRow="0" w:noHBand="0" w:noVBand="1" w:val="04A0"/>
       </w:tblPr>
       <w:tblGrid>
         <w:gridCol w:w="1392"/>
@@ -17030,15 +16744,15 @@
     </w:p>
     <w:p>
       <w:pPr>
+        <w:spacing w:after="0" w:before="0" w:line="276" w:lineRule="auto"/>
+        <w:ind w:left="227"/>
+        <w:shd w:val="clear" w:fill="F5F6F8"/>
         <w:pBdr>
           <w:top w:val="single" w:sz="2" w:space="3" w:color="D8DDE6"/>
           <w:left w:val="single" w:sz="2" w:space="3" w:color="D8DDE6"/>
           <w:bottom w:val="single" w:sz="2" w:space="3" w:color="D8DDE6"/>
           <w:right w:val="single" w:sz="2" w:space="3" w:color="D8DDE6"/>
         </w:pBdr>
-        <w:shd w:val="clear" w:fill="F5F6F8"/>
-        <w:spacing w:after="0" w:before="0" w:line="276" w:lineRule="auto"/>
-        <w:ind w:left="227"/>
       </w:pPr>
       <w:r>
         <w:rPr>
@@ -17051,15 +16765,15 @@
     </w:p>
     <w:p>
       <w:pPr>
+        <w:spacing w:after="0" w:before="0" w:line="276" w:lineRule="auto"/>
+        <w:ind w:left="227"/>
+        <w:shd w:val="clear" w:fill="F5F6F8"/>
         <w:pBdr>
           <w:top w:val="single" w:sz="2" w:space="3" w:color="D8DDE6"/>
           <w:left w:val="single" w:sz="2" w:space="3" w:color="D8DDE6"/>
           <w:bottom w:val="single" w:sz="2" w:space="3" w:color="D8DDE6"/>
           <w:right w:val="single" w:sz="2" w:space="3" w:color="D8DDE6"/>
         </w:pBdr>
-        <w:shd w:val="clear" w:fill="F5F6F8"/>
-        <w:spacing w:after="0" w:before="0" w:line="276" w:lineRule="auto"/>
-        <w:ind w:left="227"/>
       </w:pPr>
       <w:r>
         <w:rPr>
@@ -17072,15 +16786,15 @@
     </w:p>
     <w:p>
       <w:pPr>
+        <w:spacing w:after="0" w:before="0" w:line="276" w:lineRule="auto"/>
+        <w:ind w:left="227"/>
+        <w:shd w:val="clear" w:fill="F5F6F8"/>
         <w:pBdr>
           <w:top w:val="single" w:sz="2" w:space="3" w:color="D8DDE6"/>
           <w:left w:val="single" w:sz="2" w:space="3" w:color="D8DDE6"/>
           <w:bottom w:val="single" w:sz="2" w:space="3" w:color="D8DDE6"/>
           <w:right w:val="single" w:sz="2" w:space="3" w:color="D8DDE6"/>
         </w:pBdr>
-        <w:shd w:val="clear" w:fill="F5F6F8"/>
-        <w:spacing w:after="0" w:before="0" w:line="276" w:lineRule="auto"/>
-        <w:ind w:left="227"/>
       </w:pPr>
       <w:r>
         <w:rPr>
@@ -17175,10 +16889,10 @@
     </w:p>
     <w:p>
       <w:pPr>
+        <w:ind w:left="340"/>
         <w:pBdr>
           <w:left w:val="single" w:sz="18" w:space="4" w:color="1F3B63"/>
         </w:pBdr>
-        <w:ind w:left="340"/>
       </w:pPr>
       <w:r>
         <w:rPr>
@@ -17759,1026 +17473,6 @@
         <w:t xml:space="preserve"> 是否齐全。</w:t>
       </w:r>
     </w:p>
-    <w:p>
-      <w:pPr>
-        <w:pStyle w:val="Heading2"/>
-      </w:pPr>
-      <w:r>
-        <w:rPr>
-          <w:b w:val="0"/>
-        </w:rPr>
-        <w:t>附录：注入标记契约（自动记录与手工标记一套机制）</w:t>
-      </w:r>
-    </w:p>
-    <w:p>
-      <w:r>
-        <w:rPr>
-          <w:b w:val="0"/>
-        </w:rPr>
-        <w:t>检测引擎产出的注入记录，其重烘焙后的请求报文本身就是一份合法的手工标记报文——自动记录与手工标记走的是同一条取数管线。理解这套契约后，既可以完全脱离自动检测、手工标记注入点直接取数，也可以把自动记录当作模板继续手工修改。</w:t>
-      </w:r>
-    </w:p>
-    <w:p>
-      <w:pPr>
-        <w:pStyle w:val="Heading3"/>
-      </w:pPr>
-      <w:r>
-        <w:rPr>
-          <w:b w:val="0"/>
-        </w:rPr>
-        <w:t>A.1 统一标记形态</w:t>
-      </w:r>
-    </w:p>
-    <w:p>
-      <w:r>
-        <w:rPr>
-          <w:b w:val="0"/>
-        </w:rPr>
-        <w:t>标记后的请求参数形如（</w:t>
-      </w:r>
-      <w:r>
-        <w:rPr>
-          <w:rFonts w:ascii="Consolas" w:hAnsi="Consolas"/>
-          <w:b w:val="0"/>
-          <w:color w:val="C7254E"/>
-          <w:sz w:val="20"/>
-        </w:rPr>
-        <w:t>$sql$</w:t>
-      </w:r>
-      <w:r>
-        <w:rPr>
-          <w:b w:val="0"/>
-        </w:rPr>
-        <w:t xml:space="preserve"> 为取数 SQL 槽位）：</w:t>
-      </w:r>
-    </w:p>
-    <w:p>
-      <w:r>
-        <w:rPr>
-          <w:b w:val="0"/>
-        </w:rPr>
-        <w:t>· MySQL 数字型：</w:t>
-      </w:r>
-      <w:r>
-        <w:rPr>
-          <w:rFonts w:ascii="Consolas" w:hAnsi="Consolas"/>
-          <w:b w:val="0"/>
-          <w:color w:val="C7254E"/>
-          <w:sz w:val="20"/>
-        </w:rPr>
-        <w:t>id=1&lt;Encode&gt; and $sql$#&lt;/Encode&gt;</w:t>
-      </w:r>
-    </w:p>
-    <w:p>
-      <w:r>
-        <w:rPr>
-          <w:b w:val="0"/>
-        </w:rPr>
-        <w:t>· SQLServer 单引号型：</w:t>
-      </w:r>
-      <w:r>
-        <w:rPr>
-          <w:rFonts w:ascii="Consolas" w:hAnsi="Consolas"/>
-          <w:b w:val="0"/>
-          <w:color w:val="C7254E"/>
-          <w:sz w:val="20"/>
-        </w:rPr>
-        <w:t>name=admin&lt;Encode&gt;' and $sql$-- &lt;/Encode&gt;</w:t>
-      </w:r>
-    </w:p>
-    <w:p>
-      <w:r>
-        <w:rPr>
-          <w:b/>
-        </w:rPr>
-        <w:t>规律：</w:t>
-      </w:r>
-      <w:r>
-        <w:rPr>
-          <w:b w:val="0"/>
-        </w:rPr>
-        <w:t xml:space="preserve">基底值（原参数值）留在 </w:t>
-      </w:r>
-      <w:r>
-        <w:rPr>
-          <w:rFonts w:ascii="Consolas" w:hAnsi="Consolas"/>
-          <w:b w:val="0"/>
-          <w:color w:val="C7254E"/>
-          <w:sz w:val="20"/>
-        </w:rPr>
-        <w:t>&lt;Encode&gt;</w:t>
-      </w:r>
-      <w:r>
-        <w:rPr>
-          <w:b w:val="0"/>
-        </w:rPr>
-        <w:t xml:space="preserve"> 块之外；boundary 前后缀、and 胶水、数据库注释放在块内。取数时仅块内内容参与编码拼接。</w:t>
-      </w:r>
-    </w:p>
-    <w:p>
-      <w:pPr>
-        <w:pStyle w:val="Heading3"/>
-      </w:pPr>
-      <w:r>
-        <w:rPr>
-          <w:b w:val="0"/>
-        </w:rPr>
-        <w:t>A.2 取数硬校验（EnsureDataOpReady）</w:t>
-      </w:r>
-    </w:p>
-    <w:p>
-      <w:pPr>
-        <w:pStyle w:val="ListBullet"/>
-      </w:pPr>
-      <w:r>
-        <w:rPr>
-          <w:b w:val="0"/>
-        </w:rPr>
-        <w:t xml:space="preserve">① </w:t>
-      </w:r>
-      <w:r>
-        <w:rPr>
-          <w:rFonts w:ascii="Consolas" w:hAnsi="Consolas"/>
-          <w:b w:val="0"/>
-          <w:color w:val="C7254E"/>
-          <w:sz w:val="20"/>
-        </w:rPr>
-        <w:t>$sql$</w:t>
-      </w:r>
-      <w:r>
-        <w:rPr>
-          <w:b w:val="0"/>
-        </w:rPr>
-        <w:t xml:space="preserve"> 全报文必须唯一；</w:t>
-      </w:r>
-    </w:p>
-    <w:p>
-      <w:pPr>
-        <w:pStyle w:val="ListBullet"/>
-      </w:pPr>
-      <w:r>
-        <w:rPr>
-          <w:b w:val="0"/>
-        </w:rPr>
-        <w:t xml:space="preserve">② </w:t>
-      </w:r>
-      <w:r>
-        <w:rPr>
-          <w:rFonts w:ascii="Consolas" w:hAnsi="Consolas"/>
-          <w:b w:val="0"/>
-          <w:color w:val="C7254E"/>
-          <w:sz w:val="20"/>
-        </w:rPr>
-        <w:t>$sql$</w:t>
-      </w:r>
-      <w:r>
-        <w:rPr>
-          <w:b w:val="0"/>
-        </w:rPr>
-        <w:t xml:space="preserve"> 必须落在某个 &lt;Encode&gt; 块内，裸标记会被拦截并弹窗提示；</w:t>
-      </w:r>
-    </w:p>
-    <w:p>
-      <w:pPr>
-        <w:pStyle w:val="ListBullet"/>
-      </w:pPr>
-      <w:r>
-        <w:rPr>
-          <w:b w:val="0"/>
-        </w:rPr>
-        <w:t xml:space="preserve">③ </w:t>
-      </w:r>
-      <w:r>
-        <w:rPr>
-          <w:rFonts w:ascii="Consolas" w:hAnsi="Consolas"/>
-          <w:b w:val="0"/>
-          <w:color w:val="C7254E"/>
-          <w:sz w:val="20"/>
-        </w:rPr>
-        <w:t>数据库类型</w:t>
-      </w:r>
-      <w:r>
-        <w:rPr>
-          <w:b w:val="0"/>
-        </w:rPr>
-        <w:t xml:space="preserve"> 已识别（通道配置页选择或记录带出）；</w:t>
-      </w:r>
-    </w:p>
-    <w:p>
-      <w:pPr>
-        <w:pStyle w:val="ListBullet"/>
-      </w:pPr>
-      <w:r>
-        <w:rPr>
-          <w:b w:val="0"/>
-        </w:rPr>
-        <w:t xml:space="preserve">④ </w:t>
-      </w:r>
-      <w:r>
-        <w:rPr>
-          <w:rFonts w:ascii="Consolas" w:hAnsi="Consolas"/>
-          <w:b w:val="0"/>
-          <w:color w:val="C7254E"/>
-          <w:sz w:val="20"/>
-        </w:rPr>
-        <w:t>注入类型</w:t>
-      </w:r>
-      <w:r>
-        <w:rPr>
-          <w:b w:val="0"/>
-        </w:rPr>
-        <w:t xml:space="preserve"> 已选择；</w:t>
-      </w:r>
-    </w:p>
-    <w:p>
-      <w:pPr>
-        <w:pStyle w:val="ListBullet"/>
-      </w:pPr>
-      <w:r>
-        <w:rPr>
-          <w:b w:val="0"/>
-        </w:rPr>
-        <w:t xml:space="preserve">⑤ </w:t>
-      </w:r>
-      <w:r>
-        <w:rPr>
-          <w:rFonts w:ascii="Consolas" w:hAnsi="Consolas"/>
-          <w:b w:val="0"/>
-          <w:color w:val="C7254E"/>
-          <w:sz w:val="20"/>
-        </w:rPr>
-        <w:t>盲注类</w:t>
-      </w:r>
-      <w:r>
-        <w:rPr>
-          <w:b w:val="0"/>
-        </w:rPr>
-        <w:t>（Bool/时间）需判断值，可用「查找判断值」按钮自动探测；</w:t>
-      </w:r>
-    </w:p>
-    <w:p>
-      <w:pPr>
-        <w:pStyle w:val="ListBullet"/>
-      </w:pPr>
-      <w:r>
-        <w:rPr>
-          <w:b w:val="0"/>
-        </w:rPr>
-        <w:t xml:space="preserve">⑥ </w:t>
-      </w:r>
-      <w:r>
-        <w:rPr>
-          <w:rFonts w:ascii="Consolas" w:hAnsi="Consolas"/>
-          <w:b w:val="0"/>
-          <w:color w:val="C7254E"/>
-          <w:sz w:val="20"/>
-        </w:rPr>
-        <w:t>DNS 通道</w:t>
-      </w:r>
-      <w:r>
-        <w:rPr>
-          <w:b w:val="0"/>
-        </w:rPr>
-        <w:t xml:space="preserve"> 需配置 DNSLog 域名。</w:t>
-      </w:r>
-    </w:p>
-    <w:p>
-      <w:pPr>
-        <w:pStyle w:val="Heading3"/>
-      </w:pPr>
-      <w:r>
-        <w:rPr>
-          <w:b w:val="0"/>
-        </w:rPr>
-        <w:t>A.3 自动记录 = 自动生成手工标记</w:t>
-      </w:r>
-    </w:p>
-    <w:p>
-      <w:r>
-        <w:rPr>
-          <w:b w:val="0"/>
-        </w:rPr>
-        <w:t>恢复注入记录时，引擎按结构化字段（Prefix / Suffix / Where / DBType / VectorTemplate / OrigValue / Place）重烘焙报文并写回编辑器，之后与手工标记走完全相同的管线：</w:t>
-      </w:r>
-      <w:r>
-        <w:rPr>
-          <w:rFonts w:ascii="Consolas" w:hAnsi="Consolas"/>
-          <w:b w:val="0"/>
-          <w:color w:val="C7254E"/>
-          <w:sz w:val="20"/>
-        </w:rPr>
-        <w:t>StrReplace</w:t>
-      </w:r>
-      <w:r>
-        <w:rPr>
-          <w:b w:val="0"/>
-        </w:rPr>
-        <w:t xml:space="preserve"> 按块位置推断编码方式 → 拼接 tamper 链 → 兜底 URL 编码。重烘焙结果可继续手工编辑，不受任何限制。</w:t>
-      </w:r>
-    </w:p>
-    <w:p>
-      <w:pPr>
-        <w:pStyle w:val="Heading3"/>
-      </w:pPr>
-      <w:r>
-        <w:rPr>
-          <w:b w:val="0"/>
-        </w:rPr>
-        <w:t>A.4 自动记录与手工标记对照</w:t>
-      </w:r>
-    </w:p>
-    <w:tbl>
-      <w:tblPr>
-        <w:tblW w:type="auto" w:w="0"/>
-        <w:jc w:val="center"/>
-        <w:tblBorders>
-          <w:top w:val="single" w:sz="4" w:color="B8C2D1"/>
-          <w:left w:val="single" w:sz="4" w:color="B8C2D1"/>
-          <w:bottom w:val="single" w:sz="4" w:color="B8C2D1"/>
-          <w:right w:val="single" w:sz="4" w:color="B8C2D1"/>
-          <w:insideH w:val="single" w:sz="4" w:color="B8C2D1"/>
-          <w:insideV w:val="single" w:sz="4" w:color="B8C2D1"/>
-        </w:tblBorders>
-        <w:tblLayout w:type="fixed"/>
-        <w:tblCellMar>
-          <w:top w:w="40" w:type="dxa"/>
-          <w:left w:w="80" w:type="dxa"/>
-          <w:bottom w:w="40" w:type="dxa"/>
-          <w:right w:w="80" w:type="dxa"/>
-        </w:tblCellMar>
-        <w:tblLook w:firstColumn="1" w:firstRow="1" w:lastColumn="0" w:lastRow="0" w:noHBand="0" w:noVBand="1" w:val="04A0"/>
-      </w:tblPr>
-      <w:tblGrid>
-        <w:gridCol w:w="3249"/>
-        <w:gridCol w:w="3249"/>
-        <w:gridCol w:w="3249"/>
-      </w:tblGrid>
-      <w:tr>
-        <w:tc>
-          <w:tcPr>
-            <w:tcW w:type="dxa" w:w="3249"/>
-          </w:tcPr>
-          <w:p>
-            <w:r>
-              <w:rPr>
-                <w:b/>
-              </w:rPr>
-              <w:t>环节</w:t>
-            </w:r>
-          </w:p>
-        </w:tc>
-        <w:tc>
-          <w:tcPr>
-            <w:tcW w:type="dxa" w:w="3249"/>
-          </w:tcPr>
-          <w:p>
-            <w:r>
-              <w:rPr>
-                <w:b/>
-              </w:rPr>
-              <w:t>自动记录</w:t>
-            </w:r>
-          </w:p>
-        </w:tc>
-        <w:tc>
-          <w:tcPr>
-            <w:tcW w:type="dxa" w:w="3249"/>
-          </w:tcPr>
-          <w:p>
-            <w:r>
-              <w:rPr>
-                <w:b/>
-              </w:rPr>
-              <w:t>手工标记</w:t>
-            </w:r>
-          </w:p>
-        </w:tc>
-      </w:tr>
-      <w:tr>
-        <w:tc>
-          <w:tcPr>
-            <w:tcW w:type="dxa" w:w="3249"/>
-          </w:tcPr>
-          <w:p>
-            <w:r>
-              <w:rPr>
-                <w:b w:val="0"/>
-              </w:rPr>
-              <w:t>报文标记</w:t>
-            </w:r>
-          </w:p>
-        </w:tc>
-        <w:tc>
-          <w:tcPr>
-            <w:tcW w:type="dxa" w:w="3249"/>
-          </w:tcPr>
-          <w:p>
-            <w:r>
-              <w:rPr>
-                <w:b w:val="0"/>
-              </w:rPr>
-              <w:t>恢复记录时按结构化字段重烘焙写入编辑器</w:t>
-            </w:r>
-          </w:p>
-        </w:tc>
-        <w:tc>
-          <w:tcPr>
-            <w:tcW w:type="dxa" w:w="3249"/>
-          </w:tcPr>
-          <w:p>
-            <w:r>
-              <w:rPr>
-                <w:rFonts w:ascii="Consolas" w:hAnsi="Consolas"/>
-                <w:b w:val="0"/>
-                <w:color w:val="C7254E"/>
-                <w:sz w:val="20"/>
-              </w:rPr>
-              <w:t>在请求报文中手插 &lt;Encode&gt; 块与 $sql$</w:t>
-            </w:r>
-          </w:p>
-        </w:tc>
-      </w:tr>
-      <w:tr>
-        <w:tc>
-          <w:tcPr>
-            <w:tcW w:type="dxa" w:w="3249"/>
-          </w:tcPr>
-          <w:p>
-            <w:r>
-              <w:rPr>
-                <w:b w:val="0"/>
-              </w:rPr>
-              <w:t>库类型 / 注入类型</w:t>
-            </w:r>
-          </w:p>
-        </w:tc>
-        <w:tc>
-          <w:tcPr>
-            <w:tcW w:type="dxa" w:w="3249"/>
-          </w:tcPr>
-          <w:p>
-            <w:r>
-              <w:rPr>
-                <w:b w:val="0"/>
-              </w:rPr>
-              <w:t>记录自动带出</w:t>
-            </w:r>
-          </w:p>
-        </w:tc>
-        <w:tc>
-          <w:tcPr>
-            <w:tcW w:type="dxa" w:w="3249"/>
-          </w:tcPr>
-          <w:p>
-            <w:r>
-              <w:rPr>
-                <w:b w:val="0"/>
-              </w:rPr>
-              <w:t>通道配置页手工选择</w:t>
-            </w:r>
-          </w:p>
-        </w:tc>
-      </w:tr>
-      <w:tr>
-        <w:tc>
-          <w:tcPr>
-            <w:tcW w:type="dxa" w:w="3249"/>
-          </w:tcPr>
-          <w:p>
-            <w:r>
-              <w:rPr>
-                <w:b w:val="0"/>
-              </w:rPr>
-              <w:t>判断值 / Union 列数显示位</w:t>
-            </w:r>
-          </w:p>
-        </w:tc>
-        <w:tc>
-          <w:tcPr>
-            <w:tcW w:type="dxa" w:w="3249"/>
-          </w:tcPr>
-          <w:p>
-            <w:r>
-              <w:rPr>
-                <w:b w:val="0"/>
-              </w:rPr>
-              <w:t>记录带出，可用「查找判断值」重新探测</w:t>
-            </w:r>
-          </w:p>
-        </w:tc>
-        <w:tc>
-          <w:tcPr>
-            <w:tcW w:type="dxa" w:w="3249"/>
-          </w:tcPr>
-          <w:p>
-            <w:r>
-              <w:rPr>
-                <w:b w:val="0"/>
-              </w:rPr>
-              <w:t>手填或点「查找判断值」自动探测</w:t>
-            </w:r>
-          </w:p>
-        </w:tc>
-      </w:tr>
-      <w:tr>
-        <w:tc>
-          <w:tcPr>
-            <w:tcW w:type="dxa" w:w="3249"/>
-          </w:tcPr>
-          <w:p>
-            <w:r>
-              <w:rPr>
-                <w:rFonts w:ascii="Consolas" w:hAnsi="Consolas"/>
-                <w:b w:val="0"/>
-                <w:color w:val="C7254E"/>
-                <w:sz w:val="20"/>
-              </w:rPr>
-              <w:t>base64 参数</w:t>
-            </w:r>
-          </w:p>
-        </w:tc>
-        <w:tc>
-          <w:tcPr>
-            <w:tcW w:type="dxa" w:w="3249"/>
-          </w:tcPr>
-          <w:p>
-            <w:r>
-              <w:rPr>
-                <w:rFonts w:ascii="Consolas" w:hAnsi="Consolas"/>
-                <w:b w:val="0"/>
-                <w:color w:val="C7254E"/>
-                <w:sz w:val="20"/>
-              </w:rPr>
-              <w:t>命中点自动启用内置 base64encode 工具，记录显示带 · base64 后缀</w:t>
-            </w:r>
-          </w:p>
-        </w:tc>
-        <w:tc>
-          <w:tcPr>
-            <w:tcW w:type="dxa" w:w="3249"/>
-          </w:tcPr>
-          <w:p>
-            <w:r>
-              <w:rPr>
-                <w:rFonts w:ascii="Consolas" w:hAnsi="Consolas"/>
-                <w:b w:val="0"/>
-                <w:color w:val="C7254E"/>
-                <w:sz w:val="20"/>
-              </w:rPr>
-              <w:t>基底值并入 &lt;Encode&gt; 块内 + 编码处理页手动启用 base64encode</w:t>
-            </w:r>
-          </w:p>
-        </w:tc>
-      </w:tr>
-    </w:tbl>
-    <w:p/>
-    <w:p>
-      <w:pPr>
-        <w:pStyle w:val="Heading3"/>
-      </w:pPr>
-      <w:r>
-        <w:rPr>
-          <w:b w:val="0"/>
-        </w:rPr>
-        <w:t>A.5 通道配置是另一半</w:t>
-      </w:r>
-    </w:p>
-    <w:p>
-      <w:r>
-        <w:rPr>
-          <w:b w:val="0"/>
-        </w:rPr>
-        <w:t>报文标记解决“往哪注”，通道配置（库类型 / 注入类型 / 判断值 / Union 列数与显示位）解决“怎么判”。自动记录恢复时两者一并带出；手工标记时需在通道配置页补齐，缺一不可。</w:t>
-      </w:r>
-    </w:p>
-    <w:p>
-      <w:pPr>
-        <w:pStyle w:val="Heading3"/>
-      </w:pPr>
-      <w:r>
-        <w:rPr>
-          <w:b w:val="0"/>
-        </w:rPr>
-        <w:t>A.6 base64 参数的特殊形态</w:t>
-      </w:r>
-    </w:p>
-    <w:p>
-      <w:r>
-        <w:rPr>
-          <w:b w:val="0"/>
-        </w:rPr>
-        <w:t xml:space="preserve">参数整体按 base64 传输时，基底值并入块内，例如 </w:t>
-      </w:r>
-      <w:r>
-        <w:rPr>
-          <w:rFonts w:ascii="Consolas" w:hAnsi="Consolas"/>
-          <w:b w:val="0"/>
-          <w:color w:val="C7254E"/>
-          <w:sz w:val="20"/>
-        </w:rPr>
-        <w:t>q=&lt;Encode&gt;1 and $sql$#&lt;/Encode&gt;</w:t>
-      </w:r>
-      <w:r>
-        <w:rPr>
-          <w:b w:val="0"/>
-        </w:rPr>
-        <w:t xml:space="preserve">，整个块（含基值与注入语句）编码后放入参数；同时启用内置 </w:t>
-      </w:r>
-      <w:r>
-        <w:rPr>
-          <w:rFonts w:ascii="Consolas" w:hAnsi="Consolas"/>
-          <w:b w:val="0"/>
-          <w:color w:val="C7254E"/>
-          <w:sz w:val="20"/>
-        </w:rPr>
-        <w:t>base64encode</w:t>
-      </w:r>
-      <w:r>
-        <w:rPr>
-          <w:b w:val="0"/>
-        </w:rPr>
-        <w:t xml:space="preserve"> 编码工具。语义等价于 sqlmap 的 </w:t>
-      </w:r>
-      <w:r>
-        <w:rPr>
-          <w:rFonts w:ascii="Consolas" w:hAnsi="Consolas"/>
-          <w:b w:val="0"/>
-          <w:color w:val="C7254E"/>
-          <w:sz w:val="20"/>
-        </w:rPr>
-        <w:t>--base64</w:t>
-      </w:r>
-      <w:r>
-        <w:rPr>
-          <w:b w:val="0"/>
-        </w:rPr>
-        <w:t xml:space="preserve"> 参数。</w:t>
-      </w:r>
-    </w:p>
-    <w:p>
-      <w:pPr>
-        <w:pStyle w:val="Heading3"/>
-      </w:pPr>
-      <w:r>
-        <w:rPr>
-          <w:b w:val="0"/>
-        </w:rPr>
-        <w:t>A.7 where=3 参数替换点</w:t>
-      </w:r>
-    </w:p>
-    <w:p>
-      <w:r>
-        <w:rPr>
-          <w:b w:val="0"/>
-        </w:rPr>
-        <w:t>自动记录用 vector 模板保存替换点（</w:t>
-      </w:r>
-      <w:r>
-        <w:rPr>
-          <w:rFonts w:ascii="Consolas" w:hAnsi="Consolas"/>
-          <w:b w:val="0"/>
-          <w:color w:val="C7254E"/>
-          <w:sz w:val="20"/>
-        </w:rPr>
-        <w:t>[INFERENCE]</w:t>
-      </w:r>
-      <w:r>
-        <w:rPr>
-          <w:b w:val="0"/>
-        </w:rPr>
-        <w:t xml:space="preserve"> / </w:t>
-      </w:r>
-      <w:r>
-        <w:rPr>
-          <w:rFonts w:ascii="Consolas" w:hAnsi="Consolas"/>
-          <w:b w:val="0"/>
-          <w:color w:val="C7254E"/>
-          <w:sz w:val="20"/>
-        </w:rPr>
-        <w:t>[QUERY]</w:t>
-      </w:r>
-      <w:r>
-        <w:rPr>
-          <w:b w:val="0"/>
-        </w:rPr>
-        <w:t xml:space="preserve"> 槽位在恢复时替换为 </w:t>
-      </w:r>
-      <w:r>
-        <w:rPr>
-          <w:rFonts w:ascii="Consolas" w:hAnsi="Consolas"/>
-          <w:b w:val="0"/>
-          <w:color w:val="C7254E"/>
-          <w:sz w:val="20"/>
-        </w:rPr>
-        <w:t>$sql$</w:t>
-      </w:r>
-      <w:r>
-        <w:rPr>
-          <w:b w:val="0"/>
-        </w:rPr>
-        <w:t>）；手工标记按同一模板书写即可。</w:t>
-      </w:r>
-    </w:p>
-    <w:p>
-      <w:pPr>
-        <w:pStyle w:val="Heading3"/>
-      </w:pPr>
-      <w:r>
-        <w:rPr>
-          <w:b w:val="0"/>
-        </w:rPr>
-        <w:t>A.8 现行标记总表</w:t>
-      </w:r>
-    </w:p>
-    <w:tbl>
-      <w:tblPr>
-        <w:tblW w:type="auto" w:w="0"/>
-        <w:jc w:val="center"/>
-        <w:tblBorders>
-          <w:top w:val="single" w:sz="4" w:color="B8C2D1"/>
-          <w:left w:val="single" w:sz="4" w:color="B8C2D1"/>
-          <w:bottom w:val="single" w:sz="4" w:color="B8C2D1"/>
-          <w:right w:val="single" w:sz="4" w:color="B8C2D1"/>
-          <w:insideH w:val="single" w:sz="4" w:color="B8C2D1"/>
-          <w:insideV w:val="single" w:sz="4" w:color="B8C2D1"/>
-        </w:tblBorders>
-        <w:tblLayout w:type="fixed"/>
-        <w:tblCellMar>
-          <w:top w:w="40" w:type="dxa"/>
-          <w:left w:w="80" w:type="dxa"/>
-          <w:bottom w:w="40" w:type="dxa"/>
-          <w:right w:w="80" w:type="dxa"/>
-        </w:tblCellMar>
-        <w:tblLook w:firstColumn="1" w:firstRow="1" w:lastColumn="0" w:lastRow="0" w:noHBand="0" w:noVBand="1" w:val="04A0"/>
-      </w:tblPr>
-      <w:tblGrid>
-        <w:gridCol w:w="3249"/>
-        <w:gridCol w:w="3249"/>
-        <w:gridCol w:w="3249"/>
-      </w:tblGrid>
-      <w:tr>
-        <w:tc>
-          <w:tcPr>
-            <w:tcW w:type="dxa" w:w="3249"/>
-          </w:tcPr>
-          <w:p>
-            <w:r>
-              <w:rPr>
-                <w:b/>
-              </w:rPr>
-              <w:t>标记</w:t>
-            </w:r>
-          </w:p>
-        </w:tc>
-        <w:tc>
-          <w:tcPr>
-            <w:tcW w:type="dxa" w:w="3249"/>
-          </w:tcPr>
-          <w:p>
-            <w:r>
-              <w:rPr>
-                <w:b/>
-              </w:rPr>
-              <w:t>性质</w:t>
-            </w:r>
-          </w:p>
-        </w:tc>
-        <w:tc>
-          <w:tcPr>
-            <w:tcW w:type="dxa" w:w="3249"/>
-          </w:tcPr>
-          <w:p>
-            <w:r>
-              <w:rPr>
-                <w:b/>
-              </w:rPr>
-              <w:t>含义</w:t>
-            </w:r>
-          </w:p>
-        </w:tc>
-      </w:tr>
-      <w:tr>
-        <w:tc>
-          <w:tcPr>
-            <w:tcW w:type="dxa" w:w="3249"/>
-          </w:tcPr>
-          <w:p>
-            <w:r>
-              <w:rPr>
-                <w:rFonts w:ascii="Consolas" w:hAnsi="Consolas"/>
-                <w:b w:val="0"/>
-                <w:color w:val="C7254E"/>
-                <w:sz w:val="20"/>
-              </w:rPr>
-              <w:t>&lt;Encode&gt;…&lt;/Encode&gt;</w:t>
-            </w:r>
-          </w:p>
-        </w:tc>
-        <w:tc>
-          <w:tcPr>
-            <w:tcW w:type="dxa" w:w="3249"/>
-          </w:tcPr>
-          <w:p>
-            <w:r>
-              <w:rPr>
-                <w:b w:val="0"/>
-              </w:rPr>
-              <w:t>用户标记</w:t>
-            </w:r>
-          </w:p>
-        </w:tc>
-        <w:tc>
-          <w:tcPr>
-            <w:tcW w:type="dxa" w:w="3249"/>
-          </w:tcPr>
-          <w:p>
-            <w:r>
-              <w:rPr>
-                <w:b w:val="0"/>
-              </w:rPr>
-              <w:t>注入编码块：$sql$ 必须落在其中；按块位置推断编码后接 tamper 链，兜底 URL 编码</w:t>
-            </w:r>
-          </w:p>
-        </w:tc>
-      </w:tr>
-      <w:tr>
-        <w:tc>
-          <w:tcPr>
-            <w:tcW w:type="dxa" w:w="3249"/>
-          </w:tcPr>
-          <w:p>
-            <w:r>
-              <w:rPr>
-                <w:rFonts w:ascii="Consolas" w:hAnsi="Consolas"/>
-                <w:b w:val="0"/>
-                <w:color w:val="C7254E"/>
-                <w:sz w:val="20"/>
-              </w:rPr>
-              <w:t>&lt;DRule&gt;标记名:占位值&lt;DRule&gt;</w:t>
-            </w:r>
-          </w:p>
-        </w:tc>
-        <w:tc>
-          <w:tcPr>
-            <w:tcW w:type="dxa" w:w="3249"/>
-          </w:tcPr>
-          <w:p>
-            <w:r>
-              <w:rPr>
-                <w:b w:val="0"/>
-              </w:rPr>
-              <w:t>用户标记</w:t>
-            </w:r>
-          </w:p>
-        </w:tc>
-        <w:tc>
-          <w:tcPr>
-            <w:tcW w:type="dxa" w:w="3249"/>
-          </w:tcPr>
-          <w:p>
-            <w:r>
-              <w:rPr>
-                <w:b w:val="0"/>
-              </w:rPr>
-              <w:t>动态规则替换点：发包前由对应动态规则（请求抓取 / 脚本生成）填充，冒号后为占位兜底值</w:t>
-            </w:r>
-          </w:p>
-        </w:tc>
-      </w:tr>
-      <w:tr>
-        <w:tc>
-          <w:tcPr>
-            <w:tcW w:type="dxa" w:w="3249"/>
-          </w:tcPr>
-          <w:p>
-            <w:r>
-              <w:rPr>
-                <w:rFonts w:ascii="Consolas" w:hAnsi="Consolas"/>
-                <w:b w:val="0"/>
-                <w:color w:val="C7254E"/>
-                <w:sz w:val="20"/>
-              </w:rPr>
-              <w:t>$sql$</w:t>
-            </w:r>
-          </w:p>
-        </w:tc>
-        <w:tc>
-          <w:tcPr>
-            <w:tcW w:type="dxa" w:w="3249"/>
-          </w:tcPr>
-          <w:p>
-            <w:r>
-              <w:rPr>
-                <w:b w:val="0"/>
-              </w:rPr>
-              <w:t>内部标记</w:t>
-            </w:r>
-          </w:p>
-        </w:tc>
-        <w:tc>
-          <w:tcPr>
-            <w:tcW w:type="dxa" w:w="3249"/>
-          </w:tcPr>
-          <w:p>
-            <w:r>
-              <w:rPr>
-                <w:b w:val="0"/>
-              </w:rPr>
-              <w:t>取数 SQL 拼接槽位，全报文唯一</w:t>
-            </w:r>
-          </w:p>
-        </w:tc>
-      </w:tr>
-      <w:tr>
-        <w:tc>
-          <w:tcPr>
-            <w:tcW w:type="dxa" w:w="3249"/>
-          </w:tcPr>
-          <w:p>
-            <w:r>
-              <w:rPr>
-                <w:rFonts w:ascii="Consolas" w:hAnsi="Consolas"/>
-                <w:b w:val="0"/>
-                <w:color w:val="C7254E"/>
-                <w:sz w:val="20"/>
-              </w:rPr>
-              <w:t>&lt;Sencond:标记名&gt;…&lt;/Sencond&gt;</w:t>
-            </w:r>
-          </w:p>
-        </w:tc>
-        <w:tc>
-          <w:tcPr>
-            <w:tcW w:type="dxa" w:w="3249"/>
-          </w:tcPr>
-          <w:p>
-            <w:r>
-              <w:rPr>
-                <w:b w:val="0"/>
-              </w:rPr>
-              <w:t>内部标记</w:t>
-            </w:r>
-          </w:p>
-        </w:tc>
-        <w:tc>
-          <w:tcPr>
-            <w:tcW w:type="dxa" w:w="3249"/>
-          </w:tcPr>
-          <w:p>
-            <w:r>
-              <w:rPr>
-                <w:b w:val="0"/>
-              </w:rPr>
-              <w:t>二次注入后置规则指令，发包前剔除，不随请求发出</w:t>
-            </w:r>
-          </w:p>
-        </w:tc>
-      </w:tr>
-      <w:tr>
-        <w:tc>
-          <w:tcPr>
-            <w:tcW w:type="dxa" w:w="3249"/>
-          </w:tcPr>
-          <w:p>
-            <w:r>
-              <w:rPr>
-                <w:rFonts w:ascii="Consolas" w:hAnsi="Consolas"/>
-                <w:b w:val="0"/>
-                <w:color w:val="C7254E"/>
-                <w:sz w:val="20"/>
-              </w:rPr>
-              <w:t>&lt;Rand&gt; / &lt;EncodeRaw&gt; / &lt;EncodeBase64&gt;</w:t>
-            </w:r>
-          </w:p>
-        </w:tc>
-        <w:tc>
-          <w:tcPr>
-            <w:tcW w:type="dxa" w:w="3249"/>
-          </w:tcPr>
-          <w:p>
-            <w:r>
-              <w:rPr>
-                <w:b w:val="0"/>
-              </w:rPr>
-              <w:t>已废弃</w:t>
-            </w:r>
-          </w:p>
-        </w:tc>
-        <w:tc>
-          <w:tcPr>
-            <w:tcW w:type="dxa" w:w="3249"/>
-          </w:tcPr>
-          <w:p>
-            <w:r>
-              <w:rPr>
-                <w:b w:val="0"/>
-              </w:rPr>
-              <w:t>旧版标记，已从解析器、高亮与文档中移除，请勿使用</w:t>
-            </w:r>
-          </w:p>
-        </w:tc>
-      </w:tr>
-    </w:tbl>
-    <w:p/>
     <w:p>
       <w:r>
         <w:rPr>

--- a/doc/SuperSQLInjectionV2 使用手册.docx
+++ b/doc/SuperSQLInjectionV2 使用手册.docx
@@ -3010,7 +3010,7 @@
           <w:b w:val="0"/>
           <w:i w:val="0"/>
         </w:rPr>
-        <w:t>：对每次响应计算与基准页面的相似度，自动识别"软 404"、WAF 拦截页、动态噪声（广告位、时间戳），Bool 盲注判断以相似度为主、关键字为辅，显著降低误报。</w:t>
+        <w:t>：对每次响应计算与基准页面的相似度，自动识别"软 404"、WAF 拦截页、动态噪声（广告位、时间戳）；Bool 盲注判断依据按"关键字 → 状态码 → 长度 → 页面相似度"顺序自动选取（详见 6.1 节"Bool 盲注判断方式"），高动态页面自动走三档兜底比对，显著降低误报。</w:t>
       </w:r>
     </w:p>
     <w:p>
@@ -3742,7 +3742,195 @@
           <w:b w:val="0"/>
           <w:i w:val="0"/>
         </w:rPr>
-        <w:t>：真 / 假判断的关键字、相似度阈值、比值阈值；</w:t>
+        <w:t>：真 / 假判断方式（关键字 / 关键字正则 / 状态码 / 响应长度 / 长度大于 / 页面相似度）、判断值、反取开关；</w:t>
+      </w:r>
+    </w:p>
+    <w:p>
+      <w:pPr>
+        <w:pStyle w:val="ListBullet2"/>
+        <w:spacing w:after="40"/>
+      </w:pPr>
+      <w:r>
+        <w:rPr>
+          <w:b w:val="0"/>
+          <w:i w:val="0"/>
+        </w:rPr>
+      </w:r>
+      <w:r>
+        <w:rPr>
+          <w:b/>
+          <w:i w:val="0"/>
+        </w:rPr>
+        <w:t>Bool 盲注判断方式（自动选择逻辑，sqlmap 同款语义增强）</w:t>
+      </w:r>
+      <w:r>
+        <w:rPr>
+          <w:b w:val="0"/>
+          <w:i w:val="0"/>
+        </w:rPr>
+        <w:t xml:space="preserve">：检测命中盲注后自动选取判断依据，优先级为 </w:t>
+      </w:r>
+      <w:r>
+        <w:rPr>
+          <w:b/>
+          <w:i w:val="0"/>
+        </w:rPr>
+        <w:t>关键字 → 状态码 → 长度（大于/小于）→ 页面相似度</w:t>
+      </w:r>
+      <w:r>
+        <w:rPr>
+          <w:b w:val="0"/>
+          <w:i w:val="0"/>
+        </w:rPr>
+        <w:t>；选出的方式会用</w:t>
+      </w:r>
+      <w:r>
+        <w:rPr>
+          <w:b/>
+          <w:i w:val="0"/>
+        </w:rPr>
+        <w:t>第二组全新真/假响应回放验证</w:t>
+      </w:r>
+      <w:r>
+        <w:rPr>
+          <w:b w:val="0"/>
+          <w:i w:val="0"/>
+        </w:rPr>
+        <w:t>（零额外发包），失败则重选一轮，仍失败才降级相似度。各方式适用场景：</w:t>
+      </w:r>
+    </w:p>
+    <w:p>
+      <w:pPr>
+        <w:pStyle w:val="ListBullet2"/>
+        <w:spacing w:after="40"/>
+      </w:pPr>
+      <w:r>
+        <w:rPr>
+          <w:b w:val="0"/>
+          <w:i w:val="0"/>
+        </w:rPr>
+      </w:r>
+      <w:r>
+        <w:rPr>
+          <w:b/>
+          <w:i w:val="0"/>
+        </w:rPr>
+        <w:t>关键字 / 关键字正则</w:t>
+      </w:r>
+      <w:r>
+        <w:rPr>
+          <w:b w:val="0"/>
+          <w:i w:val="0"/>
+        </w:rPr>
+        <w:t>（首选）：页面稳定且真假页有稳定文本差异（如"共 N 条"vs"暂无数据"）——判定是纳秒级字符串匹配，最快最确定；自动选词只从</w:t>
+      </w:r>
+      <w:r>
+        <w:rPr>
+          <w:b/>
+          <w:i w:val="0"/>
+        </w:rPr>
+        <w:t>清动态后的模板稳定区</w:t>
+      </w:r>
+      <w:r>
+        <w:rPr>
+          <w:b w:val="0"/>
+          <w:i w:val="0"/>
+        </w:rPr>
+        <w:t>挑候选（时间戳/广告位等动态区 token 不会入选），并在原始真/假页上保守验证；页面动态但真假差异词稳定时，手工指定关键字仍然可靠且比相似度便宜；</w:t>
+      </w:r>
+    </w:p>
+    <w:p>
+      <w:pPr>
+        <w:pStyle w:val="ListBullet2"/>
+        <w:spacing w:after="40"/>
+      </w:pPr>
+      <w:r>
+        <w:rPr>
+          <w:b w:val="0"/>
+          <w:i w:val="0"/>
+        </w:rPr>
+      </w:r>
+      <w:r>
+        <w:rPr>
+          <w:b/>
+          <w:i w:val="0"/>
+        </w:rPr>
+        <w:t>状态码 / 长度</w:t>
+      </w:r>
+      <w:r>
+        <w:rPr>
+          <w:b w:val="0"/>
+          <w:i w:val="0"/>
+        </w:rPr>
+        <w:t>：真假页状态码或响应长度有稳定差异时自动采用；</w:t>
+      </w:r>
+    </w:p>
+    <w:p>
+      <w:pPr>
+        <w:pStyle w:val="ListBullet2"/>
+        <w:spacing w:after="40"/>
+      </w:pPr>
+      <w:r>
+        <w:rPr>
+          <w:b w:val="0"/>
+          <w:i w:val="0"/>
+        </w:rPr>
+      </w:r>
+      <w:r>
+        <w:rPr>
+          <w:b/>
+          <w:i w:val="0"/>
+        </w:rPr>
+        <w:t>页面相似度</w:t>
+      </w:r>
+      <w:r>
+        <w:rPr>
+          <w:b w:val="0"/>
+          <w:i w:val="0"/>
+        </w:rPr>
+        <w:t>（高动态兜底）：离散依据回放均失败（页面每次内容都变，无稳定离散特征）时自动降级——比对基准按检测期确定的</w:t>
+      </w:r>
+      <w:r>
+        <w:rPr>
+          <w:b/>
+          <w:i w:val="0"/>
+        </w:rPr>
+        <w:t>三档兜底</w:t>
+      </w:r>
+      <w:r>
+        <w:rPr>
+          <w:b w:val="0"/>
+          <w:i w:val="0"/>
+        </w:rPr>
+        <w:t xml:space="preserve">档位携带：清动态模板（默认）→ 结构骨架（字节不稳定但标签/class/id 骨架稳定，sqlmap pageStructurallyStable 同款）→ 纯文本（骨架也不稳，sqlmap --text-only 同款）；判定阈值取两组真/假页相似度中点，随注入记录持久化，恢复记录即可用。判定为 </w:t>
+      </w:r>
+      <w:r>
+        <w:rPr>
+          <w:b/>
+          <w:i w:val="0"/>
+        </w:rPr>
+        <w:t>sqlmap 三段式</w:t>
+      </w:r>
+      <w:r>
+        <w:rPr>
+          <w:b w:val="0"/>
+          <w:i w:val="0"/>
+        </w:rPr>
+        <w:t>：ratio ≥ 0.98 快判真、≤ 0.02 快判假、贴近阈值（±0.01 灰区）时</w:t>
+      </w:r>
+      <w:r>
+        <w:rPr>
+          <w:b/>
+          <w:i w:val="0"/>
+        </w:rPr>
+        <w:t>原请求自动重发</w:t>
+      </w:r>
+      <w:r>
+        <w:rPr>
+          <w:b w:val="0"/>
+          <w:i w:val="0"/>
+        </w:rPr>
+        <w:t>（最多 2 次），仍落灰区才近侧硬判并日志留痕——模糊响应不再硬归类，避免一个错比特污染一个字符；</w:t>
       </w:r>
     </w:p>
     <w:p>
@@ -17239,7 +17427,7 @@
           <w:b w:val="0"/>
           <w:i w:val="0"/>
         </w:rPr>
-        <w:t xml:space="preserve"> 收窄数据库类型 + 穷举模式；④ 看「请求日志」响应是否被 WAF 拦截，是则配置编码处理 / 字符替换 / 随机 UA / 延时；⑤ 页面噪声大时确认 Bool 盲注走相似度判断（默认开启）。</w:t>
+        <w:t xml:space="preserve"> 收窄数据库类型 + 穷举模式；④ 看「请求日志」响应是否被 WAF 拦截，是则配置编码处理 / 字符替换 / 随机 UA / 延时；⑤ 高动态页面（每次响应都变）确认日志是否出现"切换为按页面结构比对 / text-only 比对 / 降级为页面相似度判定"，取数异常时可在通道配置手工指定稳定关键字。</w:t>
       </w:r>
     </w:p>
     <w:p>
